--- a/Notes on Research papers/Nowcasting.docx
+++ b/Notes on Research papers/Nowcasting.docx
@@ -5047,673 +5047,6 @@
           <w:szCs w:val="28"/>
         </w:rPr>
       </w:pPr>
-      <w:r>
-        <w:rPr>
-          <w:b/>
-          <w:bCs/>
-          <w:sz w:val="28"/>
-          <w:szCs w:val="28"/>
-        </w:rPr>
-        <w:br w:type="page"/>
-      </w:r>
-    </w:p>
-    <w:p>
-      <w:pPr>
-        <w:rPr>
-          <w:b/>
-          <w:bCs/>
-          <w:sz w:val="28"/>
-          <w:szCs w:val="28"/>
-        </w:rPr>
-      </w:pPr>
-      <w:r>
-        <w:rPr>
-          <w:b/>
-          <w:bCs/>
-          <w:sz w:val="28"/>
-          <w:szCs w:val="28"/>
-        </w:rPr>
-        <w:lastRenderedPageBreak/>
-        <w:t>PAPER:</w:t>
-      </w:r>
-      <w:r>
-        <w:rPr>
-          <w:sz w:val="28"/>
-          <w:szCs w:val="28"/>
-        </w:rPr>
-        <w:t xml:space="preserve"> </w:t>
-      </w:r>
-      <w:r>
-        <w:rPr>
-          <w:b/>
-          <w:bCs/>
-          <w:sz w:val="28"/>
-          <w:szCs w:val="28"/>
-        </w:rPr>
-        <w:t>Skilful Precipitation Nowcasting using Deep Generative Models of Radar (DGMR)</w:t>
-      </w:r>
-      <w:r>
-        <w:rPr>
-          <w:sz w:val="28"/>
-          <w:szCs w:val="28"/>
-        </w:rPr>
-        <w:t xml:space="preserve">, </w:t>
-      </w:r>
-      <w:r>
-        <w:rPr>
-          <w:b/>
-          <w:bCs/>
-          <w:sz w:val="28"/>
-          <w:szCs w:val="28"/>
-        </w:rPr>
-        <w:t>Nature 597 (2021), DOI: 10.1038/s41586-021-03854-z</w:t>
-      </w:r>
-    </w:p>
-    <w:p>
-      <w:pPr>
-        <w:rPr>
-          <w:b/>
-          <w:bCs/>
-          <w:sz w:val="28"/>
-          <w:szCs w:val="28"/>
-        </w:rPr>
-      </w:pPr>
-    </w:p>
-    <w:p>
-      <w:pPr>
-        <w:rPr>
-          <w:b/>
-          <w:bCs/>
-        </w:rPr>
-      </w:pPr>
-      <w:r>
-        <w:rPr>
-          <w:b/>
-          <w:bCs/>
-        </w:rPr>
-        <w:t>Brief Description:</w:t>
-      </w:r>
-    </w:p>
-    <w:p>
-      <w:pPr>
-        <w:rPr>
-          <w:b/>
-          <w:bCs/>
-          <w:sz w:val="28"/>
-          <w:szCs w:val="28"/>
-        </w:rPr>
-      </w:pPr>
-      <w:r>
-        <w:rPr>
-          <w:b/>
-          <w:bCs/>
-          <w:sz w:val="28"/>
-          <w:szCs w:val="28"/>
-        </w:rPr>
-        <w:t>Overview:</w:t>
-      </w:r>
-    </w:p>
-    <w:p>
-      <w:pPr>
-        <w:pStyle w:val="ListParagraph"/>
-        <w:numPr>
-          <w:ilvl w:val="0"/>
-          <w:numId w:val="1"/>
-        </w:numPr>
-      </w:pPr>
-      <w:r>
-        <w:t xml:space="preserve">This is the </w:t>
-      </w:r>
-      <w:r>
-        <w:rPr>
-          <w:b/>
-          <w:bCs/>
-        </w:rPr>
-        <w:t>DeepMind and Met Office</w:t>
-      </w:r>
-      <w:r>
-        <w:t xml:space="preserve"> paper that really put generative models on the map for nowcasting. It introduces </w:t>
-      </w:r>
-      <w:r>
-        <w:rPr>
-          <w:b/>
-          <w:bCs/>
-        </w:rPr>
-        <w:t>DGMR</w:t>
-      </w:r>
-      <w:r>
-        <w:t xml:space="preserve">, a deep generative model of radar for </w:t>
-      </w:r>
-      <w:r>
-        <w:rPr>
-          <w:b/>
-          <w:bCs/>
-        </w:rPr>
-        <w:t>0 to 90 minute</w:t>
-      </w:r>
-      <w:r>
-        <w:t xml:space="preserve"> rainfall prediction over the UK.</w:t>
-      </w:r>
-    </w:p>
-    <w:p>
-      <w:pPr>
-        <w:pStyle w:val="ListParagraph"/>
-        <w:numPr>
-          <w:ilvl w:val="0"/>
-          <w:numId w:val="1"/>
-        </w:numPr>
-      </w:pPr>
-      <w:r>
-        <w:t xml:space="preserve">The whole pitch is solving the two big complaints at once. Traditional methods like </w:t>
-      </w:r>
-      <w:r>
-        <w:rPr>
-          <w:b/>
-          <w:bCs/>
-        </w:rPr>
-        <w:t>PySTEPS</w:t>
-      </w:r>
-      <w:r>
-        <w:t xml:space="preserve"> struggle with non-linear events like </w:t>
-      </w:r>
-      <w:r>
-        <w:rPr>
-          <w:b/>
-          <w:bCs/>
-        </w:rPr>
-        <w:t>convective initiation</w:t>
-      </w:r>
-      <w:r>
-        <w:t xml:space="preserve">, and earlier deep learning methods go </w:t>
-      </w:r>
-      <w:r>
-        <w:rPr>
-          <w:b/>
-          <w:bCs/>
-        </w:rPr>
-        <w:t>blurry</w:t>
-      </w:r>
-      <w:r>
-        <w:t xml:space="preserve"> at longer lead times and miss the heavier rain that actually matters.</w:t>
-      </w:r>
-    </w:p>
-    <w:p>
-      <w:pPr>
-        <w:rPr>
-          <w:b/>
-          <w:bCs/>
-          <w:sz w:val="28"/>
-          <w:szCs w:val="28"/>
-        </w:rPr>
-      </w:pPr>
-      <w:r>
-        <w:rPr>
-          <w:b/>
-          <w:bCs/>
-          <w:sz w:val="28"/>
-          <w:szCs w:val="28"/>
-        </w:rPr>
-        <w:t>Training:</w:t>
-      </w:r>
-    </w:p>
-    <w:p>
-      <w:pPr>
-        <w:pStyle w:val="ListParagraph"/>
-        <w:numPr>
-          <w:ilvl w:val="0"/>
-          <w:numId w:val="1"/>
-        </w:numPr>
-      </w:pPr>
-      <w:r>
-        <w:t xml:space="preserve">It is a </w:t>
-      </w:r>
-      <w:r>
-        <w:rPr>
-          <w:b/>
-          <w:bCs/>
-        </w:rPr>
-        <w:t>conditional GAN</w:t>
-      </w:r>
-      <w:r>
-        <w:t xml:space="preserve"> setup. A </w:t>
-      </w:r>
-      <w:r>
-        <w:rPr>
-          <w:b/>
-          <w:bCs/>
-        </w:rPr>
-        <w:t>generator</w:t>
-      </w:r>
-      <w:r>
-        <w:t xml:space="preserve"> takes the last 4 radar frames (the previous 20 minutes) and produces 18 future frames (the next 90 minutes), and it can sample many different futures because of latent random vectors.</w:t>
-      </w:r>
-    </w:p>
-    <w:p>
-      <w:pPr>
-        <w:pStyle w:val="ListParagraph"/>
-        <w:numPr>
-          <w:ilvl w:val="0"/>
-          <w:numId w:val="1"/>
-        </w:numPr>
-      </w:pPr>
-      <w:r>
-        <w:t xml:space="preserve">Learning is driven by three things. A </w:t>
-      </w:r>
-      <w:r>
-        <w:rPr>
-          <w:b/>
-          <w:bCs/>
-        </w:rPr>
-        <w:t>spatial discriminator</w:t>
-      </w:r>
-      <w:r>
-        <w:t xml:space="preserve"> that keeps each frame sharp and realistic, a </w:t>
-      </w:r>
-      <w:r>
-        <w:rPr>
-          <w:b/>
-          <w:bCs/>
-        </w:rPr>
-        <w:t>temporal discriminator</w:t>
-      </w:r>
-      <w:r>
-        <w:t xml:space="preserve"> (3D convolutions) that keeps the sequence consistent over time and not jumpy, and a </w:t>
-      </w:r>
-      <w:r>
-        <w:rPr>
-          <w:b/>
-          <w:bCs/>
-        </w:rPr>
-        <w:t>grid cell regularization</w:t>
-      </w:r>
-      <w:r>
-        <w:t xml:space="preserve"> term that keeps the average prediction close to the truth.</w:t>
-      </w:r>
-    </w:p>
-    <w:p>
-      <w:pPr>
-        <w:pStyle w:val="ListParagraph"/>
-        <w:numPr>
-          <w:ilvl w:val="0"/>
-          <w:numId w:val="1"/>
-        </w:numPr>
-      </w:pPr>
-      <w:r>
-        <w:t xml:space="preserve">Trained on UK radar from 2016 to 2018, tested on 2019. They used </w:t>
-      </w:r>
-      <w:r>
-        <w:rPr>
-          <w:b/>
-          <w:bCs/>
-        </w:rPr>
-        <w:t>importance sampling</w:t>
-      </w:r>
-      <w:r>
-        <w:t xml:space="preserve"> so the training set had more heavy rain in it, because most of the time it is barely raining.</w:t>
-      </w:r>
-    </w:p>
-    <w:p>
-      <w:pPr>
-        <w:rPr>
-          <w:b/>
-          <w:bCs/>
-          <w:sz w:val="28"/>
-          <w:szCs w:val="28"/>
-        </w:rPr>
-      </w:pPr>
-      <w:r>
-        <w:rPr>
-          <w:b/>
-          <w:bCs/>
-          <w:sz w:val="28"/>
-          <w:szCs w:val="28"/>
-        </w:rPr>
-        <w:t>Conclusion:</w:t>
-      </w:r>
-    </w:p>
-    <w:p>
-      <w:pPr>
-        <w:pStyle w:val="ListParagraph"/>
-        <w:numPr>
-          <w:ilvl w:val="0"/>
-          <w:numId w:val="1"/>
-        </w:numPr>
-      </w:pPr>
-      <w:r>
-        <w:t>DGMR produces realistic, spatially and temporally consistent nowcasts over big regions (up to about 1536 by 1280 km) without the blurring.</w:t>
-      </w:r>
-    </w:p>
-    <w:p>
-      <w:pPr>
-        <w:pStyle w:val="ListParagraph"/>
-        <w:numPr>
-          <w:ilvl w:val="0"/>
-          <w:numId w:val="1"/>
-        </w:numPr>
-      </w:pPr>
-      <w:r>
-        <w:t xml:space="preserve">The headline result is the human one. In a study with </w:t>
-      </w:r>
-      <w:r>
-        <w:rPr>
-          <w:b/>
-          <w:bCs/>
-        </w:rPr>
-        <w:t>more than 50 expert meteorologists</w:t>
-      </w:r>
-      <w:r>
-        <w:t xml:space="preserve">, DGMR was ranked first for accuracy and usefulness in </w:t>
-      </w:r>
-      <w:r>
-        <w:rPr>
-          <w:b/>
-          <w:bCs/>
-        </w:rPr>
-        <w:t>89%</w:t>
-      </w:r>
-      <w:r>
-        <w:t xml:space="preserve"> of cases against PySTEPS and other deep learning baselines.</w:t>
-      </w:r>
-    </w:p>
-    <w:p>
-      <w:pPr>
-        <w:pStyle w:val="ListParagraph"/>
-        <w:numPr>
-          <w:ilvl w:val="0"/>
-          <w:numId w:val="1"/>
-        </w:numPr>
-      </w:pPr>
-      <w:r>
-        <w:t>It also flags a really important point. Standard verification metrics and what experts actually find useful do not always agree, so you cannot just trust a single score.</w:t>
-      </w:r>
-    </w:p>
-    <w:p>
-      <w:pPr>
-        <w:rPr>
-          <w:b/>
-          <w:bCs/>
-          <w:sz w:val="28"/>
-          <w:szCs w:val="28"/>
-        </w:rPr>
-      </w:pPr>
-      <w:r>
-        <w:rPr>
-          <w:b/>
-          <w:bCs/>
-          <w:sz w:val="28"/>
-          <w:szCs w:val="28"/>
-        </w:rPr>
-        <w:t>Explanation:</w:t>
-      </w:r>
-    </w:p>
-    <w:p>
-      <w:pPr>
-        <w:rPr>
-          <w:b/>
-          <w:bCs/>
-        </w:rPr>
-      </w:pPr>
-      <w:r>
-        <w:rPr>
-          <w:b/>
-          <w:bCs/>
-        </w:rPr>
-        <w:t>Why a generative model:</w:t>
-      </w:r>
-    </w:p>
-    <w:p>
-      <w:pPr>
-        <w:pStyle w:val="ListParagraph"/>
-        <w:numPr>
-          <w:ilvl w:val="0"/>
-          <w:numId w:val="1"/>
-        </w:numPr>
-      </w:pPr>
-      <w:r>
-        <w:t xml:space="preserve">A normal neural net trained on </w:t>
-      </w:r>
-      <w:r>
-        <w:rPr>
-          <w:b/>
-          <w:bCs/>
-        </w:rPr>
-        <w:t>MSE</w:t>
-      </w:r>
-      <w:r>
-        <w:t xml:space="preserve"> averages over all the possible futures, which gives you that safe blurry blob. A </w:t>
-      </w:r>
-      <w:r>
-        <w:rPr>
-          <w:b/>
-          <w:bCs/>
-        </w:rPr>
-        <w:t>generative model</w:t>
-      </w:r>
-      <w:r>
-        <w:t xml:space="preserve"> instead samples from the distribution of possible futures, so each sample is a sharp, plausible rainfall field rather than an average of all of them.</w:t>
-      </w:r>
-    </w:p>
-    <w:p>
-      <w:pPr>
-        <w:pStyle w:val="ListParagraph"/>
-        <w:numPr>
-          <w:ilvl w:val="0"/>
-          <w:numId w:val="1"/>
-        </w:numPr>
-      </w:pPr>
-      <w:r>
-        <w:t xml:space="preserve">Because it is generative, you naturally get an </w:t>
-      </w:r>
-      <w:r>
-        <w:rPr>
-          <w:b/>
-          <w:bCs/>
-        </w:rPr>
-        <w:t>ensemble</w:t>
-      </w:r>
-      <w:r>
-        <w:t xml:space="preserve">. Sample it many times and you get many possible scenarios, which is exactly what you want for </w:t>
-      </w:r>
-      <w:r>
-        <w:rPr>
-          <w:b/>
-          <w:bCs/>
-        </w:rPr>
-        <w:t>probabilistic</w:t>
-      </w:r>
-      <w:r>
-        <w:t xml:space="preserve"> forecasting and working out risk.</w:t>
-      </w:r>
-    </w:p>
-    <w:p>
-      <w:pPr>
-        <w:rPr>
-          <w:b/>
-          <w:bCs/>
-        </w:rPr>
-      </w:pPr>
-      <w:r>
-        <w:rPr>
-          <w:b/>
-          <w:bCs/>
-        </w:rPr>
-        <w:t>The two discriminators trick:</w:t>
-      </w:r>
-    </w:p>
-    <w:p>
-      <w:pPr>
-        <w:pStyle w:val="ListParagraph"/>
-        <w:numPr>
-          <w:ilvl w:val="0"/>
-          <w:numId w:val="1"/>
-        </w:numPr>
-      </w:pPr>
-      <w:r>
-        <w:lastRenderedPageBreak/>
-        <w:t xml:space="preserve">The clever bit is splitting the job. The </w:t>
-      </w:r>
-      <w:r>
-        <w:rPr>
-          <w:b/>
-          <w:bCs/>
-        </w:rPr>
-        <w:t>spatial</w:t>
-      </w:r>
-      <w:r>
-        <w:t xml:space="preserve"> discriminator only cares whether a single frame looks like real radar, which kills blurriness. The </w:t>
-      </w:r>
-      <w:r>
-        <w:rPr>
-          <w:b/>
-          <w:bCs/>
-        </w:rPr>
-        <w:t>temporal</w:t>
-      </w:r>
-      <w:r>
-        <w:t xml:space="preserve"> discriminator looks at whole sequences, which stops the prediction from flickering or teleporting between frames.</w:t>
-      </w:r>
-    </w:p>
-    <w:p>
-      <w:pPr>
-        <w:pStyle w:val="ListParagraph"/>
-        <w:numPr>
-          <w:ilvl w:val="0"/>
-          <w:numId w:val="1"/>
-        </w:numPr>
-      </w:pPr>
-      <w:r>
-        <w:t xml:space="preserve">On their own these losses only get you to about persistence-level accuracy, which is why the </w:t>
-      </w:r>
-      <w:r>
-        <w:rPr>
-          <w:b/>
-          <w:bCs/>
-        </w:rPr>
-        <w:t>grid cell regularizer</w:t>
-      </w:r>
-      <w:r>
-        <w:t xml:space="preserve"> is added to pull the location accuracy up.</w:t>
-      </w:r>
-    </w:p>
-    <w:p>
-      <w:pPr>
-        <w:rPr>
-          <w:b/>
-          <w:bCs/>
-        </w:rPr>
-      </w:pPr>
-      <w:r>
-        <w:rPr>
-          <w:b/>
-          <w:bCs/>
-        </w:rPr>
-        <w:t>How they judged it:</w:t>
-      </w:r>
-    </w:p>
-    <w:p>
-      <w:pPr>
-        <w:pStyle w:val="ListParagraph"/>
-        <w:numPr>
-          <w:ilvl w:val="0"/>
-          <w:numId w:val="1"/>
-        </w:numPr>
-      </w:pPr>
-      <w:r>
-        <w:t xml:space="preserve">They did not just report numbers. They used </w:t>
-      </w:r>
-      <w:r>
-        <w:rPr>
-          <w:b/>
-          <w:bCs/>
-        </w:rPr>
-        <w:t>CSI</w:t>
-      </w:r>
-      <w:r>
-        <w:t xml:space="preserve"> for location accuracy, </w:t>
-      </w:r>
-      <w:r>
-        <w:rPr>
-          <w:b/>
-          <w:bCs/>
-        </w:rPr>
-        <w:t>power spectral density</w:t>
-      </w:r>
-      <w:r>
-        <w:t xml:space="preserve"> to check the rain has realistic texture at all scales, and </w:t>
-      </w:r>
-      <w:r>
-        <w:rPr>
-          <w:b/>
-          <w:bCs/>
-        </w:rPr>
-        <w:t>CRPS</w:t>
-      </w:r>
-      <w:r>
-        <w:t xml:space="preserve"> for the probabilistic side, pooled over different region sizes.</w:t>
-      </w:r>
-    </w:p>
-    <w:p>
-      <w:pPr>
-        <w:pStyle w:val="ListParagraph"/>
-        <w:numPr>
-          <w:ilvl w:val="0"/>
-          <w:numId w:val="1"/>
-        </w:numPr>
-      </w:pPr>
-      <w:r>
-        <w:t>The big finding from the spectra. The blurry baselines (UNet, axial attention) have an effective resolution that drops to 16 or 32 km by 90 minutes, while DGMR and PySTEPS keep the full 1 km texture.</w:t>
-      </w:r>
-    </w:p>
-    <w:p>
-      <w:pPr>
-        <w:rPr>
-          <w:b/>
-          <w:bCs/>
-        </w:rPr>
-      </w:pPr>
-      <w:r>
-        <w:rPr>
-          <w:b/>
-          <w:bCs/>
-        </w:rPr>
-        <w:t>Test case (convective cells over eastern Scotland):</w:t>
-      </w:r>
-    </w:p>
-    <w:p>
-      <w:pPr>
-        <w:pStyle w:val="ListParagraph"/>
-        <w:numPr>
-          <w:ilvl w:val="0"/>
-          <w:numId w:val="1"/>
-        </w:numPr>
-      </w:pPr>
-      <w:r>
-        <w:t>PySTEPS over-cooked the rainfall intensity over time and did not cover the right spatial extent. The UNet and axial attention models smeared everything out, over-predicting the area of rain and missing the small-scale structure.</w:t>
-      </w:r>
-    </w:p>
-    <w:p>
-      <w:pPr>
-        <w:pStyle w:val="ListParagraph"/>
-        <w:numPr>
-          <w:ilvl w:val="0"/>
-          <w:numId w:val="1"/>
-        </w:numPr>
-      </w:pPr>
-      <w:r>
-        <w:t>DGMR kept a good spatial envelope, kept the convection and the heavy rain in the early prediction, and 93% of the meteorologists picked it as their first choice for that event.</w:t>
-      </w:r>
-    </w:p>
-    <w:p>
-      <w:pPr>
-        <w:pStyle w:val="ListParagraph"/>
-        <w:numPr>
-          <w:ilvl w:val="0"/>
-          <w:numId w:val="1"/>
-        </w:numPr>
-      </w:pPr>
-      <w:r>
-        <w:t>Honest about limits though. At 90 minutes DGMR starts to decay heavy rainfall and struggles with isolated showers, which is a known weak spot.</w:t>
-      </w:r>
     </w:p>
     <w:p/>
     <w:p/>
@@ -5726,9 +5059,6 @@
     <w:p/>
     <w:p/>
     <w:p/>
-    <w:p/>
-    <w:p/>
-    <w:p/>
     <w:p>
       <w:pPr>
         <w:rPr>
@@ -6824,10 +6154,7 @@
         </w:numPr>
       </w:pPr>
       <w:r>
-        <w:t>SATcast</w:t>
-      </w:r>
-      <w:r>
-        <w:t xml:space="preserve"> holds skill out to a full </w:t>
+        <w:t xml:space="preserve">SATcast holds skill out to a full </w:t>
       </w:r>
       <w:r>
         <w:rPr>
@@ -9417,6 +8744,7 @@
   <w:style w:type="character" w:default="1" w:styleId="DefaultParagraphFont">
     <w:name w:val="Default Paragraph Font"/>
     <w:uiPriority w:val="1"/>
+    <w:semiHidden/>
     <w:unhideWhenUsed/>
   </w:style>
   <w:style w:type="table" w:default="1" w:styleId="TableNormal">

--- a/Notes on Research papers/Nowcasting.docx
+++ b/Notes on Research papers/Nowcasting.docx
@@ -1448,6 +1448,10 @@
     <w:p>
       <w:pPr>
         <w:pStyle w:val="ListParagraph"/>
+        <w:numPr>
+          <w:ilvl w:val="0"/>
+          <w:numId w:val="2"/>
+        </w:numPr>
         <w:spacing w:after="0"/>
         <w:rPr>
           <w:rFonts w:eastAsia="Times New Roman" w:cs="Segoe UI"/>
@@ -1456,6 +1460,573 @@
           <w14:ligatures w14:val="none"/>
         </w:rPr>
       </w:pPr>
+      <w:r>
+        <w:rPr>
+          <w:rFonts w:eastAsia="Times New Roman" w:cs="Segoe UI"/>
+          <w:b/>
+          <w:bCs/>
+          <w:kern w:val="0"/>
+          <w:lang w:eastAsia="en-IN"/>
+          <w14:ligatures w14:val="none"/>
+        </w:rPr>
+        <w:t>Intensity Residuals:</w:t>
+      </w:r>
+      <w:r>
+        <w:rPr>
+          <w:rFonts w:eastAsia="Times New Roman" w:cs="Segoe UI"/>
+          <w:kern w:val="0"/>
+          <w:lang w:eastAsia="en-IN"/>
+          <w14:ligatures w14:val="none"/>
+        </w:rPr>
+        <w:t xml:space="preserve"> </w:t>
+      </w:r>
+      <w:r>
+        <w:rPr>
+          <w:rFonts w:eastAsia="Times New Roman" w:cs="Segoe UI"/>
+          <w:kern w:val="0"/>
+          <w:lang w:eastAsia="en-IN"/>
+          <w14:ligatures w14:val="none"/>
+        </w:rPr>
+        <w:t>The difference between predicted rain intensity and actual rain intensity. Residual = Observed</w:t>
+      </w:r>
+      <w:r>
+        <w:rPr>
+          <w:rFonts w:eastAsia="Times New Roman" w:cs="Segoe UI"/>
+          <w:kern w:val="0"/>
+          <w:lang w:eastAsia="en-IN"/>
+          <w14:ligatures w14:val="none"/>
+        </w:rPr>
+        <w:t xml:space="preserve"> (e.g., 8mm)</w:t>
+      </w:r>
+      <w:r>
+        <w:rPr>
+          <w:rFonts w:eastAsia="Times New Roman" w:cs="Segoe UI"/>
+          <w:kern w:val="0"/>
+          <w:lang w:eastAsia="en-IN"/>
+          <w14:ligatures w14:val="none"/>
+        </w:rPr>
+        <w:t xml:space="preserve"> – Predicted</w:t>
+      </w:r>
+      <w:r>
+        <w:rPr>
+          <w:rFonts w:eastAsia="Times New Roman" w:cs="Segoe UI"/>
+          <w:kern w:val="0"/>
+          <w:lang w:eastAsia="en-IN"/>
+          <w14:ligatures w14:val="none"/>
+        </w:rPr>
+        <w:t xml:space="preserve"> (e.g., 3mm)</w:t>
+      </w:r>
+      <w:r>
+        <w:rPr>
+          <w:rFonts w:eastAsia="Times New Roman" w:cs="Segoe UI"/>
+          <w:kern w:val="0"/>
+          <w:lang w:eastAsia="en-IN"/>
+          <w14:ligatures w14:val="none"/>
+        </w:rPr>
+        <w:t>.</w:t>
+      </w:r>
+      <w:r>
+        <w:rPr>
+          <w:rFonts w:eastAsia="Times New Roman" w:cs="Segoe UI"/>
+          <w:kern w:val="0"/>
+          <w:lang w:eastAsia="en-IN"/>
+          <w14:ligatures w14:val="none"/>
+        </w:rPr>
+        <w:t xml:space="preserve"> Residuals tells us whether our model is </w:t>
+      </w:r>
+      <w:r>
+        <w:rPr>
+          <w:rFonts w:eastAsia="Times New Roman" w:cs="Segoe UI"/>
+          <w:kern w:val="0"/>
+          <w:lang w:eastAsia="en-IN"/>
+          <w14:ligatures w14:val="none"/>
+        </w:rPr>
+        <w:t>underestimating or overestimating the rainfall intensity, and how much the correction is needed.</w:t>
+      </w:r>
+    </w:p>
+    <w:p>
+      <w:pPr>
+        <w:pStyle w:val="ListParagraph"/>
+        <w:numPr>
+          <w:ilvl w:val="0"/>
+          <w:numId w:val="2"/>
+        </w:numPr>
+        <w:spacing w:after="0"/>
+        <w:rPr>
+          <w:rFonts w:eastAsia="Times New Roman" w:cs="Segoe UI"/>
+          <w:kern w:val="0"/>
+          <w:lang w:eastAsia="en-IN"/>
+          <w14:ligatures w14:val="none"/>
+        </w:rPr>
+      </w:pPr>
+      <w:r>
+        <w:rPr>
+          <w:rFonts w:eastAsia="Times New Roman" w:cs="Segoe UI"/>
+          <w:b/>
+          <w:bCs/>
+          <w:kern w:val="0"/>
+          <w:lang w:eastAsia="en-IN"/>
+          <w14:ligatures w14:val="none"/>
+        </w:rPr>
+        <w:t>Precipitation Variability:</w:t>
+      </w:r>
+      <w:r>
+        <w:rPr>
+          <w:rFonts w:eastAsia="Times New Roman" w:cs="Segoe UI"/>
+          <w:kern w:val="0"/>
+          <w:lang w:eastAsia="en-IN"/>
+          <w14:ligatures w14:val="none"/>
+        </w:rPr>
+        <w:t xml:space="preserve"> How much rainfall changes across space and time.</w:t>
+      </w:r>
+      <w:r>
+        <w:rPr>
+          <w:rFonts w:eastAsia="Times New Roman" w:cs="Segoe UI"/>
+          <w:kern w:val="0"/>
+          <w:lang w:eastAsia="en-IN"/>
+          <w14:ligatures w14:val="none"/>
+        </w:rPr>
+        <w:t xml:space="preserve"> Types of variability include:</w:t>
+      </w:r>
+    </w:p>
+    <w:p>
+      <w:pPr>
+        <w:pStyle w:val="ListParagraph"/>
+        <w:numPr>
+          <w:ilvl w:val="1"/>
+          <w:numId w:val="2"/>
+        </w:numPr>
+        <w:spacing w:after="0"/>
+        <w:rPr>
+          <w:rFonts w:eastAsia="Times New Roman" w:cs="Segoe UI"/>
+          <w:kern w:val="0"/>
+          <w:lang w:eastAsia="en-IN"/>
+          <w14:ligatures w14:val="none"/>
+        </w:rPr>
+      </w:pPr>
+      <w:r>
+        <w:rPr>
+          <w:rFonts w:eastAsia="Times New Roman" w:cs="Segoe UI"/>
+          <w:b/>
+          <w:bCs/>
+          <w:kern w:val="0"/>
+          <w:lang w:eastAsia="en-IN"/>
+          <w14:ligatures w14:val="none"/>
+        </w:rPr>
+        <w:t xml:space="preserve">Spatial </w:t>
+      </w:r>
+      <w:r>
+        <w:rPr>
+          <w:rFonts w:eastAsia="Times New Roman" w:cs="Segoe UI"/>
+          <w:kern w:val="0"/>
+          <w:lang w:eastAsia="en-IN"/>
+          <w14:ligatures w14:val="none"/>
+        </w:rPr>
+        <w:t>(different places</w:t>
+      </w:r>
+      <w:r>
+        <w:rPr>
+          <w:rFonts w:eastAsia="Times New Roman" w:cs="Segoe UI"/>
+          <w:kern w:val="0"/>
+          <w:lang w:eastAsia="en-IN"/>
+          <w14:ligatures w14:val="none"/>
+        </w:rPr>
+        <w:t>; heavy and no rains</w:t>
+      </w:r>
+      <w:r>
+        <w:rPr>
+          <w:rFonts w:eastAsia="Times New Roman" w:cs="Segoe UI"/>
+          <w:kern w:val="0"/>
+          <w:lang w:eastAsia="en-IN"/>
+          <w14:ligatures w14:val="none"/>
+        </w:rPr>
+        <w:t>)</w:t>
+      </w:r>
+      <w:r>
+        <w:rPr>
+          <w:rFonts w:eastAsia="Times New Roman" w:cs="Segoe UI"/>
+          <w:b/>
+          <w:bCs/>
+          <w:kern w:val="0"/>
+          <w:lang w:eastAsia="en-IN"/>
+          <w14:ligatures w14:val="none"/>
+        </w:rPr>
+        <w:t>, Temporal</w:t>
+      </w:r>
+      <w:r>
+        <w:rPr>
+          <w:rFonts w:eastAsia="Times New Roman" w:cs="Segoe UI"/>
+          <w:b/>
+          <w:bCs/>
+          <w:kern w:val="0"/>
+          <w:lang w:eastAsia="en-IN"/>
+          <w14:ligatures w14:val="none"/>
+        </w:rPr>
+        <w:t xml:space="preserve"> </w:t>
+      </w:r>
+      <w:r>
+        <w:rPr>
+          <w:rFonts w:eastAsia="Times New Roman" w:cs="Segoe UI"/>
+          <w:kern w:val="0"/>
+          <w:lang w:eastAsia="en-IN"/>
+          <w14:ligatures w14:val="none"/>
+        </w:rPr>
+        <w:t>(changes over time)</w:t>
+      </w:r>
+      <w:r>
+        <w:rPr>
+          <w:rFonts w:eastAsia="Times New Roman" w:cs="Segoe UI"/>
+          <w:b/>
+          <w:bCs/>
+          <w:kern w:val="0"/>
+          <w:lang w:eastAsia="en-IN"/>
+          <w14:ligatures w14:val="none"/>
+        </w:rPr>
+        <w:t>, Intensity</w:t>
+      </w:r>
+      <w:r>
+        <w:rPr>
+          <w:rFonts w:eastAsia="Times New Roman" w:cs="Segoe UI"/>
+          <w:b/>
+          <w:bCs/>
+          <w:kern w:val="0"/>
+          <w:lang w:eastAsia="en-IN"/>
+          <w14:ligatures w14:val="none"/>
+        </w:rPr>
+        <w:t xml:space="preserve"> </w:t>
+      </w:r>
+      <w:r>
+        <w:rPr>
+          <w:rFonts w:eastAsia="Times New Roman" w:cs="Segoe UI"/>
+          <w:kern w:val="0"/>
+          <w:lang w:eastAsia="en-IN"/>
+          <w14:ligatures w14:val="none"/>
+        </w:rPr>
+        <w:t>(weak vs strong rain)</w:t>
+      </w:r>
+    </w:p>
+    <w:p>
+      <w:pPr>
+        <w:pStyle w:val="ListParagraph"/>
+        <w:numPr>
+          <w:ilvl w:val="0"/>
+          <w:numId w:val="2"/>
+        </w:numPr>
+        <w:spacing w:after="0"/>
+        <w:rPr>
+          <w:rFonts w:eastAsia="Times New Roman" w:cs="Segoe UI"/>
+          <w:kern w:val="0"/>
+          <w:lang w:eastAsia="en-IN"/>
+          <w14:ligatures w14:val="none"/>
+        </w:rPr>
+      </w:pPr>
+      <w:r>
+        <w:rPr>
+          <w:rFonts w:eastAsia="Times New Roman" w:cs="Segoe UI"/>
+          <w:b/>
+          <w:bCs/>
+          <w:kern w:val="0"/>
+          <w:lang w:eastAsia="en-IN"/>
+          <w14:ligatures w14:val="none"/>
+        </w:rPr>
+        <w:lastRenderedPageBreak/>
+        <w:t>Spectral Characteristics:</w:t>
+      </w:r>
+      <w:r>
+        <w:rPr>
+          <w:rFonts w:eastAsia="Times New Roman" w:cs="Segoe UI"/>
+          <w:kern w:val="0"/>
+          <w:lang w:eastAsia="en-IN"/>
+          <w14:ligatures w14:val="none"/>
+        </w:rPr>
+        <w:t xml:space="preserve"> How </w:t>
+      </w:r>
+      <w:r>
+        <w:rPr>
+          <w:rFonts w:eastAsia="Times New Roman" w:cs="Segoe UI"/>
+          <w:b/>
+          <w:bCs/>
+          <w:kern w:val="0"/>
+          <w:lang w:eastAsia="en-IN"/>
+          <w14:ligatures w14:val="none"/>
+        </w:rPr>
+        <w:t>rainfall patterns</w:t>
+      </w:r>
+      <w:r>
+        <w:rPr>
+          <w:rFonts w:eastAsia="Times New Roman" w:cs="Segoe UI"/>
+          <w:kern w:val="0"/>
+          <w:lang w:eastAsia="en-IN"/>
+          <w14:ligatures w14:val="none"/>
+        </w:rPr>
+        <w:t xml:space="preserve"> are distributed across different spatial scales</w:t>
+      </w:r>
+      <w:r>
+        <w:rPr>
+          <w:rFonts w:eastAsia="Times New Roman" w:cs="Segoe UI"/>
+          <w:kern w:val="0"/>
+          <w:lang w:eastAsia="en-IN"/>
+          <w14:ligatures w14:val="none"/>
+        </w:rPr>
+        <w:t>, describing their vairiability</w:t>
+      </w:r>
+      <w:r>
+        <w:rPr>
+          <w:rFonts w:eastAsia="Times New Roman" w:cs="Segoe UI"/>
+          <w:kern w:val="0"/>
+          <w:lang w:eastAsia="en-IN"/>
+          <w14:ligatures w14:val="none"/>
+        </w:rPr>
+        <w:t>. We analyse rainfall by breaking it into large-scale structures (big storms), medium</w:t>
+      </w:r>
+      <w:r>
+        <w:rPr>
+          <w:rFonts w:eastAsia="Times New Roman" w:cs="Segoe UI"/>
+          <w:kern w:val="0"/>
+          <w:lang w:eastAsia="en-IN"/>
+          <w14:ligatures w14:val="none"/>
+        </w:rPr>
+        <w:t>,</w:t>
+      </w:r>
+      <w:r>
+        <w:rPr>
+          <w:rFonts w:eastAsia="Times New Roman" w:cs="Segoe UI"/>
+          <w:kern w:val="0"/>
+          <w:lang w:eastAsia="en-IN"/>
+          <w14:ligatures w14:val="none"/>
+        </w:rPr>
+        <w:t xml:space="preserve"> and small</w:t>
+      </w:r>
+      <w:r>
+        <w:rPr>
+          <w:rFonts w:eastAsia="Times New Roman" w:cs="Segoe UI"/>
+          <w:kern w:val="0"/>
+          <w:lang w:eastAsia="en-IN"/>
+          <w14:ligatures w14:val="none"/>
+        </w:rPr>
+        <w:t xml:space="preserve"> structures (cells). This is done using </w:t>
+      </w:r>
+      <w:r>
+        <w:rPr>
+          <w:rFonts w:eastAsia="Times New Roman" w:cs="Segoe UI"/>
+          <w:b/>
+          <w:bCs/>
+          <w:kern w:val="0"/>
+          <w:lang w:eastAsia="en-IN"/>
+          <w14:ligatures w14:val="none"/>
+        </w:rPr>
+        <w:t>frequency/</w:t>
+      </w:r>
+      <w:r>
+        <w:rPr>
+          <w:rFonts w:eastAsia="Times New Roman" w:cs="Segoe UI"/>
+          <w:b/>
+          <w:bCs/>
+          <w:kern w:val="0"/>
+          <w:lang w:eastAsia="en-IN"/>
+          <w14:ligatures w14:val="none"/>
+        </w:rPr>
+        <w:t>spectrum</w:t>
+      </w:r>
+      <w:r>
+        <w:rPr>
+          <w:rFonts w:eastAsia="Times New Roman" w:cs="Segoe UI"/>
+          <w:kern w:val="0"/>
+          <w:lang w:eastAsia="en-IN"/>
+          <w14:ligatures w14:val="none"/>
+        </w:rPr>
+        <w:t xml:space="preserve"> </w:t>
+      </w:r>
+      <w:r>
+        <w:rPr>
+          <w:rFonts w:eastAsia="Times New Roman" w:cs="Segoe UI"/>
+          <w:kern w:val="0"/>
+          <w:lang w:eastAsia="en-IN"/>
+          <w14:ligatures w14:val="none"/>
+        </w:rPr>
+        <w:t>where low frequency -&gt; large smooth rain areas</w:t>
+      </w:r>
+      <w:r>
+        <w:rPr>
+          <w:rFonts w:eastAsia="Times New Roman" w:cs="Segoe UI"/>
+          <w:kern w:val="0"/>
+          <w:lang w:eastAsia="en-IN"/>
+          <w14:ligatures w14:val="none"/>
+        </w:rPr>
+        <w:t xml:space="preserve"> (low variability)</w:t>
+      </w:r>
+      <w:r>
+        <w:rPr>
+          <w:rFonts w:eastAsia="Times New Roman" w:cs="Segoe UI"/>
+          <w:kern w:val="0"/>
+          <w:lang w:eastAsia="en-IN"/>
+          <w14:ligatures w14:val="none"/>
+        </w:rPr>
+        <w:t>, high frequency -&gt; small, sharp, detailed features</w:t>
+      </w:r>
+      <w:r>
+        <w:rPr>
+          <w:rFonts w:eastAsia="Times New Roman" w:cs="Segoe UI"/>
+          <w:kern w:val="0"/>
+          <w:lang w:eastAsia="en-IN"/>
+          <w14:ligatures w14:val="none"/>
+        </w:rPr>
+        <w:t xml:space="preserve"> (high varibaility)</w:t>
+      </w:r>
+      <w:r>
+        <w:rPr>
+          <w:rFonts w:eastAsia="Times New Roman" w:cs="Segoe UI"/>
+          <w:kern w:val="0"/>
+          <w:lang w:eastAsia="en-IN"/>
+          <w14:ligatures w14:val="none"/>
+        </w:rPr>
+        <w:t xml:space="preserve">. </w:t>
+      </w:r>
+      <w:r>
+        <w:rPr>
+          <w:rFonts w:eastAsia="Times New Roman" w:cs="Segoe UI"/>
+          <w:kern w:val="0"/>
+          <w:lang w:eastAsia="en-IN"/>
+          <w14:ligatures w14:val="none"/>
+        </w:rPr>
+        <w:t xml:space="preserve">Using </w:t>
+      </w:r>
+      <w:r>
+        <w:rPr>
+          <w:rFonts w:eastAsia="Times New Roman" w:cs="Segoe UI"/>
+          <w:b/>
+          <w:bCs/>
+          <w:kern w:val="0"/>
+          <w:lang w:eastAsia="en-IN"/>
+          <w14:ligatures w14:val="none"/>
+        </w:rPr>
+        <w:t>PSD</w:t>
+      </w:r>
+      <w:r>
+        <w:rPr>
+          <w:rFonts w:eastAsia="Times New Roman" w:cs="Segoe UI"/>
+          <w:kern w:val="0"/>
+          <w:lang w:eastAsia="en-IN"/>
+          <w14:ligatures w14:val="none"/>
+        </w:rPr>
+        <w:t xml:space="preserve">, we can understand the spectral characteristics </w:t>
+      </w:r>
+      <w:r>
+        <w:rPr>
+          <w:rFonts w:eastAsia="Times New Roman" w:cs="Segoe UI"/>
+          <w:kern w:val="0"/>
+          <w:lang w:eastAsia="en-IN"/>
+          <w14:ligatures w14:val="none"/>
+        </w:rPr>
+        <w:t>analysing if there’s enough large-scale structures and enough small-scale details.</w:t>
+      </w:r>
+      <w:r>
+        <w:rPr>
+          <w:rFonts w:eastAsia="Times New Roman" w:cs="Segoe UI"/>
+          <w:kern w:val="0"/>
+          <w:lang w:eastAsia="en-IN"/>
+          <w14:ligatures w14:val="none"/>
+        </w:rPr>
+        <w:t xml:space="preserve"> </w:t>
+      </w:r>
+    </w:p>
+    <w:p>
+      <w:pPr>
+        <w:pStyle w:val="ListParagraph"/>
+        <w:numPr>
+          <w:ilvl w:val="1"/>
+          <w:numId w:val="2"/>
+        </w:numPr>
+        <w:spacing w:after="0"/>
+        <w:rPr>
+          <w:rFonts w:eastAsia="Times New Roman" w:cs="Segoe UI"/>
+          <w:kern w:val="0"/>
+          <w:lang w:eastAsia="en-IN"/>
+          <w14:ligatures w14:val="none"/>
+        </w:rPr>
+      </w:pPr>
+      <w:r>
+        <w:rPr>
+          <w:rFonts w:eastAsia="Times New Roman" w:cs="Segoe UI"/>
+          <w:kern w:val="0"/>
+          <w:lang w:eastAsia="en-IN"/>
+          <w14:ligatures w14:val="none"/>
+        </w:rPr>
+        <w:t>Because</w:t>
+      </w:r>
+      <w:r>
+        <w:rPr>
+          <w:rFonts w:eastAsia="Times New Roman" w:cs="Segoe UI"/>
+          <w:kern w:val="0"/>
+          <w:lang w:eastAsia="en-IN"/>
+          <w14:ligatures w14:val="none"/>
+        </w:rPr>
+        <w:t xml:space="preserve"> of Numeric Diffusion</w:t>
+      </w:r>
+      <w:r>
+        <w:rPr>
+          <w:rFonts w:eastAsia="Times New Roman" w:cs="Segoe UI"/>
+          <w:kern w:val="0"/>
+          <w:lang w:eastAsia="en-IN"/>
+          <w14:ligatures w14:val="none"/>
+        </w:rPr>
+        <w:t xml:space="preserve"> (refer </w:t>
+      </w:r>
+      <w:r>
+        <w:t>radar-data nowcasting notes</w:t>
+      </w:r>
+      <w:r>
+        <w:rPr>
+          <w:rFonts w:eastAsia="Times New Roman" w:cs="Segoe UI"/>
+          <w:kern w:val="0"/>
+          <w:lang w:eastAsia="en-IN"/>
+          <w14:ligatures w14:val="none"/>
+        </w:rPr>
+        <w:t>)</w:t>
+      </w:r>
+      <w:r>
+        <w:rPr>
+          <w:rFonts w:eastAsia="Times New Roman" w:cs="Segoe UI"/>
+          <w:kern w:val="0"/>
+          <w:lang w:eastAsia="en-IN"/>
+          <w14:ligatures w14:val="none"/>
+        </w:rPr>
+        <w:t>, many models lose high-frequency details, becoming too smooth</w:t>
+      </w:r>
+    </w:p>
+    <w:p>
+      <w:pPr>
+        <w:pStyle w:val="ListParagraph"/>
+        <w:numPr>
+          <w:ilvl w:val="1"/>
+          <w:numId w:val="2"/>
+        </w:numPr>
+        <w:spacing w:after="0"/>
+        <w:rPr>
+          <w:rFonts w:eastAsia="Times New Roman" w:cs="Segoe UI"/>
+          <w:kern w:val="0"/>
+          <w:lang w:eastAsia="en-IN"/>
+          <w14:ligatures w14:val="none"/>
+        </w:rPr>
+      </w:pPr>
+      <w:r>
+        <w:rPr>
+          <w:rFonts w:eastAsia="Times New Roman" w:cs="Segoe UI"/>
+          <w:kern w:val="0"/>
+          <w:lang w:eastAsia="en-IN"/>
+          <w14:ligatures w14:val="none"/>
+        </w:rPr>
+        <w:t xml:space="preserve">A good model should capture </w:t>
+      </w:r>
+      <w:r>
+        <w:rPr>
+          <w:rFonts w:eastAsia="Times New Roman" w:cs="Segoe UI"/>
+          <w:kern w:val="0"/>
+          <w:lang w:eastAsia="en-IN"/>
+          <w14:ligatures w14:val="none"/>
+        </w:rPr>
+        <w:t>large storms (low frequency) and small convective cells (high frequency)</w:t>
+      </w:r>
     </w:p>
     <w:p>
       <w:pPr>

--- a/Notes on Research papers/Nowcasting.docx
+++ b/Notes on Research papers/Nowcasting.docx
@@ -160,10 +160,10 @@
         <w:t xml:space="preserve"> We extrapolate</w:t>
       </w:r>
       <w:r>
-        <w:t xml:space="preserve"> (predict something unknown assuming the current trend will continue to follow)</w:t>
-      </w:r>
-      <w:r>
-        <w:t xml:space="preserve"> future rainfall from rainfall radar sequence maps.</w:t>
+        <w:t xml:space="preserve"> </w:t>
+      </w:r>
+      <w:r>
+        <w:t>future rainfall from rainfall radar sequence maps.</w:t>
       </w:r>
     </w:p>
     <w:p>
@@ -2030,9 +2030,416 @@
     </w:p>
     <w:p>
       <w:pPr>
-        <w:rPr>
-          <w:b/>
-          <w:bCs/>
+        <w:pStyle w:val="ListParagraph"/>
+        <w:numPr>
+          <w:ilvl w:val="0"/>
+          <w:numId w:val="2"/>
+        </w:numPr>
+        <w:spacing w:after="0"/>
+        <w:rPr>
+          <w:rFonts w:eastAsia="Times New Roman" w:cs="Segoe UI"/>
+          <w:kern w:val="0"/>
+          <w:lang w:eastAsia="en-IN"/>
+          <w14:ligatures w14:val="none"/>
+        </w:rPr>
+      </w:pPr>
+      <w:r>
+        <w:rPr>
+          <w:rFonts w:eastAsia="Times New Roman" w:cs="Segoe UI"/>
+          <w:b/>
+          <w:bCs/>
+          <w:kern w:val="0"/>
+          <w:lang w:eastAsia="en-IN"/>
+          <w14:ligatures w14:val="none"/>
+        </w:rPr>
+        <w:t>Power Law</w:t>
+      </w:r>
+      <w:r>
+        <w:rPr>
+          <w:rFonts w:eastAsia="Times New Roman" w:cs="Segoe UI"/>
+          <w:kern w:val="0"/>
+          <w:lang w:eastAsia="en-IN"/>
+          <w14:ligatures w14:val="none"/>
+        </w:rPr>
+        <w:t>: A relationship where one quantity changes as a power of another</w:t>
+      </w:r>
+      <w:r>
+        <w:rPr>
+          <w:rFonts w:eastAsia="Times New Roman" w:cs="Segoe UI"/>
+          <w:kern w:val="0"/>
+          <w:lang w:eastAsia="en-IN"/>
+          <w14:ligatures w14:val="none"/>
+        </w:rPr>
+        <w:t xml:space="preserve"> - </w:t>
+      </w:r>
+      <w:r>
+        <w:rPr>
+          <w:rFonts w:eastAsia="Times New Roman" w:cs="Segoe UI"/>
+          <w:kern w:val="0"/>
+          <w:lang w:eastAsia="en-IN"/>
+          <w14:ligatures w14:val="none"/>
+        </w:rPr>
+        <w:t>y</w:t>
+      </w:r>
+      <w:r>
+        <w:rPr>
+          <w:rFonts w:ascii="Cambria Math" w:eastAsia="Times New Roman" w:hAnsi="Cambria Math" w:cs="Cambria Math"/>
+          <w:kern w:val="0"/>
+          <w:lang w:eastAsia="en-IN"/>
+          <w14:ligatures w14:val="none"/>
+        </w:rPr>
+        <w:t>∝</w:t>
+      </w:r>
+      <w:r>
+        <w:rPr>
+          <w:rFonts w:eastAsia="Times New Roman" w:cs="Segoe UI"/>
+          <w:kern w:val="0"/>
+          <w:lang w:eastAsia="en-IN"/>
+          <w14:ligatures w14:val="none"/>
+        </w:rPr>
+        <w:t>x</w:t>
+      </w:r>
+      <w:r>
+        <w:rPr>
+          <w:rFonts w:eastAsia="Times New Roman" w:cs="Segoe UI"/>
+          <w:kern w:val="0"/>
+          <w:lang w:eastAsia="en-IN"/>
+          <w14:ligatures w14:val="none"/>
+        </w:rPr>
+        <w:t>^</w:t>
+      </w:r>
+      <w:r>
+        <w:rPr>
+          <w:rFonts w:eastAsia="Times New Roman" w:cs="Segoe UI"/>
+          <w:kern w:val="0"/>
+          <w:lang w:eastAsia="en-IN"/>
+          <w14:ligatures w14:val="none"/>
+        </w:rPr>
+        <w:t>k</w:t>
+      </w:r>
+      <w:r>
+        <w:rPr>
+          <w:rFonts w:eastAsia="Times New Roman" w:cs="Segoe UI"/>
+          <w:kern w:val="0"/>
+          <w:lang w:eastAsia="en-IN"/>
+          <w14:ligatures w14:val="none"/>
+        </w:rPr>
+        <w:t xml:space="preserve">. </w:t>
+      </w:r>
+      <w:r>
+        <w:rPr>
+          <w:rFonts w:eastAsia="Times New Roman" w:cs="Segoe UI"/>
+          <w:kern w:val="0"/>
+          <w:lang w:eastAsia="en-IN"/>
+          <w14:ligatures w14:val="none"/>
+        </w:rPr>
+        <w:t>Intuition is basically that small values are very common and larger values are very rare, but still possible.</w:t>
+      </w:r>
+      <w:r>
+        <w:rPr>
+          <w:rFonts w:eastAsia="Times New Roman" w:cs="Segoe UI"/>
+          <w:kern w:val="0"/>
+          <w:lang w:eastAsia="en-IN"/>
+          <w14:ligatures w14:val="none"/>
+        </w:rPr>
+        <w:br/>
+      </w:r>
+      <w:r>
+        <w:rPr>
+          <w:rFonts w:eastAsia="Times New Roman" w:cs="Segoe UI"/>
+          <w:kern w:val="0"/>
+          <w:lang w:eastAsia="en-IN"/>
+          <w14:ligatures w14:val="none"/>
+        </w:rPr>
+        <w:t xml:space="preserve">Why this needs to be maintained in the target (test) data? Because there will be many small events and very few intense </w:t>
+      </w:r>
+      <w:r>
+        <w:rPr>
+          <w:rFonts w:eastAsia="Times New Roman" w:cs="Segoe UI"/>
+          <w:kern w:val="0"/>
+          <w:lang w:eastAsia="en-IN"/>
+          <w14:ligatures w14:val="none"/>
+        </w:rPr>
+        <w:t>storms. This distribution often follows power law.</w:t>
+      </w:r>
+    </w:p>
+    <w:p>
+      <w:pPr>
+        <w:pStyle w:val="ListParagraph"/>
+        <w:numPr>
+          <w:ilvl w:val="0"/>
+          <w:numId w:val="2"/>
+        </w:numPr>
+        <w:spacing w:after="0"/>
+        <w:rPr>
+          <w:b/>
+          <w:bCs/>
+        </w:rPr>
+      </w:pPr>
+      <w:r>
+        <w:rPr>
+          <w:rFonts w:eastAsia="Times New Roman" w:cs="Segoe UI"/>
+          <w:b/>
+          <w:bCs/>
+          <w:kern w:val="0"/>
+          <w:lang w:eastAsia="en-IN"/>
+          <w14:ligatures w14:val="none"/>
+        </w:rPr>
+        <w:t>Long/Heavy</w:t>
+      </w:r>
+      <w:r>
+        <w:rPr>
+          <w:b/>
+          <w:bCs/>
+        </w:rPr>
+        <w:t>-</w:t>
+      </w:r>
+      <w:r>
+        <w:rPr>
+          <w:b/>
+          <w:bCs/>
+        </w:rPr>
+        <w:t xml:space="preserve">tailed Distributions: </w:t>
+      </w:r>
+      <w:r>
+        <w:t>A distribution where extreme values (very large values</w:t>
+      </w:r>
+      <w:r>
+        <w:t>/ heavy storms</w:t>
+      </w:r>
+      <w:r>
+        <w:t xml:space="preserve">) happen </w:t>
+      </w:r>
+      <w:r>
+        <w:rPr>
+          <w:b/>
+          <w:bCs/>
+        </w:rPr>
+        <w:t>more often than expected</w:t>
+      </w:r>
+      <w:r>
+        <w:rPr>
+          <w:b/>
+          <w:bCs/>
+        </w:rPr>
+        <w:t xml:space="preserve">. </w:t>
+      </w:r>
+      <w:r>
+        <w:t>These extreme events form the “tail”</w:t>
+      </w:r>
+      <w:r>
+        <w:t>. In this distribution, the tail extends far to the right and doesn’t drop off quickly.</w:t>
+      </w:r>
+    </w:p>
+    <w:p>
+      <w:pPr>
+        <w:pStyle w:val="ListParagraph"/>
+        <w:numPr>
+          <w:ilvl w:val="0"/>
+          <w:numId w:val="2"/>
+        </w:numPr>
+        <w:spacing w:after="0"/>
+      </w:pPr>
+      <w:r>
+        <w:rPr>
+          <w:rFonts w:eastAsia="Times New Roman" w:cs="Segoe UI"/>
+          <w:b/>
+          <w:bCs/>
+          <w:kern w:val="0"/>
+          <w:lang w:eastAsia="en-IN"/>
+          <w14:ligatures w14:val="none"/>
+        </w:rPr>
+        <w:t>Radar Reflectivity:</w:t>
+      </w:r>
+      <w:r>
+        <w:rPr>
+          <w:b/>
+          <w:bCs/>
+        </w:rPr>
+        <w:t xml:space="preserve"> </w:t>
+      </w:r>
+      <w:r>
+        <w:t>A</w:t>
+      </w:r>
+      <w:r>
+        <w:t xml:space="preserve"> measure of how much </w:t>
+      </w:r>
+      <w:r>
+        <w:rPr>
+          <w:b/>
+          <w:bCs/>
+        </w:rPr>
+        <w:t>radiation</w:t>
+      </w:r>
+      <w:r>
+        <w:t xml:space="preserve"> is reflected back by rain particles</w:t>
+      </w:r>
+      <w:r>
+        <w:t xml:space="preserve">. </w:t>
+      </w:r>
+      <w:r>
+        <w:t xml:space="preserve"> H</w:t>
+      </w:r>
+      <w:r>
+        <w:t>ow strongly rain reflects radar signals</w:t>
+      </w:r>
+      <w:r>
+        <w:t xml:space="preserve">, </w:t>
+      </w:r>
+      <w:r>
+        <w:t>tell</w:t>
+      </w:r>
+      <w:r>
+        <w:t>ing</w:t>
+      </w:r>
+      <w:r>
+        <w:t xml:space="preserve"> you rain intensity</w:t>
+      </w:r>
+      <w:r>
+        <w:t>. W</w:t>
+      </w:r>
+      <w:r>
+        <w:t>eather radar sends out a signal</w:t>
+      </w:r>
+      <w:r>
+        <w:t xml:space="preserve"> -&gt; </w:t>
+      </w:r>
+      <w:r>
+        <w:t>Rain droplets reflect the signal back</w:t>
+      </w:r>
+      <w:r>
+        <w:t>. Larger/more drops = Stronger reflection.</w:t>
+      </w:r>
+      <w:r>
+        <w:t xml:space="preserve"> Measured in </w:t>
+      </w:r>
+      <w:r>
+        <w:rPr>
+          <w:b/>
+          <w:bCs/>
+        </w:rPr>
+        <w:t>dBZ (decibels of reflectivity)</w:t>
+      </w:r>
+    </w:p>
+    <w:p>
+      <w:pPr>
+        <w:pStyle w:val="ListParagraph"/>
+        <w:numPr>
+          <w:ilvl w:val="1"/>
+          <w:numId w:val="2"/>
+        </w:numPr>
+        <w:spacing w:after="0"/>
+      </w:pPr>
+      <w:r>
+        <w:rPr>
+          <w:rFonts w:eastAsia="Times New Roman" w:cs="Segoe UI"/>
+          <w:kern w:val="0"/>
+          <w:lang w:eastAsia="en-IN"/>
+          <w14:ligatures w14:val="none"/>
+        </w:rPr>
+        <w:t xml:space="preserve">Weak Reflectivity </w:t>
+      </w:r>
+      <w:r>
+        <w:rPr>
+          <w:rFonts w:eastAsia="Times New Roman" w:cs="Segoe UI"/>
+          <w:kern w:val="0"/>
+          <w:lang w:eastAsia="en-IN"/>
+          <w14:ligatures w14:val="none"/>
+        </w:rPr>
+        <w:t xml:space="preserve">(10dBZ) </w:t>
+      </w:r>
+      <w:r>
+        <w:rPr>
+          <w:rFonts w:eastAsia="Times New Roman" w:cs="Segoe UI"/>
+          <w:kern w:val="0"/>
+          <w:lang w:eastAsia="en-IN"/>
+          <w14:ligatures w14:val="none"/>
+        </w:rPr>
+        <w:t>-</w:t>
+      </w:r>
+      <w:r>
+        <w:t>&gt; Light rain</w:t>
+      </w:r>
+    </w:p>
+    <w:p>
+      <w:pPr>
+        <w:pStyle w:val="ListParagraph"/>
+        <w:numPr>
+          <w:ilvl w:val="1"/>
+          <w:numId w:val="2"/>
+        </w:numPr>
+        <w:spacing w:after="0"/>
+      </w:pPr>
+      <w:r>
+        <w:rPr>
+          <w:rFonts w:eastAsia="Times New Roman" w:cs="Segoe UI"/>
+          <w:kern w:val="0"/>
+          <w:lang w:eastAsia="en-IN"/>
+          <w14:ligatures w14:val="none"/>
+        </w:rPr>
+        <w:t xml:space="preserve">Strong </w:t>
+      </w:r>
+      <w:r>
+        <w:rPr>
+          <w:rFonts w:eastAsia="Times New Roman" w:cs="Segoe UI"/>
+          <w:kern w:val="0"/>
+          <w:lang w:eastAsia="en-IN"/>
+          <w14:ligatures w14:val="none"/>
+        </w:rPr>
+        <w:t xml:space="preserve"> (50+ dBZ) </w:t>
+      </w:r>
+      <w:r>
+        <w:rPr>
+          <w:rFonts w:eastAsia="Times New Roman" w:cs="Segoe UI"/>
+          <w:kern w:val="0"/>
+          <w:lang w:eastAsia="en-IN"/>
+          <w14:ligatures w14:val="none"/>
+        </w:rPr>
+        <w:t>-</w:t>
+      </w:r>
+      <w:r>
+        <w:t>&gt; Thunderstorms/ heavy rain</w:t>
+      </w:r>
+    </w:p>
+    <w:p>
+      <w:pPr>
+        <w:pStyle w:val="ListParagraph"/>
+        <w:spacing w:after="0"/>
+      </w:pPr>
+      <w:r>
+        <w:t xml:space="preserve">In Nowcasting, radar reflectivity is the </w:t>
+      </w:r>
+      <w:r>
+        <w:rPr>
+          <w:b/>
+          <w:bCs/>
+        </w:rPr>
+        <w:t>main data input</w:t>
+      </w:r>
+      <w:r>
+        <w:rPr>
+          <w:b/>
+          <w:bCs/>
+        </w:rPr>
+        <w:t xml:space="preserve">. </w:t>
+      </w:r>
+      <w:r>
+        <w:t>Used to track rain movement, train models and estimate rainfall intensity</w:t>
+      </w:r>
+    </w:p>
+    <w:p>
+      <w:pPr>
+        <w:pStyle w:val="ListParagraph"/>
+        <w:numPr>
+          <w:ilvl w:val="0"/>
+          <w:numId w:val="2"/>
+        </w:numPr>
+        <w:spacing w:after="0"/>
+        <w:rPr>
+          <w:rFonts w:eastAsia="Times New Roman" w:cs="Segoe UI"/>
+          <w:kern w:val="0"/>
+          <w:lang w:eastAsia="en-IN"/>
+          <w14:ligatures w14:val="none"/>
         </w:rPr>
       </w:pPr>
       <w:r>
@@ -5620,718 +6027,6 @@
       </w:pPr>
     </w:p>
     <w:p/>
-    <w:p/>
-    <w:p/>
-    <w:p/>
-    <w:p/>
-    <w:p/>
-    <w:p/>
-    <w:p/>
-    <w:p/>
-    <w:p/>
-    <w:p/>
-    <w:p>
-      <w:pPr>
-        <w:rPr>
-          <w:b/>
-          <w:bCs/>
-          <w:sz w:val="28"/>
-          <w:szCs w:val="28"/>
-        </w:rPr>
-      </w:pPr>
-      <w:r>
-        <w:rPr>
-          <w:b/>
-          <w:bCs/>
-          <w:sz w:val="28"/>
-          <w:szCs w:val="28"/>
-        </w:rPr>
-        <w:lastRenderedPageBreak/>
-        <w:t>PAPER:</w:t>
-      </w:r>
-      <w:r>
-        <w:rPr>
-          <w:sz w:val="28"/>
-          <w:szCs w:val="28"/>
-        </w:rPr>
-        <w:t xml:space="preserve"> </w:t>
-      </w:r>
-      <w:r>
-        <w:rPr>
-          <w:b/>
-          <w:bCs/>
-          <w:sz w:val="28"/>
-          <w:szCs w:val="28"/>
-        </w:rPr>
-        <w:t>Residual Corrective Diffusion Modeling for km-scale Atmospheric Downscaling (CorrDiff)</w:t>
-      </w:r>
-      <w:r>
-        <w:rPr>
-          <w:sz w:val="28"/>
-          <w:szCs w:val="28"/>
-        </w:rPr>
-        <w:t xml:space="preserve">, </w:t>
-      </w:r>
-      <w:r>
-        <w:rPr>
-          <w:b/>
-          <w:bCs/>
-          <w:sz w:val="28"/>
-          <w:szCs w:val="28"/>
-        </w:rPr>
-        <w:t>Communications Earth &amp; Environment 6:124 (2025), DOI: 10.1038/s43247-025-02042-5</w:t>
-      </w:r>
-    </w:p>
-    <w:p>
-      <w:pPr>
-        <w:rPr>
-          <w:b/>
-          <w:bCs/>
-          <w:sz w:val="28"/>
-          <w:szCs w:val="28"/>
-        </w:rPr>
-      </w:pPr>
-    </w:p>
-    <w:p>
-      <w:pPr>
-        <w:rPr>
-          <w:b/>
-          <w:bCs/>
-        </w:rPr>
-      </w:pPr>
-      <w:r>
-        <w:rPr>
-          <w:b/>
-          <w:bCs/>
-        </w:rPr>
-        <w:t>Brief Description:</w:t>
-      </w:r>
-    </w:p>
-    <w:p>
-      <w:pPr>
-        <w:rPr>
-          <w:b/>
-          <w:bCs/>
-          <w:sz w:val="28"/>
-          <w:szCs w:val="28"/>
-        </w:rPr>
-      </w:pPr>
-      <w:r>
-        <w:rPr>
-          <w:b/>
-          <w:bCs/>
-          <w:sz w:val="28"/>
-          <w:szCs w:val="28"/>
-        </w:rPr>
-        <w:t>Overview:</w:t>
-      </w:r>
-    </w:p>
-    <w:p>
-      <w:pPr>
-        <w:pStyle w:val="ListParagraph"/>
-        <w:numPr>
-          <w:ilvl w:val="0"/>
-          <w:numId w:val="1"/>
-        </w:numPr>
-      </w:pPr>
-      <w:r>
-        <w:t xml:space="preserve">This is the </w:t>
-      </w:r>
-      <w:r>
-        <w:rPr>
-          <w:b/>
-          <w:bCs/>
-        </w:rPr>
-        <w:t>NVIDIA</w:t>
-      </w:r>
-      <w:r>
-        <w:t xml:space="preserve"> paper that the score-based diffusion review borrows the </w:t>
-      </w:r>
-      <w:r>
-        <w:rPr>
-          <w:b/>
-          <w:bCs/>
-        </w:rPr>
-        <w:t>CorrDiff</w:t>
-      </w:r>
-      <w:r>
-        <w:t xml:space="preserve"> idea from. The task here is not nowcasting exactly, it is </w:t>
-      </w:r>
-      <w:r>
-        <w:rPr>
-          <w:b/>
-          <w:bCs/>
-        </w:rPr>
-        <w:t>downscaling</w:t>
-      </w:r>
-      <w:r>
-        <w:t>. Take a coarse 25 km global weather input and turn it into a sharp 2 km regional forecast over Taiwan.</w:t>
-      </w:r>
-    </w:p>
-    <w:p>
-      <w:pPr>
-        <w:pStyle w:val="ListParagraph"/>
-        <w:numPr>
-          <w:ilvl w:val="0"/>
-          <w:numId w:val="1"/>
-        </w:numPr>
-      </w:pPr>
-      <w:r>
-        <w:t xml:space="preserve">The cool extra trick is </w:t>
-      </w:r>
-      <w:r>
-        <w:rPr>
-          <w:b/>
-          <w:bCs/>
-        </w:rPr>
-        <w:t>channel synthesis</w:t>
-      </w:r>
-      <w:r>
-        <w:t>. It does not just sharpen the variables it is given, it can generate a brand new variable (</w:t>
-      </w:r>
-      <w:r>
-        <w:rPr>
-          <w:b/>
-          <w:bCs/>
-        </w:rPr>
-        <w:t>radar reflectivity</w:t>
-      </w:r>
-      <w:r>
-        <w:t>) that was not even in the input.</w:t>
-      </w:r>
-    </w:p>
-    <w:p>
-      <w:pPr>
-        <w:rPr>
-          <w:b/>
-          <w:bCs/>
-          <w:sz w:val="28"/>
-          <w:szCs w:val="28"/>
-        </w:rPr>
-      </w:pPr>
-      <w:r>
-        <w:rPr>
-          <w:b/>
-          <w:bCs/>
-          <w:sz w:val="28"/>
-          <w:szCs w:val="28"/>
-        </w:rPr>
-        <w:t>Training:</w:t>
-      </w:r>
-    </w:p>
-    <w:p>
-      <w:pPr>
-        <w:pStyle w:val="ListParagraph"/>
-        <w:numPr>
-          <w:ilvl w:val="0"/>
-          <w:numId w:val="1"/>
-        </w:numPr>
-      </w:pPr>
-      <w:r>
-        <w:t xml:space="preserve">The core idea is the </w:t>
-      </w:r>
-      <w:r>
-        <w:rPr>
-          <w:b/>
-          <w:bCs/>
-        </w:rPr>
-        <w:t>two-step approach</w:t>
-      </w:r>
-      <w:r>
-        <w:t xml:space="preserve">. First a deterministic </w:t>
-      </w:r>
-      <w:r>
-        <w:rPr>
-          <w:b/>
-          <w:bCs/>
-        </w:rPr>
-        <w:t>UNet</w:t>
-      </w:r>
-      <w:r>
-        <w:t xml:space="preserve"> regression predicts the </w:t>
-      </w:r>
-      <w:r>
-        <w:rPr>
-          <w:b/>
-          <w:bCs/>
-        </w:rPr>
-        <w:t>mean</w:t>
-      </w:r>
-      <w:r>
-        <w:t xml:space="preserve">. Then a generative </w:t>
-      </w:r>
-      <w:r>
-        <w:rPr>
-          <w:b/>
-          <w:bCs/>
-        </w:rPr>
-        <w:t>diffusion model</w:t>
-      </w:r>
-      <w:r>
-        <w:t xml:space="preserve"> predicts the </w:t>
-      </w:r>
-      <w:r>
-        <w:rPr>
-          <w:b/>
-          <w:bCs/>
-        </w:rPr>
-        <w:t>residual</w:t>
-      </w:r>
-      <w:r>
-        <w:t>, which is the leftover detail that the mean missed.</w:t>
-      </w:r>
-    </w:p>
-    <w:p>
-      <w:pPr>
-        <w:pStyle w:val="ListParagraph"/>
-        <w:numPr>
-          <w:ilvl w:val="0"/>
-          <w:numId w:val="1"/>
-        </w:numPr>
-      </w:pPr>
-      <w:r>
-        <w:t>So the final answer is mean plus residual. The regression handles the easy large-scale stuff, and the diffusion only has to learn the harder, smaller, stochastic part.</w:t>
-      </w:r>
-    </w:p>
-    <w:p>
-      <w:pPr>
-        <w:pStyle w:val="ListParagraph"/>
-        <w:numPr>
-          <w:ilvl w:val="0"/>
-          <w:numId w:val="1"/>
-        </w:numPr>
-      </w:pPr>
-      <w:r>
-        <w:t xml:space="preserve">Trained on 3 years of high-resolution </w:t>
-      </w:r>
-      <w:r>
-        <w:rPr>
-          <w:b/>
-          <w:bCs/>
-        </w:rPr>
-        <w:t>WRF</w:t>
-      </w:r>
-      <w:r>
-        <w:t xml:space="preserve"> model data (2018 to 2020), with </w:t>
-      </w:r>
-      <w:r>
-        <w:rPr>
-          <w:b/>
-          <w:bCs/>
-        </w:rPr>
-        <w:t>ERA5</w:t>
-      </w:r>
-      <w:r>
-        <w:t xml:space="preserve"> reanalysis as the coarse input, tested on 2021. It is sample-efficient, learning from just those few years.</w:t>
-      </w:r>
-    </w:p>
-    <w:p>
-      <w:pPr>
-        <w:rPr>
-          <w:b/>
-          <w:bCs/>
-          <w:sz w:val="28"/>
-          <w:szCs w:val="28"/>
-        </w:rPr>
-      </w:pPr>
-      <w:r>
-        <w:rPr>
-          <w:b/>
-          <w:bCs/>
-          <w:sz w:val="28"/>
-          <w:szCs w:val="28"/>
-        </w:rPr>
-        <w:t>Conclusion:</w:t>
-      </w:r>
-    </w:p>
-    <w:p>
-      <w:pPr>
-        <w:pStyle w:val="ListParagraph"/>
-        <w:numPr>
-          <w:ilvl w:val="0"/>
-          <w:numId w:val="1"/>
-        </w:numPr>
-      </w:pPr>
-      <w:r>
-        <w:t>CorrDiff beats the plain UNet, a random forest, and simple interpolation on both deterministic and probabilistic scores.</w:t>
-      </w:r>
-    </w:p>
-    <w:p>
-      <w:pPr>
-        <w:pStyle w:val="ListParagraph"/>
-        <w:numPr>
-          <w:ilvl w:val="0"/>
-          <w:numId w:val="1"/>
-        </w:numPr>
-      </w:pPr>
-      <w:r>
-        <w:t xml:space="preserve">The diffusion step is most valuable for the hardest target, the synthesized </w:t>
-      </w:r>
-      <w:r>
-        <w:rPr>
-          <w:b/>
-          <w:bCs/>
-        </w:rPr>
-        <w:t>radar reflectivity</w:t>
-      </w:r>
-      <w:r>
-        <w:t>, where the UNet alone fails to get realistic statistics.</w:t>
-      </w:r>
-    </w:p>
-    <w:p>
-      <w:pPr>
-        <w:pStyle w:val="ListParagraph"/>
-        <w:numPr>
-          <w:ilvl w:val="0"/>
-          <w:numId w:val="1"/>
-        </w:numPr>
-      </w:pPr>
-      <w:r>
-        <w:t>It is also way cheaper than running the physics model. On a single GPU it is at least 22 times faster and over a thousand times more energy efficient than the WRF simulator it learned from.</w:t>
-      </w:r>
-    </w:p>
-    <w:p>
-      <w:pPr>
-        <w:pStyle w:val="ListParagraph"/>
-        <w:numPr>
-          <w:ilvl w:val="0"/>
-          <w:numId w:val="1"/>
-        </w:numPr>
-      </w:pPr>
-      <w:r>
-        <w:t xml:space="preserve">Honest caveat. The ensemble is not perfectly </w:t>
-      </w:r>
-      <w:r>
-        <w:rPr>
-          <w:b/>
-          <w:bCs/>
-        </w:rPr>
-        <w:t>calibrated</w:t>
-      </w:r>
-      <w:r>
-        <w:t xml:space="preserve"> yet, it tends to be </w:t>
-      </w:r>
-      <w:r>
-        <w:rPr>
-          <w:b/>
-          <w:bCs/>
-        </w:rPr>
-        <w:t>under-dispersive</w:t>
-      </w:r>
-      <w:r>
-        <w:t>, meaning the spread is a bit too small.</w:t>
-      </w:r>
-    </w:p>
-    <w:p>
-      <w:pPr>
-        <w:rPr>
-          <w:b/>
-          <w:bCs/>
-          <w:sz w:val="28"/>
-          <w:szCs w:val="28"/>
-        </w:rPr>
-      </w:pPr>
-      <w:r>
-        <w:rPr>
-          <w:b/>
-          <w:bCs/>
-          <w:sz w:val="28"/>
-          <w:szCs w:val="28"/>
-        </w:rPr>
-        <w:t>Explanation:</w:t>
-      </w:r>
-    </w:p>
-    <w:p>
-      <w:pPr>
-        <w:rPr>
-          <w:b/>
-          <w:bCs/>
-        </w:rPr>
-      </w:pPr>
-      <w:r>
-        <w:rPr>
-          <w:b/>
-          <w:bCs/>
-        </w:rPr>
-        <w:t>Why split into mean plus residual:</w:t>
-      </w:r>
-    </w:p>
-    <w:p>
-      <w:pPr>
-        <w:pStyle w:val="ListParagraph"/>
-        <w:numPr>
-          <w:ilvl w:val="0"/>
-          <w:numId w:val="1"/>
-        </w:numPr>
-      </w:pPr>
-      <w:r>
-        <w:t>If you try to make a diffusion model learn the full sharp field directly from a very different coarse input, it converges slowly and gives incoherent junk. The distribution shift is just too big.</w:t>
-      </w:r>
-    </w:p>
-    <w:p>
-      <w:pPr>
-        <w:pStyle w:val="ListParagraph"/>
-        <w:numPr>
-          <w:ilvl w:val="0"/>
-          <w:numId w:val="1"/>
-        </w:numPr>
-      </w:pPr>
-      <w:r>
-        <w:t xml:space="preserve">By having the UNet take the </w:t>
-      </w:r>
-      <w:r>
-        <w:rPr>
-          <w:b/>
-          <w:bCs/>
-        </w:rPr>
-        <w:t>mean</w:t>
-      </w:r>
-      <w:r>
-        <w:t xml:space="preserve"> first, the diffusion model only has to model the </w:t>
-      </w:r>
-      <w:r>
-        <w:rPr>
-          <w:b/>
-          <w:bCs/>
-        </w:rPr>
-        <w:t>residual</w:t>
-      </w:r>
-      <w:r>
-        <w:t xml:space="preserve">, which is zero-mean and lower-variance. Smaller problem, easier to learn. This is basically the </w:t>
-      </w:r>
-      <w:r>
-        <w:rPr>
-          <w:b/>
-          <w:bCs/>
-        </w:rPr>
-        <w:t>Reynolds decomposition</w:t>
-      </w:r>
-      <w:r>
-        <w:t xml:space="preserve"> idea from fluid dynamics, splitting a field into its mean and its fluctuations.</w:t>
-      </w:r>
-    </w:p>
-    <w:p>
-      <w:pPr>
-        <w:pStyle w:val="ListParagraph"/>
-        <w:numPr>
-          <w:ilvl w:val="0"/>
-          <w:numId w:val="1"/>
-        </w:numPr>
-      </w:pPr>
-      <w:r>
-        <w:t>This is the exact same shape as my project. A quick first guess, then a diffusion model that comes in and adds the realistic detail.</w:t>
-      </w:r>
-    </w:p>
-    <w:p>
-      <w:pPr>
-        <w:rPr>
-          <w:b/>
-          <w:bCs/>
-        </w:rPr>
-      </w:pPr>
-      <w:r>
-        <w:rPr>
-          <w:b/>
-          <w:bCs/>
-        </w:rPr>
-        <w:lastRenderedPageBreak/>
-        <w:t>What diffusion is doing here:</w:t>
-      </w:r>
-    </w:p>
-    <w:p>
-      <w:pPr>
-        <w:pStyle w:val="ListParagraph"/>
-        <w:numPr>
-          <w:ilvl w:val="0"/>
-          <w:numId w:val="1"/>
-        </w:numPr>
-      </w:pPr>
-      <w:r>
-        <w:t xml:space="preserve">Same forward and backward story as always. </w:t>
-      </w:r>
-      <w:r>
-        <w:rPr>
-          <w:b/>
-          <w:bCs/>
-        </w:rPr>
-        <w:t>Forward</w:t>
-      </w:r>
-      <w:r>
-        <w:t xml:space="preserve"> gradually adds noise to the target until it is pure static. </w:t>
-      </w:r>
-      <w:r>
-        <w:rPr>
-          <w:b/>
-          <w:bCs/>
-        </w:rPr>
-        <w:t>Backward</w:t>
-      </w:r>
-      <w:r>
-        <w:t xml:space="preserve"> trains a network to denoise step by step, guided by the coarse input as the </w:t>
-      </w:r>
-      <w:r>
-        <w:rPr>
-          <w:b/>
-          <w:bCs/>
-        </w:rPr>
-        <w:t>condition</w:t>
-      </w:r>
-      <w:r>
-        <w:t>.</w:t>
-      </w:r>
-    </w:p>
-    <w:p>
-      <w:pPr>
-        <w:pStyle w:val="ListParagraph"/>
-        <w:numPr>
-          <w:ilvl w:val="0"/>
-          <w:numId w:val="1"/>
-        </w:numPr>
-      </w:pPr>
-      <w:r>
-        <w:t>Because it is conditioned on the 25 km input, the generated 2 km field stays consistent with the large-scale weather, but the diffusion fills in the fine texture stochastically.</w:t>
-      </w:r>
-    </w:p>
-    <w:p>
-      <w:pPr>
-        <w:rPr>
-          <w:b/>
-          <w:bCs/>
-        </w:rPr>
-      </w:pPr>
-      <w:r>
-        <w:rPr>
-          <w:b/>
-          <w:bCs/>
-        </w:rPr>
-        <w:t>Case studies (cold front and typhoon):</w:t>
-      </w:r>
-    </w:p>
-    <w:p>
-      <w:pPr>
-        <w:pStyle w:val="ListParagraph"/>
-        <w:numPr>
-          <w:ilvl w:val="0"/>
-          <w:numId w:val="1"/>
-        </w:numPr>
-      </w:pPr>
-      <w:r>
-        <w:t xml:space="preserve">For a </w:t>
-      </w:r>
-      <w:r>
-        <w:rPr>
-          <w:b/>
-          <w:bCs/>
-        </w:rPr>
-        <w:t>cold front</w:t>
-      </w:r>
-      <w:r>
-        <w:t>, the coarse ERA5 input is too smooth. CorrDiff sharpens the temperature gradient, the wind shear and the rain band so they all line up at the frontal boundary, which is physically what should happen.</w:t>
-      </w:r>
-    </w:p>
-    <w:p>
-      <w:pPr>
-        <w:pStyle w:val="ListParagraph"/>
-        <w:numPr>
-          <w:ilvl w:val="0"/>
-          <w:numId w:val="1"/>
-        </w:numPr>
-      </w:pPr>
-      <w:r>
-        <w:t xml:space="preserve">For a </w:t>
-      </w:r>
-      <w:r>
-        <w:rPr>
-          <w:b/>
-          <w:bCs/>
-        </w:rPr>
-        <w:t>typhoon</w:t>
-      </w:r>
-      <w:r>
-        <w:t xml:space="preserve"> (Haikui 2023), the 25 km input cannot resolve the storm properly, it looks too wide and too weak. CorrDiff shrinks the radius of maximum winds and bumps up the peak wind speed towards the truth, and generates realistic rainband texture. It does not fully reach the real intensity, but it is a clear improvement.</w:t>
-      </w:r>
-    </w:p>
-    <w:p>
-      <w:pPr>
-        <w:rPr>
-          <w:b/>
-          <w:bCs/>
-          <w:sz w:val="28"/>
-          <w:szCs w:val="28"/>
-        </w:rPr>
-      </w:pPr>
-    </w:p>
-    <w:p/>
-    <w:p>
-      <w:pPr>
-        <w:rPr>
-          <w:b/>
-          <w:bCs/>
-          <w:sz w:val="28"/>
-          <w:szCs w:val="28"/>
-        </w:rPr>
-      </w:pPr>
-    </w:p>
-    <w:p>
-      <w:pPr>
-        <w:rPr>
-          <w:b/>
-          <w:bCs/>
-          <w:sz w:val="28"/>
-          <w:szCs w:val="28"/>
-        </w:rPr>
-      </w:pPr>
-    </w:p>
-    <w:p>
-      <w:pPr>
-        <w:rPr>
-          <w:b/>
-          <w:bCs/>
-          <w:sz w:val="28"/>
-          <w:szCs w:val="28"/>
-        </w:rPr>
-      </w:pPr>
-    </w:p>
-    <w:p>
-      <w:pPr>
-        <w:rPr>
-          <w:b/>
-          <w:bCs/>
-          <w:sz w:val="28"/>
-          <w:szCs w:val="28"/>
-        </w:rPr>
-      </w:pPr>
-    </w:p>
-    <w:p>
-      <w:pPr>
-        <w:rPr>
-          <w:b/>
-          <w:bCs/>
-          <w:sz w:val="28"/>
-          <w:szCs w:val="28"/>
-        </w:rPr>
-      </w:pPr>
-    </w:p>
-    <w:p>
-      <w:pPr>
-        <w:rPr>
-          <w:b/>
-          <w:bCs/>
-          <w:sz w:val="28"/>
-          <w:szCs w:val="28"/>
-        </w:rPr>
-      </w:pPr>
-    </w:p>
-    <w:p>
-      <w:pPr>
-        <w:rPr>
-          <w:b/>
-          <w:bCs/>
-          <w:sz w:val="28"/>
-          <w:szCs w:val="28"/>
-        </w:rPr>
-      </w:pPr>
-    </w:p>
     <w:p>
       <w:pPr>
         <w:rPr>
@@ -9315,7 +9010,6 @@
   <w:style w:type="character" w:default="1" w:styleId="DefaultParagraphFont">
     <w:name w:val="Default Paragraph Font"/>
     <w:uiPriority w:val="1"/>
-    <w:semiHidden/>
     <w:unhideWhenUsed/>
   </w:style>
   <w:style w:type="table" w:default="1" w:styleId="TableNormal">

--- a/Notes on Research papers/Nowcasting.docx
+++ b/Notes on Research papers/Nowcasting.docx
@@ -100,7 +100,15 @@
         <w:t>We use Advection to move current rainfall forward in time and is often done using optical flow</w:t>
       </w:r>
       <w:r>
-        <w:t xml:space="preserve">. Modelled by describing how a quantity moves with a velocity (How the wind moves rainfall across space). It’s mathematical definition is </w:t>
+        <w:t xml:space="preserve">. Modelled by describing how a quantity moves with a velocity (How the wind moves rainfall across space). </w:t>
+      </w:r>
+      <w:proofErr w:type="gramStart"/>
+      <w:r>
+        <w:t>It’s</w:t>
+      </w:r>
+      <w:proofErr w:type="gramEnd"/>
+      <w:r>
+        <w:t xml:space="preserve"> mathematical definition is </w:t>
       </w:r>
       <w:r>
         <w:rPr>
@@ -154,7 +162,15 @@
         <w:t xml:space="preserve"> How things in an image are moving from one frame to the next.</w:t>
       </w:r>
       <w:r>
-        <w:t xml:space="preserve"> i.e, Where did each pixel move.</w:t>
+        <w:t xml:space="preserve"> </w:t>
+      </w:r>
+      <w:proofErr w:type="spellStart"/>
+      <w:r>
+        <w:t>i.e</w:t>
+      </w:r>
+      <w:proofErr w:type="spellEnd"/>
+      <w:r>
+        <w:t>, Where did each pixel move.</w:t>
       </w:r>
       <w:r>
         <w:t xml:space="preserve"> We extrapolate</w:t>
@@ -1000,7 +1016,27 @@
           <w:lang w:eastAsia="en-IN"/>
           <w14:ligatures w14:val="none"/>
         </w:rPr>
-        <w:t xml:space="preserve"> Making multiple predictions instead of one, i.e, many possible future outcomes.</w:t>
+        <w:t xml:space="preserve"> Making multiple predictions instead of one, </w:t>
+      </w:r>
+      <w:proofErr w:type="spellStart"/>
+      <w:r>
+        <w:rPr>
+          <w:rFonts w:eastAsia="Times New Roman" w:cs="Segoe UI"/>
+          <w:kern w:val="0"/>
+          <w:lang w:eastAsia="en-IN"/>
+          <w14:ligatures w14:val="none"/>
+        </w:rPr>
+        <w:t>i.e</w:t>
+      </w:r>
+      <w:proofErr w:type="spellEnd"/>
+      <w:r>
+        <w:rPr>
+          <w:rFonts w:eastAsia="Times New Roman" w:cs="Segoe UI"/>
+          <w:kern w:val="0"/>
+          <w:lang w:eastAsia="en-IN"/>
+          <w14:ligatures w14:val="none"/>
+        </w:rPr>
+        <w:t>, many possible future outcomes.</w:t>
       </w:r>
       <w:r>
         <w:rPr>
@@ -1164,7 +1200,27 @@
           <w:lang w:eastAsia="en-IN"/>
           <w14:ligatures w14:val="none"/>
         </w:rPr>
-        <w:t xml:space="preserve">. In reality, rain is </w:t>
+        <w:t xml:space="preserve">. </w:t>
+      </w:r>
+      <w:proofErr w:type="gramStart"/>
+      <w:r>
+        <w:rPr>
+          <w:rFonts w:eastAsia="Times New Roman" w:cs="Segoe UI"/>
+          <w:kern w:val="0"/>
+          <w:lang w:eastAsia="en-IN"/>
+          <w14:ligatures w14:val="none"/>
+        </w:rPr>
+        <w:t>In reality, rain</w:t>
+      </w:r>
+      <w:proofErr w:type="gramEnd"/>
+      <w:r>
+        <w:rPr>
+          <w:rFonts w:eastAsia="Times New Roman" w:cs="Segoe UI"/>
+          <w:kern w:val="0"/>
+          <w:lang w:eastAsia="en-IN"/>
+          <w14:ligatures w14:val="none"/>
+        </w:rPr>
+        <w:t xml:space="preserve"> is </w:t>
       </w:r>
       <w:r>
         <w:rPr>
@@ -1532,7 +1588,27 @@
           <w:lang w:eastAsia="en-IN"/>
           <w14:ligatures w14:val="none"/>
         </w:rPr>
-        <w:t xml:space="preserve"> Residuals tells us whether our model is </w:t>
+        <w:t xml:space="preserve"> Residuals </w:t>
+      </w:r>
+      <w:proofErr w:type="gramStart"/>
+      <w:r>
+        <w:rPr>
+          <w:rFonts w:eastAsia="Times New Roman" w:cs="Segoe UI"/>
+          <w:kern w:val="0"/>
+          <w:lang w:eastAsia="en-IN"/>
+          <w14:ligatures w14:val="none"/>
+        </w:rPr>
+        <w:t>tells</w:t>
+      </w:r>
+      <w:proofErr w:type="gramEnd"/>
+      <w:r>
+        <w:rPr>
+          <w:rFonts w:eastAsia="Times New Roman" w:cs="Segoe UI"/>
+          <w:kern w:val="0"/>
+          <w:lang w:eastAsia="en-IN"/>
+          <w14:ligatures w14:val="none"/>
+        </w:rPr>
+        <w:t xml:space="preserve"> us whether our model is </w:t>
       </w:r>
       <w:r>
         <w:rPr>
@@ -1702,7 +1778,25 @@
           <w:lang w:eastAsia="en-IN"/>
           <w14:ligatures w14:val="none"/>
         </w:rPr>
-        <w:t>(weak vs strong rain)</w:t>
+        <w:t xml:space="preserve">(weak vs </w:t>
+      </w:r>
+      <w:r>
+        <w:rPr>
+          <w:rFonts w:eastAsia="Times New Roman" w:cs="Segoe UI"/>
+          <w:kern w:val="0"/>
+          <w:lang w:eastAsia="en-IN"/>
+          <w14:ligatures w14:val="none"/>
+        </w:rPr>
+        <w:t>heavy rain</w:t>
+      </w:r>
+      <w:r>
+        <w:rPr>
+          <w:rFonts w:eastAsia="Times New Roman" w:cs="Segoe UI"/>
+          <w:kern w:val="0"/>
+          <w:lang w:eastAsia="en-IN"/>
+          <w14:ligatures w14:val="none"/>
+        </w:rPr>
+        <w:t>)</w:t>
       </w:r>
     </w:p>
     <w:p>
@@ -1768,8 +1862,19 @@
           <w:lang w:eastAsia="en-IN"/>
           <w14:ligatures w14:val="none"/>
         </w:rPr>
-        <w:t>, describing their vairiability</w:t>
-      </w:r>
+        <w:t xml:space="preserve">, describing their </w:t>
+      </w:r>
+      <w:proofErr w:type="spellStart"/>
+      <w:r>
+        <w:rPr>
+          <w:rFonts w:eastAsia="Times New Roman" w:cs="Segoe UI"/>
+          <w:kern w:val="0"/>
+          <w:lang w:eastAsia="en-IN"/>
+          <w14:ligatures w14:val="none"/>
+        </w:rPr>
+        <w:t>vairiability</w:t>
+      </w:r>
+      <w:proofErr w:type="spellEnd"/>
       <w:r>
         <w:rPr>
           <w:rFonts w:eastAsia="Times New Roman" w:cs="Segoe UI"/>
@@ -1871,7 +1976,27 @@
           <w:lang w:eastAsia="en-IN"/>
           <w14:ligatures w14:val="none"/>
         </w:rPr>
-        <w:t xml:space="preserve"> (high varibaility)</w:t>
+        <w:t xml:space="preserve"> (high </w:t>
+      </w:r>
+      <w:proofErr w:type="spellStart"/>
+      <w:r>
+        <w:rPr>
+          <w:rFonts w:eastAsia="Times New Roman" w:cs="Segoe UI"/>
+          <w:kern w:val="0"/>
+          <w:lang w:eastAsia="en-IN"/>
+          <w14:ligatures w14:val="none"/>
+        </w:rPr>
+        <w:t>varibaility</w:t>
+      </w:r>
+      <w:proofErr w:type="spellEnd"/>
+      <w:r>
+        <w:rPr>
+          <w:rFonts w:eastAsia="Times New Roman" w:cs="Segoe UI"/>
+          <w:kern w:val="0"/>
+          <w:lang w:eastAsia="en-IN"/>
+          <w14:ligatures w14:val="none"/>
+        </w:rPr>
+        <w:t>)</w:t>
       </w:r>
       <w:r>
         <w:rPr>
@@ -2072,6 +2197,7 @@
         </w:rPr>
         <w:t xml:space="preserve"> - </w:t>
       </w:r>
+      <w:proofErr w:type="spellStart"/>
       <w:r>
         <w:rPr>
           <w:rFonts w:eastAsia="Times New Roman" w:cs="Segoe UI"/>
@@ -2117,6 +2243,7 @@
         </w:rPr>
         <w:t>k</w:t>
       </w:r>
+      <w:proofErr w:type="spellEnd"/>
       <w:r>
         <w:rPr>
           <w:rFonts w:eastAsia="Times New Roman" w:cs="Segoe UI"/>
@@ -2272,7 +2399,15 @@
         <w:t>radiation</w:t>
       </w:r>
       <w:r>
-        <w:t xml:space="preserve"> is reflected back by rain particles</w:t>
+        <w:t xml:space="preserve"> is </w:t>
+      </w:r>
+      <w:proofErr w:type="gramStart"/>
+      <w:r>
+        <w:t>reflected back</w:t>
+      </w:r>
+      <w:proofErr w:type="gramEnd"/>
+      <w:r>
+        <w:t xml:space="preserve"> by rain particles</w:t>
       </w:r>
       <w:r>
         <w:t xml:space="preserve">. </w:t>
@@ -2313,12 +2448,21 @@
       <w:r>
         <w:t xml:space="preserve"> Measured in </w:t>
       </w:r>
-      <w:r>
-        <w:rPr>
-          <w:b/>
-          <w:bCs/>
-        </w:rPr>
-        <w:t>dBZ (decibels of reflectivity)</w:t>
+      <w:proofErr w:type="spellStart"/>
+      <w:r>
+        <w:rPr>
+          <w:b/>
+          <w:bCs/>
+        </w:rPr>
+        <w:t>dBZ</w:t>
+      </w:r>
+      <w:proofErr w:type="spellEnd"/>
+      <w:r>
+        <w:rPr>
+          <w:b/>
+          <w:bCs/>
+        </w:rPr>
+        <w:t xml:space="preserve"> (decibels of reflectivity)</w:t>
       </w:r>
     </w:p>
     <w:p>
@@ -2370,6 +2514,7 @@
         </w:numPr>
         <w:spacing w:after="0"/>
       </w:pPr>
+      <w:proofErr w:type="gramStart"/>
       <w:r>
         <w:rPr>
           <w:rFonts w:eastAsia="Times New Roman" w:cs="Segoe UI"/>
@@ -2386,7 +2531,37 @@
           <w:lang w:eastAsia="en-IN"/>
           <w14:ligatures w14:val="none"/>
         </w:rPr>
-        <w:t xml:space="preserve"> (50+ dBZ) </w:t>
+        <w:t xml:space="preserve"> (</w:t>
+      </w:r>
+      <w:proofErr w:type="gramEnd"/>
+      <w:r>
+        <w:rPr>
+          <w:rFonts w:eastAsia="Times New Roman" w:cs="Segoe UI"/>
+          <w:kern w:val="0"/>
+          <w:lang w:eastAsia="en-IN"/>
+          <w14:ligatures w14:val="none"/>
+        </w:rPr>
+        <w:t xml:space="preserve">50+ </w:t>
+      </w:r>
+      <w:proofErr w:type="spellStart"/>
+      <w:r>
+        <w:rPr>
+          <w:rFonts w:eastAsia="Times New Roman" w:cs="Segoe UI"/>
+          <w:kern w:val="0"/>
+          <w:lang w:eastAsia="en-IN"/>
+          <w14:ligatures w14:val="none"/>
+        </w:rPr>
+        <w:t>dBZ</w:t>
+      </w:r>
+      <w:proofErr w:type="spellEnd"/>
+      <w:r>
+        <w:rPr>
+          <w:rFonts w:eastAsia="Times New Roman" w:cs="Segoe UI"/>
+          <w:kern w:val="0"/>
+          <w:lang w:eastAsia="en-IN"/>
+          <w14:ligatures w14:val="none"/>
+        </w:rPr>
+        <w:t xml:space="preserve">) </w:t>
       </w:r>
       <w:r>
         <w:rPr>
@@ -2523,7 +2698,15 @@
         </w:numPr>
       </w:pPr>
       <w:r>
-        <w:t>It's statistically correct, sure, but you lose all the sharp realistic details that are absolutely vital for a good forecast.</w:t>
+        <w:t xml:space="preserve">It's statistically correct, sure, but you lose all the sharp realistic details that are </w:t>
+      </w:r>
+      <w:proofErr w:type="gramStart"/>
+      <w:r>
+        <w:t>absolutely vital</w:t>
+      </w:r>
+      <w:proofErr w:type="gramEnd"/>
+      <w:r>
+        <w:t xml:space="preserve"> for a good forecast.</w:t>
       </w:r>
     </w:p>
     <w:p>
@@ -2636,7 +2819,15 @@
         </w:numPr>
       </w:pPr>
       <w:r>
-        <w:t>This project would attempt to create nowcasts with diffusion models conditioned on previous observations and optical-flow based nowcasts.</w:t>
+        <w:t xml:space="preserve">This project would attempt to create nowcasts with diffusion models conditioned on previous observations and </w:t>
+      </w:r>
+      <w:proofErr w:type="gramStart"/>
+      <w:r>
+        <w:t>optical-flow</w:t>
+      </w:r>
+      <w:proofErr w:type="gramEnd"/>
+      <w:r>
+        <w:t xml:space="preserve"> based nowcasts.</w:t>
       </w:r>
       <w:r>
         <w:t xml:space="preserve"> (Physics-Inspired motion + Uncertainty/ Probabilistic Correction)</w:t>
@@ -2700,7 +2891,15 @@
         <w:t>learning the underlying data distribution</w:t>
       </w:r>
       <w:r>
-        <w:t>. Diffusion models are becoming more prevalent, yet adapting them for earth science applications can be challenging because most articles focus on theoretical aspects of the approach, rather than making the method widely accessible.</w:t>
+        <w:t xml:space="preserve">. Diffusion models are becoming more </w:t>
+      </w:r>
+      <w:proofErr w:type="gramStart"/>
+      <w:r>
+        <w:t>prevalent, yet</w:t>
+      </w:r>
+      <w:proofErr w:type="gramEnd"/>
+      <w:r>
+        <w:t xml:space="preserve"> adapting them for earth science applications can be challenging because most articles focus on theoretical aspects of the approach, rather than making the method widely accessible.</w:t>
       </w:r>
       <w:r>
         <w:t>”</w:t>
@@ -2794,7 +2993,15 @@
         <w:t>“</w:t>
       </w:r>
       <w:r>
-        <w:t>The diffusion models also enable out-of-the-box ensemble generation with skillful calibration.</w:t>
+        <w:t xml:space="preserve">The diffusion models also enable out-of-the-box ensemble generation with </w:t>
+      </w:r>
+      <w:proofErr w:type="spellStart"/>
+      <w:r>
+        <w:t>skillful</w:t>
+      </w:r>
+      <w:proofErr w:type="spellEnd"/>
+      <w:r>
+        <w:t xml:space="preserve"> calibration.</w:t>
       </w:r>
       <w:r>
         <w:t>”</w:t>
@@ -2922,7 +3129,15 @@
     </w:p>
     <w:p>
       <w:r>
-        <w:t>A benefit of the diffusion based models is the ability to generate as many samples as desired.</w:t>
+        <w:t xml:space="preserve">A benefit of the </w:t>
+      </w:r>
+      <w:proofErr w:type="gramStart"/>
+      <w:r>
+        <w:t>diffusion based</w:t>
+      </w:r>
+      <w:proofErr w:type="gramEnd"/>
+      <w:r>
+        <w:t xml:space="preserve"> models is the ability to generate as many samples as desired.</w:t>
       </w:r>
     </w:p>
     <w:p>
@@ -2996,7 +3211,15 @@
         <w:t>I</w:t>
       </w:r>
       <w:r>
-        <w:t>mplement all Lagrangian persistence nowcasts with the pySTEPS library (Pulkkinen et al. 2019)</w:t>
+        <w:t xml:space="preserve">mplement all Lagrangian persistence nowcasts with the </w:t>
+      </w:r>
+      <w:proofErr w:type="spellStart"/>
+      <w:r>
+        <w:t>pySTEPS</w:t>
+      </w:r>
+      <w:proofErr w:type="spellEnd"/>
+      <w:r>
+        <w:t xml:space="preserve"> library (Pulkkinen et al. 2019)</w:t>
       </w:r>
       <w:r>
         <w:t xml:space="preserve">. </w:t>
@@ -3024,7 +3247,15 @@
         <w:t>Lucas–Kanade algorithm</w:t>
       </w:r>
       <w:r>
-        <w:t xml:space="preserve"> (Lucas and Kanade 1981; Bouguet 2001) using the last two observations</w:t>
+        <w:t xml:space="preserve"> (Lucas and Kanade 1981; </w:t>
+      </w:r>
+      <w:proofErr w:type="spellStart"/>
+      <w:r>
+        <w:t>Bouguet</w:t>
+      </w:r>
+      <w:proofErr w:type="spellEnd"/>
+      <w:r>
+        <w:t xml:space="preserve"> 2001) using the last two observations</w:t>
       </w:r>
       <w:r>
         <w:t>.</w:t>
@@ -3187,7 +3418,35 @@
         <w:rPr>
           <w:highlight w:val="yellow"/>
         </w:rPr>
-        <w:t>Optimize the binary cross-entropy with the adam optimizer (Kingma and Ba 2014) enforcing an L2 regularization and employing the ReduceLROnPlateau learning rate scheduler</w:t>
+        <w:t xml:space="preserve">Optimize the binary cross-entropy with the </w:t>
+      </w:r>
+      <w:proofErr w:type="spellStart"/>
+      <w:r>
+        <w:rPr>
+          <w:highlight w:val="yellow"/>
+        </w:rPr>
+        <w:t>adam</w:t>
+      </w:r>
+      <w:proofErr w:type="spellEnd"/>
+      <w:r>
+        <w:rPr>
+          <w:highlight w:val="yellow"/>
+        </w:rPr>
+        <w:t xml:space="preserve"> optimizer (Kingma and Ba 2014) enforcing an L2 regularization and employing the </w:t>
+      </w:r>
+      <w:proofErr w:type="spellStart"/>
+      <w:r>
+        <w:rPr>
+          <w:highlight w:val="yellow"/>
+        </w:rPr>
+        <w:t>ReduceLROnPlateau</w:t>
+      </w:r>
+      <w:proofErr w:type="spellEnd"/>
+      <w:r>
+        <w:rPr>
+          <w:highlight w:val="yellow"/>
+        </w:rPr>
+        <w:t xml:space="preserve"> learning rate scheduler</w:t>
       </w:r>
     </w:p>
     <w:p>
@@ -3393,7 +3652,23 @@
         </w:numPr>
       </w:pPr>
       <w:r>
-        <w:t>The challenge with neural networks trained with mean squared error losses is that while they are skillful, they often result in blurry predictions (Bouallegue et al. 2024).</w:t>
+        <w:t xml:space="preserve">The challenge with neural networks trained with mean squared error losses is that while they are </w:t>
+      </w:r>
+      <w:proofErr w:type="spellStart"/>
+      <w:r>
+        <w:t>skillful</w:t>
+      </w:r>
+      <w:proofErr w:type="spellEnd"/>
+      <w:r>
+        <w:t>, they often result in blurry predictions (</w:t>
+      </w:r>
+      <w:proofErr w:type="spellStart"/>
+      <w:r>
+        <w:t>Bouallegue</w:t>
+      </w:r>
+      <w:proofErr w:type="spellEnd"/>
+      <w:r>
+        <w:t xml:space="preserve"> et al. 2024).</w:t>
       </w:r>
     </w:p>
     <w:p>
@@ -3405,7 +3680,15 @@
         </w:numPr>
       </w:pPr>
       <w:r>
-        <w:t>One way to combat the blurry issue has been the use of generative AI methods, such as Generative Adversarial Networks (GANs; Goodfellow et al. 2014; Andrianakos et al. 2019; Ravuri et al. 2021)</w:t>
+        <w:t xml:space="preserve">One way to combat the blurry issue has been the use of generative AI methods, such as Generative Adversarial Networks (GANs; Goodfellow et al. 2014; </w:t>
+      </w:r>
+      <w:proofErr w:type="spellStart"/>
+      <w:r>
+        <w:t>Andrianakos</w:t>
+      </w:r>
+      <w:proofErr w:type="spellEnd"/>
+      <w:r>
+        <w:t xml:space="preserve"> et al. 2019; Ravuri et al. 2021)</w:t>
       </w:r>
       <w:r>
         <w:t xml:space="preserve">. </w:t>
@@ -3429,7 +3712,15 @@
         </w:numPr>
       </w:pPr>
       <w:r>
-        <w:t>An emerging generative AI method to combat blurry output is diffusion modeling (Ho et al. 2020; Song et al. 2021; Karras et al. 2022).</w:t>
+        <w:t xml:space="preserve">An emerging generative AI method to combat blurry output is diffusion </w:t>
+      </w:r>
+      <w:proofErr w:type="spellStart"/>
+      <w:r>
+        <w:t>modeling</w:t>
+      </w:r>
+      <w:proofErr w:type="spellEnd"/>
+      <w:r>
+        <w:t xml:space="preserve"> (Ho et al. 2020; Song et al. 2021; Karras et al. 2022).</w:t>
       </w:r>
     </w:p>
     <w:p>
@@ -3534,7 +3825,47 @@
         </w:numPr>
       </w:pPr>
       <w:r>
-        <w:t>Recently, machine learning has been rapidly employed for forecasting clouds and precipitation using traditional deep learning techniques (e.g., Shi et al. 2015; Berthomier et al. 2020; Caseri et al. 2022; Kellerhals et al. 2022), generative adverserial models (e.g., Andrychowicz et al. 2023), and diffusion modeling (Hatanaka et al. 2023; Zhang et al. 2023; Dai et al. 2024; Nai et al. 2024; Wang et al. 2024; Yu et al. 2024)</w:t>
+        <w:t xml:space="preserve">Recently, machine learning has been rapidly employed for forecasting clouds and precipitation using traditional deep learning techniques (e.g., Shi et al. 2015; </w:t>
+      </w:r>
+      <w:proofErr w:type="spellStart"/>
+      <w:r>
+        <w:t>Berthomier</w:t>
+      </w:r>
+      <w:proofErr w:type="spellEnd"/>
+      <w:r>
+        <w:t xml:space="preserve"> et al. 2020; </w:t>
+      </w:r>
+      <w:proofErr w:type="spellStart"/>
+      <w:r>
+        <w:t>Caseri</w:t>
+      </w:r>
+      <w:proofErr w:type="spellEnd"/>
+      <w:r>
+        <w:t xml:space="preserve"> et al. 2022; Kellerhals et al. 2022), generative </w:t>
+      </w:r>
+      <w:proofErr w:type="spellStart"/>
+      <w:r>
+        <w:t>adverserial</w:t>
+      </w:r>
+      <w:proofErr w:type="spellEnd"/>
+      <w:r>
+        <w:t xml:space="preserve"> models (e.g., </w:t>
+      </w:r>
+      <w:proofErr w:type="spellStart"/>
+      <w:r>
+        <w:t>Andrychowicz</w:t>
+      </w:r>
+      <w:proofErr w:type="spellEnd"/>
+      <w:r>
+        <w:t xml:space="preserve"> et al. 2023), and diffusion </w:t>
+      </w:r>
+      <w:proofErr w:type="spellStart"/>
+      <w:r>
+        <w:t>modeling</w:t>
+      </w:r>
+      <w:proofErr w:type="spellEnd"/>
+      <w:r>
+        <w:t xml:space="preserve"> (Hatanaka et al. 2023; Zhang et al. 2023; Dai et al. 2024; Nai et al. 2024; Wang et al. 2024; Yu et al. 2024)</w:t>
       </w:r>
     </w:p>
     <w:p>
@@ -3556,7 +3887,23 @@
         <w:t>DDPMs</w:t>
       </w:r>
       <w:r>
-        <w:t xml:space="preserve"> for this project given their wide use in the literature (e.g., Asperti et al. 2024; Chen et al. 2023; Gao et al. 2023; Srivastava et al. 2024; Zhong et al. 2024), but realized the computational demand would not be viable given our hardware and the temporal demand of an operational nowcasting product.</w:t>
+        <w:t xml:space="preserve"> for this project given their wide use in the literature (e.g., </w:t>
+      </w:r>
+      <w:proofErr w:type="spellStart"/>
+      <w:r>
+        <w:t>Asperti</w:t>
+      </w:r>
+      <w:proofErr w:type="spellEnd"/>
+      <w:r>
+        <w:t xml:space="preserve"> et al. 2024; Chen et al. 2023; Gao et al. 2023; Srivastava et al. 2024; Zhong et al. 2024</w:t>
+      </w:r>
+      <w:proofErr w:type="gramStart"/>
+      <w:r>
+        <w:t>), but</w:t>
+      </w:r>
+      <w:proofErr w:type="gramEnd"/>
+      <w:r>
+        <w:t xml:space="preserve"> realized the computational demand would not be viable given our hardware and the temporal demand of an operational nowcasting product.</w:t>
       </w:r>
     </w:p>
     <w:p>
@@ -3580,7 +3927,23 @@
         </w:numPr>
       </w:pPr>
       <w:r>
-        <w:t>It is a fairly large U-Net (Ronneberger et al. 2015) with six up- and down- sampling blocks, which contain two res-net blocks (He et al. 2015) each</w:t>
+        <w:t xml:space="preserve">It is a </w:t>
+      </w:r>
+      <w:proofErr w:type="gramStart"/>
+      <w:r>
+        <w:t>fairly large</w:t>
+      </w:r>
+      <w:proofErr w:type="gramEnd"/>
+      <w:r>
+        <w:t xml:space="preserve"> U-Net (</w:t>
+      </w:r>
+      <w:proofErr w:type="spellStart"/>
+      <w:r>
+        <w:t>Ronneberger</w:t>
+      </w:r>
+      <w:proofErr w:type="spellEnd"/>
+      <w:r>
+        <w:t xml:space="preserve"> et al. 2015) with six up- and down- sampling blocks, which contain two res-net blocks (He et al. 2015) each</w:t>
       </w:r>
     </w:p>
     <w:p>
@@ -3610,7 +3973,21 @@
         <w:rPr>
           <w:highlight w:val="yellow"/>
         </w:rPr>
-        <w:t>there are many researching how to speed up diffusion (e.g., Xu et al. 2025).</w:t>
+        <w:t xml:space="preserve">there are </w:t>
+      </w:r>
+      <w:proofErr w:type="gramStart"/>
+      <w:r>
+        <w:rPr>
+          <w:highlight w:val="yellow"/>
+        </w:rPr>
+        <w:t>many</w:t>
+      </w:r>
+      <w:proofErr w:type="gramEnd"/>
+      <w:r>
+        <w:rPr>
+          <w:highlight w:val="yellow"/>
+        </w:rPr>
+        <w:t xml:space="preserve"> researching how to speed up diffusion (e.g., Xu et al. 2025).</w:t>
       </w:r>
     </w:p>
     <w:p>
@@ -3652,7 +4029,15 @@
         </w:numPr>
       </w:pPr>
       <w:r>
-        <w:t>Some of the best known traditional approaches to nowcasting precipitation, according to Germann and Zawadzki (2002), are centred around usage of various inductive biase</w:t>
+        <w:t xml:space="preserve">Some of the </w:t>
+      </w:r>
+      <w:proofErr w:type="gramStart"/>
+      <w:r>
+        <w:t>best known</w:t>
+      </w:r>
+      <w:proofErr w:type="gramEnd"/>
+      <w:r>
+        <w:t xml:space="preserve"> traditional approaches to nowcasting precipitation, according to Germann and Zawadzki (2002), are centred around usage of various inductive biase</w:t>
       </w:r>
       <w:r>
         <w:t>s</w:t>
@@ -3723,35 +4108,55 @@
           <w:sz w:val="28"/>
           <w:szCs w:val="28"/>
         </w:rPr>
-        <w:t xml:space="preserve"> (Aug, 2025)</w:t>
-      </w:r>
-    </w:p>
-    <w:p>
-      <w:pPr>
+        <w:t xml:space="preserve"> (</w:t>
+      </w:r>
+      <w:proofErr w:type="gramStart"/>
+      <w:r>
         <w:rPr>
           <w:b/>
           <w:bCs/>
           <w:sz w:val="28"/>
           <w:szCs w:val="28"/>
         </w:rPr>
-      </w:pPr>
-    </w:p>
-    <w:p>
-      <w:pPr>
+        <w:t>Aug,</w:t>
+      </w:r>
+      <w:proofErr w:type="gramEnd"/>
+      <w:r>
         <w:rPr>
           <w:b/>
           <w:bCs/>
           <w:sz w:val="28"/>
           <w:szCs w:val="28"/>
         </w:rPr>
-      </w:pPr>
-      <w:r>
+        <w:t xml:space="preserve"> 2025)</w:t>
+      </w:r>
+    </w:p>
+    <w:p>
+      <w:pPr>
         <w:rPr>
           <w:b/>
           <w:bCs/>
           <w:sz w:val="28"/>
           <w:szCs w:val="28"/>
         </w:rPr>
+      </w:pPr>
+    </w:p>
+    <w:p>
+      <w:pPr>
+        <w:rPr>
+          <w:b/>
+          <w:bCs/>
+          <w:sz w:val="28"/>
+          <w:szCs w:val="28"/>
+        </w:rPr>
+      </w:pPr>
+      <w:r>
+        <w:rPr>
+          <w:b/>
+          <w:bCs/>
+          <w:sz w:val="28"/>
+          <w:szCs w:val="28"/>
+        </w:rPr>
         <w:t>Brief Description:</w:t>
       </w:r>
     </w:p>
@@ -3815,12 +4220,21 @@
       <w:r>
         <w:t>By training </w:t>
       </w:r>
-      <w:r>
-        <w:rPr>
-          <w:b/>
-          <w:bCs/>
-        </w:rPr>
-        <w:t>ResU-Nets</w:t>
+      <w:proofErr w:type="spellStart"/>
+      <w:r>
+        <w:rPr>
+          <w:b/>
+          <w:bCs/>
+        </w:rPr>
+        <w:t>ResU</w:t>
+      </w:r>
+      <w:proofErr w:type="spellEnd"/>
+      <w:r>
+        <w:rPr>
+          <w:b/>
+          <w:bCs/>
+        </w:rPr>
+        <w:t>-Nets</w:t>
       </w:r>
       <w:r>
         <w:t> with satellite and lightning data, the authors demonstrate that adding </w:t>
@@ -4076,7 +4490,15 @@
         <w:t>Advection-Informed Neural Network</w:t>
       </w:r>
       <w:r>
-        <w:t>, or AINN gets the exact same data as the CNNs (its also another CNN), but its forecast is based on the laws of advection that predicts where the current weather is probably going to drift.</w:t>
+        <w:t>, or AINN gets the exact same data as the CNNs (</w:t>
+      </w:r>
+      <w:proofErr w:type="spellStart"/>
+      <w:r>
+        <w:t>its</w:t>
+      </w:r>
+      <w:proofErr w:type="spellEnd"/>
+      <w:r>
+        <w:t xml:space="preserve"> also another CNN), but its forecast is based on the laws of advection that predicts where the current weather is probably going to drift.</w:t>
       </w:r>
     </w:p>
     <w:p>
@@ -4210,7 +4632,17 @@
         </w:numPr>
       </w:pPr>
       <w:r>
-        <w:t xml:space="preserve">So, researchers realised that its not about which AI is smarter. </w:t>
+        <w:t xml:space="preserve">So, researchers realised that </w:t>
+      </w:r>
+      <w:proofErr w:type="spellStart"/>
+      <w:proofErr w:type="gramStart"/>
+      <w:r>
+        <w:t>its</w:t>
+      </w:r>
+      <w:proofErr w:type="spellEnd"/>
+      <w:proofErr w:type="gramEnd"/>
+      <w:r>
+        <w:t xml:space="preserve"> not about which AI is smarter. </w:t>
       </w:r>
       <w:r>
         <w:rPr>
@@ -4287,7 +4719,15 @@
         <w:t>scenarios</w:t>
       </w:r>
       <w:r>
-        <w:t>: every forecast simulation – long and short term forecasts) together, they sliced the data, sorting every forecast based on how fast the storm is moving and how far out they were predicting.</w:t>
+        <w:t xml:space="preserve">: every forecast simulation – </w:t>
+      </w:r>
+      <w:proofErr w:type="gramStart"/>
+      <w:r>
+        <w:t>long and short term</w:t>
+      </w:r>
+      <w:proofErr w:type="gramEnd"/>
+      <w:r>
+        <w:t xml:space="preserve"> forecasts) together, they sliced the data, sorting every forecast based on how fast the storm is moving and how far out they were predicting.</w:t>
       </w:r>
     </w:p>
     <w:p>
@@ -4298,7 +4738,21 @@
         <w:rPr>
           <w:highlight w:val="yellow"/>
         </w:rPr>
-        <w:t>For short forecasts of 30, 60, and 90 mins, the AINN prediction was normal compared to standard NN. But for 180 minute (3hr) forecast, as the storm’s speed picks up, the AINN’s advantage skyrockets</w:t>
+        <w:t xml:space="preserve">For short forecasts of 30, 60, and 90 mins, the AINN prediction was normal compared to standard NN. But for </w:t>
+      </w:r>
+      <w:proofErr w:type="gramStart"/>
+      <w:r>
+        <w:rPr>
+          <w:highlight w:val="yellow"/>
+        </w:rPr>
+        <w:t>180 minute</w:t>
+      </w:r>
+      <w:proofErr w:type="gramEnd"/>
+      <w:r>
+        <w:rPr>
+          <w:highlight w:val="yellow"/>
+        </w:rPr>
+        <w:t xml:space="preserve"> (3hr) forecast, as the storm’s speed picks up, the AINN’s advantage skyrockets</w:t>
       </w:r>
       <w:r>
         <w:t xml:space="preserve"> </w:t>
@@ -4342,7 +4796,15 @@
     </w:p>
     <w:p>
       <w:r>
-        <w:t>In action, over the Adriatic sea, the standard NN model couldn’t predict the storm that was outside its receptive field two hours earlier. But the AINN nailed it as it had the foresight to see what was coming from way outside its own little box.</w:t>
+        <w:t xml:space="preserve">In action, over the </w:t>
+      </w:r>
+      <w:proofErr w:type="gramStart"/>
+      <w:r>
+        <w:t>Adriatic sea</w:t>
+      </w:r>
+      <w:proofErr w:type="gramEnd"/>
+      <w:r>
+        <w:t>, the standard NN model couldn’t predict the storm that was outside its receptive field two hours earlier. But the AINN nailed it as it had the foresight to see what was coming from way outside its own little box.</w:t>
       </w:r>
     </w:p>
     <w:p/>
@@ -4646,14 +5108,26 @@
         </w:numPr>
       </w:pPr>
       <w:r>
-        <w:t>This system achieves a  </w:t>
-      </w:r>
-      <w:r>
-        <w:rPr>
-          <w:b/>
-          <w:bCs/>
-        </w:rPr>
-        <w:t>four-hour lead time</w:t>
+        <w:t xml:space="preserve">This system achieves </w:t>
+      </w:r>
+      <w:proofErr w:type="gramStart"/>
+      <w:r>
+        <w:t>a  </w:t>
+      </w:r>
+      <w:r>
+        <w:rPr>
+          <w:b/>
+          <w:bCs/>
+        </w:rPr>
+        <w:t>four</w:t>
+      </w:r>
+      <w:proofErr w:type="gramEnd"/>
+      <w:r>
+        <w:rPr>
+          <w:b/>
+          <w:bCs/>
+        </w:rPr>
+        <w:t>-hour lead time</w:t>
       </w:r>
       <w:r>
         <w:t> with remarkable accuracy, significantly surpassing traditional physical models, even the physics-based numerical weather prediction and existing deep learning methods.</w:t>
@@ -4800,12 +5274,21 @@
           <w:numId w:val="1"/>
         </w:numPr>
       </w:pPr>
-      <w:r>
-        <w:rPr>
-          <w:b/>
-          <w:bCs/>
-        </w:rPr>
-        <w:t xml:space="preserve">PySteps </w:t>
+      <w:proofErr w:type="spellStart"/>
+      <w:r>
+        <w:rPr>
+          <w:b/>
+          <w:bCs/>
+        </w:rPr>
+        <w:t>PySteps</w:t>
+      </w:r>
+      <w:proofErr w:type="spellEnd"/>
+      <w:r>
+        <w:rPr>
+          <w:b/>
+          <w:bCs/>
+        </w:rPr>
+        <w:t xml:space="preserve"> </w:t>
       </w:r>
       <w:r>
         <w:t>models (simpler ones) looks at where a storm is moving and guess where it’s going to go next. They can’t tell if a storm is about to blow up. Fails to accurately capture the complex motion patterns of clouds, resulting in large deviations from observations</w:t>
@@ -4948,7 +5431,20 @@
         </w:numPr>
       </w:pPr>
       <w:r>
-        <w:t xml:space="preserve">Takes 4 years worth of images, taken every 15 minutes. </w:t>
+        <w:t xml:space="preserve">Takes 4 </w:t>
+      </w:r>
+      <w:proofErr w:type="spellStart"/>
+      <w:proofErr w:type="gramStart"/>
+      <w:r>
+        <w:t>years</w:t>
+      </w:r>
+      <w:proofErr w:type="gramEnd"/>
+      <w:r>
+        <w:t xml:space="preserve"> worth</w:t>
+      </w:r>
+      <w:proofErr w:type="spellEnd"/>
+      <w:r>
+        <w:t xml:space="preserve"> of images, taken every 15 minutes. </w:t>
       </w:r>
     </w:p>
     <w:p>
@@ -5033,12 +5529,21 @@
       <w:r>
         <w:t xml:space="preserve"> and </w:t>
       </w:r>
-      <w:r>
-        <w:rPr>
-          <w:b/>
-          <w:bCs/>
-        </w:rPr>
-        <w:t>PySTEPS.</w:t>
+      <w:proofErr w:type="spellStart"/>
+      <w:r>
+        <w:rPr>
+          <w:b/>
+          <w:bCs/>
+        </w:rPr>
+        <w:t>PySTEPS</w:t>
+      </w:r>
+      <w:proofErr w:type="spellEnd"/>
+      <w:r>
+        <w:rPr>
+          <w:b/>
+          <w:bCs/>
+        </w:rPr>
+        <w:t>.</w:t>
       </w:r>
       <w:r>
         <w:t xml:space="preserve"> Compared with the baselines, DDMS maintains a clear superiority across all scales.</w:t>
@@ -5070,6 +5575,7 @@
           <w:numId w:val="1"/>
         </w:numPr>
       </w:pPr>
+      <w:proofErr w:type="spellStart"/>
       <w:r>
         <w:rPr>
           <w:b/>
@@ -5077,6 +5583,7 @@
         </w:rPr>
         <w:t>NowcastNet</w:t>
       </w:r>
+      <w:proofErr w:type="spellEnd"/>
       <w:r>
         <w:t xml:space="preserve"> produces competitive results over a short period (from about 120 minutes to 210 minutes), particularly at the 4-km scale.</w:t>
       </w:r>
@@ -5120,6 +5627,7 @@
       <w:r>
         <w:t xml:space="preserve">At 4 km scale, </w:t>
       </w:r>
+      <w:proofErr w:type="spellStart"/>
       <w:r>
         <w:rPr>
           <w:b/>
@@ -5127,6 +5635,7 @@
         </w:rPr>
         <w:t>NowcastNet</w:t>
       </w:r>
+      <w:proofErr w:type="spellEnd"/>
       <w:r>
         <w:t xml:space="preserve"> and </w:t>
       </w:r>
@@ -5150,6 +5659,7 @@
       <w:r>
         <w:t xml:space="preserve"> and </w:t>
       </w:r>
+      <w:proofErr w:type="spellStart"/>
       <w:r>
         <w:rPr>
           <w:b/>
@@ -5157,6 +5667,7 @@
         </w:rPr>
         <w:t>PySTEPS</w:t>
       </w:r>
+      <w:proofErr w:type="spellEnd"/>
       <w:r>
         <w:t>, which highlights the advantages of AI techniques in modelling</w:t>
       </w:r>
@@ -5168,7 +5679,15 @@
         <w:t xml:space="preserve"> high-resolution convective systems. </w:t>
       </w:r>
       <w:r>
-        <w:t xml:space="preserve">In contrast, Persistency and PySTEPS exhibit relatively improved performance at the 48-km spatial scale, indicating that </w:t>
+        <w:t xml:space="preserve">In contrast, Persistency and </w:t>
+      </w:r>
+      <w:proofErr w:type="spellStart"/>
+      <w:r>
+        <w:t>PySTEPS</w:t>
+      </w:r>
+      <w:proofErr w:type="spellEnd"/>
+      <w:r>
+        <w:t xml:space="preserve"> exhibit relatively improved performance at the 48-km spatial scale, indicating that </w:t>
       </w:r>
       <w:r>
         <w:rPr>
@@ -5269,8 +5788,34 @@
           <w:numId w:val="1"/>
         </w:numPr>
       </w:pPr>
-      <w:r>
-        <w:t>NowcastNet and PredRNN-v2 significantly overestimates the growth of the two convective cloud formations, which is actually disspating. In the last 2 hours, they fail to capture the disspation of the convective cloud.</w:t>
+      <w:proofErr w:type="spellStart"/>
+      <w:r>
+        <w:t>NowcastNet</w:t>
+      </w:r>
+      <w:proofErr w:type="spellEnd"/>
+      <w:r>
+        <w:t xml:space="preserve"> and PredRNN-v2 significantly overestimates the growth of the two convective cloud formations, which is </w:t>
+      </w:r>
+      <w:proofErr w:type="gramStart"/>
+      <w:r>
+        <w:t xml:space="preserve">actually </w:t>
+      </w:r>
+      <w:proofErr w:type="spellStart"/>
+      <w:r>
+        <w:t>disspating</w:t>
+      </w:r>
+      <w:proofErr w:type="spellEnd"/>
+      <w:proofErr w:type="gramEnd"/>
+      <w:r>
+        <w:t xml:space="preserve">. In the last 2 hours, they fail to capture the </w:t>
+      </w:r>
+      <w:proofErr w:type="spellStart"/>
+      <w:r>
+        <w:t>disspation</w:t>
+      </w:r>
+      <w:proofErr w:type="spellEnd"/>
+      <w:r>
+        <w:t xml:space="preserve"> of the convective cloud.</w:t>
       </w:r>
     </w:p>
     <w:p>
@@ -5281,8 +5826,13 @@
           <w:numId w:val="1"/>
         </w:numPr>
       </w:pPr>
-      <w:r>
-        <w:t>PySTEPS is unable to predict either the growth or dissipation of the convective clouds</w:t>
+      <w:proofErr w:type="spellStart"/>
+      <w:r>
+        <w:t>PySTEPS</w:t>
+      </w:r>
+      <w:proofErr w:type="spellEnd"/>
+      <w:r>
+        <w:t xml:space="preserve"> is unable to predict either the growth or dissipation of the convective clouds</w:t>
       </w:r>
     </w:p>
     <w:p>
@@ -5366,26 +5916,23 @@
           <w:szCs w:val="28"/>
         </w:rPr>
       </w:pPr>
-    </w:p>
-    <w:p>
-      <w:pPr>
+      <w:r>
         <w:rPr>
           <w:b/>
           <w:bCs/>
           <w:sz w:val="28"/>
           <w:szCs w:val="28"/>
         </w:rPr>
-      </w:pPr>
-    </w:p>
-    <w:p>
-      <w:pPr>
-        <w:rPr>
-          <w:b/>
-          <w:bCs/>
+        <w:lastRenderedPageBreak/>
+        <w:t>PAPER:</w:t>
+      </w:r>
+      <w:r>
+        <w:rPr>
           <w:sz w:val="28"/>
           <w:szCs w:val="28"/>
         </w:rPr>
-      </w:pPr>
+        <w:t xml:space="preserve"> </w:t>
+      </w:r>
       <w:r>
         <w:rPr>
           <w:b/>
@@ -5393,14 +5940,14 @@
           <w:sz w:val="28"/>
           <w:szCs w:val="28"/>
         </w:rPr>
-        <w:t>PAPER:</w:t>
+        <w:t>Towards nowcasting in Europe in 2030</w:t>
       </w:r>
       <w:r>
         <w:rPr>
           <w:sz w:val="28"/>
           <w:szCs w:val="28"/>
         </w:rPr>
-        <w:t xml:space="preserve"> </w:t>
+        <w:t xml:space="preserve">, </w:t>
       </w:r>
       <w:r>
         <w:rPr>
@@ -5409,15 +5956,18 @@
           <w:sz w:val="28"/>
           <w:szCs w:val="28"/>
         </w:rPr>
-        <w:t>Towards nowcasting in Europe in 2030</w:t>
-      </w:r>
-      <w:r>
-        <w:rPr>
+        <w:t>Meteorological Applications (2023), DOI: 10.1002/met.2124</w:t>
+      </w:r>
+      <w:r>
+        <w:rPr>
+          <w:b/>
+          <w:bCs/>
           <w:sz w:val="28"/>
           <w:szCs w:val="28"/>
         </w:rPr>
-        <w:t xml:space="preserve">, </w:t>
-      </w:r>
+        <w:t xml:space="preserve"> (</w:t>
+      </w:r>
+      <w:proofErr w:type="gramStart"/>
       <w:r>
         <w:rPr>
           <w:b/>
@@ -5425,8 +5975,9 @@
           <w:sz w:val="28"/>
           <w:szCs w:val="28"/>
         </w:rPr>
-        <w:t>Meteorological Applications (2023), DOI: 10.1002/met.2124</w:t>
-      </w:r>
+        <w:t>Dec,</w:t>
+      </w:r>
+      <w:proofErr w:type="gramEnd"/>
       <w:r>
         <w:rPr>
           <w:b/>
@@ -5434,7 +5985,7 @@
           <w:sz w:val="28"/>
           <w:szCs w:val="28"/>
         </w:rPr>
-        <w:t xml:space="preserve"> (Dec, 2021)</w:t>
+        <w:t xml:space="preserve"> 2021)</w:t>
       </w:r>
     </w:p>
     <w:p>
@@ -5510,7 +6061,15 @@
         <w:t>nowcasting</w:t>
       </w:r>
       <w:r>
-        <w:t xml:space="preserve"> in Europe actually good by </w:t>
+        <w:t xml:space="preserve"> in Europe </w:t>
+      </w:r>
+      <w:proofErr w:type="gramStart"/>
+      <w:r>
+        <w:t>actually good</w:t>
+      </w:r>
+      <w:proofErr w:type="gramEnd"/>
+      <w:r>
+        <w:t xml:space="preserve"> by </w:t>
       </w:r>
       <w:r>
         <w:rPr>
@@ -5534,12 +6093,21 @@
       <w:r>
         <w:t xml:space="preserve">Nowcasting here means the </w:t>
       </w:r>
-      <w:r>
-        <w:rPr>
-          <w:b/>
-          <w:bCs/>
-        </w:rPr>
-        <w:t>0 to 6 hour forecast</w:t>
+      <w:proofErr w:type="gramStart"/>
+      <w:r>
+        <w:rPr>
+          <w:b/>
+          <w:bCs/>
+        </w:rPr>
+        <w:t>0 to 6 hour</w:t>
+      </w:r>
+      <w:proofErr w:type="gramEnd"/>
+      <w:r>
+        <w:rPr>
+          <w:b/>
+          <w:bCs/>
+        </w:rPr>
+        <w:t xml:space="preserve"> forecast</w:t>
       </w:r>
       <w:r>
         <w:t xml:space="preserve">. It is the part of forecasting that sits right on top of the live observations, so it is the </w:t>
@@ -5574,7 +6142,15 @@
         <w:t>convective storms</w:t>
       </w:r>
       <w:r>
-        <w:t>, sub-kilometre scale, rare events) are still not skilful enough to meet what society actually needs.</w:t>
+        <w:t xml:space="preserve">, sub-kilometre scale, rare events) are still not skilful enough to meet what society </w:t>
+      </w:r>
+      <w:proofErr w:type="gramStart"/>
+      <w:r>
+        <w:t>actually needs</w:t>
+      </w:r>
+      <w:proofErr w:type="gramEnd"/>
+      <w:r>
+        <w:t>.</w:t>
       </w:r>
     </w:p>
     <w:p>
@@ -5605,7 +6181,15 @@
         </w:numPr>
       </w:pPr>
       <w:r>
-        <w:t xml:space="preserve">There is no model being trained here. Instead they survey the whole </w:t>
+        <w:t xml:space="preserve">There is no model being trained here. </w:t>
+      </w:r>
+      <w:proofErr w:type="gramStart"/>
+      <w:r>
+        <w:t>Instead</w:t>
+      </w:r>
+      <w:proofErr w:type="gramEnd"/>
+      <w:r>
+        <w:t xml:space="preserve"> they survey the whole </w:t>
       </w:r>
       <w:r>
         <w:rPr>
@@ -5794,12 +6378,21 @@
       <w:r>
         <w:t xml:space="preserve">, the </w:t>
       </w:r>
-      <w:r>
-        <w:rPr>
-          <w:b/>
-          <w:bCs/>
-        </w:rPr>
-        <w:t>Meteosat Third Generation</w:t>
+      <w:proofErr w:type="spellStart"/>
+      <w:r>
+        <w:rPr>
+          <w:b/>
+          <w:bCs/>
+        </w:rPr>
+        <w:t>Meteosat</w:t>
+      </w:r>
+      <w:proofErr w:type="spellEnd"/>
+      <w:r>
+        <w:rPr>
+          <w:b/>
+          <w:bCs/>
+        </w:rPr>
+        <w:t xml:space="preserve"> Third Generation</w:t>
       </w:r>
       <w:r>
         <w:t xml:space="preserve"> (MTG) satellites, which give way more data than the old ones.</w:t>
@@ -5848,28 +6441,77 @@
         </w:numPr>
       </w:pPr>
       <w:r>
+        <w:t xml:space="preserve">Historically nowcasting splits into two camps. One is </w:t>
+      </w:r>
+      <w:r>
+        <w:rPr>
+          <w:b/>
+          <w:bCs/>
+        </w:rPr>
+        <w:t>extrapolation of observations</w:t>
+      </w:r>
+      <w:r>
+        <w:t xml:space="preserve"> (take what radar or satellite sees right now and push it forward in time). The other is </w:t>
+      </w:r>
+      <w:r>
+        <w:rPr>
+          <w:b/>
+          <w:bCs/>
+        </w:rPr>
+        <w:t>numerical weather prediction</w:t>
+      </w:r>
+      <w:r>
+        <w:t xml:space="preserve"> (NWP), which solves the physics equations.</w:t>
+      </w:r>
+    </w:p>
+    <w:p>
+      <w:pPr>
+        <w:pStyle w:val="ListParagraph"/>
+        <w:numPr>
+          <w:ilvl w:val="0"/>
+          <w:numId w:val="1"/>
+        </w:numPr>
+      </w:pPr>
+      <w:r>
+        <w:t>Extrapolation is fast and great in the first hour or so, but it cannot really tell you when a storm is going to grow or die. NWP can handle longer ranges and growth, but it needs spin-up time and is slower to get going.</w:t>
+      </w:r>
+    </w:p>
+    <w:p>
+      <w:pPr>
+        <w:pStyle w:val="ListParagraph"/>
+        <w:numPr>
+          <w:ilvl w:val="0"/>
+          <w:numId w:val="1"/>
+        </w:numPr>
+      </w:pPr>
+      <w:r>
         <w:lastRenderedPageBreak/>
-        <w:t xml:space="preserve">Historically nowcasting splits into two camps. One is </w:t>
-      </w:r>
-      <w:r>
-        <w:rPr>
-          <w:b/>
-          <w:bCs/>
-        </w:rPr>
-        <w:t>extrapolation of observations</w:t>
-      </w:r>
-      <w:r>
-        <w:t xml:space="preserve"> (take what radar or satellite sees right now and push it forward in time). The other is </w:t>
-      </w:r>
-      <w:r>
-        <w:rPr>
-          <w:b/>
-          <w:bCs/>
-        </w:rPr>
-        <w:t>numerical weather prediction</w:t>
-      </w:r>
-      <w:r>
-        <w:t xml:space="preserve"> (NWP), which solves the physics equations.</w:t>
+        <w:t xml:space="preserve">The whole point of </w:t>
+      </w:r>
+      <w:r>
+        <w:rPr>
+          <w:b/>
+          <w:bCs/>
+        </w:rPr>
+        <w:t>seamless prediction</w:t>
+      </w:r>
+      <w:r>
+        <w:t xml:space="preserve"> is to blend both. Lean on observation extrapolation early, then hand over to NWP as the lead time stretches out. There is even a classic schematic where the observation-based curve starts high and the NWP curve takes over after a few hours.</w:t>
+      </w:r>
+    </w:p>
+    <w:p>
+      <w:pPr>
+        <w:rPr>
+          <w:b/>
+          <w:bCs/>
+        </w:rPr>
+      </w:pPr>
+      <w:r>
+        <w:rPr>
+          <w:b/>
+          <w:bCs/>
+        </w:rPr>
+        <w:t>Why it is hard in Europe specifically:</w:t>
       </w:r>
     </w:p>
     <w:p>
@@ -5881,7 +6523,15 @@
         </w:numPr>
       </w:pPr>
       <w:r>
-        <w:t>Extrapolation is fast and great in the first hour or so, but it cannot really tell you when a storm is going to grow or die. NWP can handle longer ranges and growth, but it needs spin-up time and is slower to get going.</w:t>
+        <w:t xml:space="preserve">Europe is a patchwork. Every country runs its own radars with different scanning strategies, different network density, different warning thresholds. </w:t>
+      </w:r>
+      <w:proofErr w:type="gramStart"/>
+      <w:r>
+        <w:t>So</w:t>
+      </w:r>
+      <w:proofErr w:type="gramEnd"/>
+      <w:r>
+        <w:t xml:space="preserve"> a storm crossing a border can look totally different on each side.</w:t>
       </w:r>
     </w:p>
     <w:p>
@@ -5893,32 +6543,22 @@
         </w:numPr>
       </w:pPr>
       <w:r>
-        <w:t xml:space="preserve">The whole point of </w:t>
-      </w:r>
-      <w:r>
-        <w:rPr>
-          <w:b/>
-          <w:bCs/>
-        </w:rPr>
-        <w:t>seamless prediction</w:t>
-      </w:r>
-      <w:r>
-        <w:t xml:space="preserve"> is to blend both. Lean on observation extrapolation early, then hand over to NWP as the lead time stretches out. There is even a classic schematic where the observation-based curve starts high and the NWP curve takes over after a few hours.</w:t>
-      </w:r>
-    </w:p>
-    <w:p>
-      <w:pPr>
-        <w:rPr>
-          <w:b/>
-          <w:bCs/>
-        </w:rPr>
-      </w:pPr>
-      <w:r>
-        <w:rPr>
-          <w:b/>
-          <w:bCs/>
-        </w:rPr>
-        <w:t>Why it is hard in Europe specifically:</w:t>
+        <w:t>Compare this to NWP, where development is planned, continuous and shared across consortia, so knowledge transfers easily. Nowcasting has none of that shared structure yet, which is exactly the gap the paper wants to close.</w:t>
+      </w:r>
+    </w:p>
+    <w:p>
+      <w:pPr>
+        <w:rPr>
+          <w:b/>
+          <w:bCs/>
+        </w:rPr>
+      </w:pPr>
+      <w:r>
+        <w:rPr>
+          <w:b/>
+          <w:bCs/>
+        </w:rPr>
+        <w:t>The user side matters as much as the science:</w:t>
       </w:r>
     </w:p>
     <w:p>
@@ -5930,7 +6570,17 @@
         </w:numPr>
       </w:pPr>
       <w:r>
-        <w:t>Europe is a patchwork. Every country runs its own radars with different scanning strategies, different network density, different warning thresholds. So a storm crossing a border can look totally different on each side.</w:t>
+        <w:t xml:space="preserve">A good forecast is useless if it does not reach the </w:t>
+      </w:r>
+      <w:r>
+        <w:rPr>
+          <w:b/>
+          <w:bCs/>
+        </w:rPr>
+        <w:t>last mile</w:t>
+      </w:r>
+      <w:r>
+        <w:t>, meaning the actual vulnerable people, infrastructure or asset that needs protecting.</w:t>
       </w:r>
     </w:p>
     <w:p>
@@ -5942,22 +6592,17 @@
         </w:numPr>
       </w:pPr>
       <w:r>
-        <w:t>Compare this to NWP, where development is planned, continuous and shared across consortia, so knowledge transfers easily. Nowcasting has none of that shared structure yet, which is exactly the gap the paper wants to close.</w:t>
-      </w:r>
-    </w:p>
-    <w:p>
-      <w:pPr>
-        <w:rPr>
-          <w:b/>
-          <w:bCs/>
-        </w:rPr>
-      </w:pPr>
-      <w:r>
-        <w:rPr>
-          <w:b/>
-          <w:bCs/>
-        </w:rPr>
-        <w:t>The user side matters as much as the science:</w:t>
+        <w:t xml:space="preserve">Users struggle with </w:t>
+      </w:r>
+      <w:r>
+        <w:rPr>
+          <w:b/>
+          <w:bCs/>
+        </w:rPr>
+        <w:t>probabilistic</w:t>
+      </w:r>
+      <w:r>
+        <w:t xml:space="preserve"> info. More than 30% feel too many warnings have a dulling effect, and 40% of services do not even give users verification results because it is hard to present clearly.</w:t>
       </w:r>
     </w:p>
     <w:p>
@@ -5969,835 +6614,19 @@
         </w:numPr>
       </w:pPr>
       <w:r>
-        <w:t xml:space="preserve">A good forecast is useless if it does not reach the </w:t>
-      </w:r>
-      <w:r>
-        <w:rPr>
-          <w:b/>
-          <w:bCs/>
-        </w:rPr>
-        <w:t>last mile</w:t>
-      </w:r>
-      <w:r>
-        <w:t>, meaning the actual vulnerable people, infrastructure or asset that needs protecting.</w:t>
-      </w:r>
-    </w:p>
-    <w:p>
-      <w:pPr>
-        <w:pStyle w:val="ListParagraph"/>
-        <w:numPr>
-          <w:ilvl w:val="0"/>
-          <w:numId w:val="1"/>
-        </w:numPr>
-      </w:pPr>
-      <w:r>
-        <w:t xml:space="preserve">Users struggle with </w:t>
-      </w:r>
-      <w:r>
-        <w:rPr>
-          <w:b/>
-          <w:bCs/>
-        </w:rPr>
-        <w:t>probabilistic</w:t>
-      </w:r>
-      <w:r>
-        <w:t xml:space="preserve"> info. More than 30% feel too many warnings have a dulling effect, and 40% of services do not even give users verification results because it is hard to present clearly.</w:t>
-      </w:r>
-    </w:p>
-    <w:p>
-      <w:pPr>
-        <w:pStyle w:val="ListParagraph"/>
-        <w:numPr>
-          <w:ilvl w:val="0"/>
-          <w:numId w:val="1"/>
-        </w:numPr>
-      </w:pPr>
-      <w:r>
-        <w:t>This is why the project I am doing sits inside this picture. Better methods (diffusion, hybrid physics) only help if they produce sharper, more trustworthy nowcasts that forecasters and users can actually act on.</w:t>
-      </w:r>
-    </w:p>
-    <w:p>
-      <w:pPr>
-        <w:rPr>
-          <w:b/>
-          <w:bCs/>
-          <w:sz w:val="28"/>
-          <w:szCs w:val="28"/>
-        </w:rPr>
-      </w:pPr>
-    </w:p>
-    <w:p/>
-    <w:p>
-      <w:pPr>
-        <w:rPr>
-          <w:b/>
-          <w:bCs/>
-          <w:sz w:val="28"/>
-          <w:szCs w:val="28"/>
-        </w:rPr>
-      </w:pPr>
-    </w:p>
-    <w:p>
-      <w:pPr>
-        <w:rPr>
-          <w:b/>
-          <w:bCs/>
-          <w:sz w:val="28"/>
-          <w:szCs w:val="28"/>
-        </w:rPr>
-      </w:pPr>
-    </w:p>
-    <w:p>
-      <w:pPr>
-        <w:rPr>
-          <w:b/>
-          <w:bCs/>
-          <w:sz w:val="28"/>
-          <w:szCs w:val="28"/>
-        </w:rPr>
-      </w:pPr>
-    </w:p>
-    <w:p>
-      <w:pPr>
-        <w:rPr>
-          <w:b/>
-          <w:bCs/>
-          <w:sz w:val="28"/>
-          <w:szCs w:val="28"/>
-        </w:rPr>
-      </w:pPr>
-    </w:p>
-    <w:p>
-      <w:pPr>
-        <w:rPr>
-          <w:b/>
-          <w:bCs/>
-          <w:sz w:val="28"/>
-          <w:szCs w:val="28"/>
-        </w:rPr>
-      </w:pPr>
-    </w:p>
-    <w:p>
-      <w:pPr>
-        <w:rPr>
-          <w:b/>
-          <w:bCs/>
-          <w:sz w:val="28"/>
-          <w:szCs w:val="28"/>
-        </w:rPr>
-      </w:pPr>
-    </w:p>
-    <w:p>
-      <w:pPr>
-        <w:rPr>
-          <w:b/>
-          <w:bCs/>
-          <w:sz w:val="28"/>
-          <w:szCs w:val="28"/>
-        </w:rPr>
-      </w:pPr>
-    </w:p>
-    <w:p>
-      <w:pPr>
-        <w:rPr>
-          <w:b/>
-          <w:bCs/>
-          <w:sz w:val="28"/>
-          <w:szCs w:val="28"/>
-        </w:rPr>
-      </w:pPr>
-    </w:p>
-    <w:p>
-      <w:pPr>
-        <w:rPr>
-          <w:b/>
-          <w:bCs/>
-          <w:sz w:val="28"/>
-          <w:szCs w:val="28"/>
-        </w:rPr>
-      </w:pPr>
-      <w:r>
-        <w:rPr>
-          <w:b/>
-          <w:bCs/>
-          <w:sz w:val="28"/>
-          <w:szCs w:val="28"/>
-        </w:rPr>
-        <w:lastRenderedPageBreak/>
-        <w:t>PAPER:</w:t>
-      </w:r>
-      <w:r>
-        <w:rPr>
-          <w:sz w:val="28"/>
-          <w:szCs w:val="28"/>
-        </w:rPr>
-        <w:t xml:space="preserve"> </w:t>
-      </w:r>
-      <w:r>
-        <w:rPr>
-          <w:b/>
-          <w:bCs/>
-          <w:sz w:val="28"/>
-          <w:szCs w:val="28"/>
-        </w:rPr>
-        <w:t>Skillful Nowcasting of Convective Clouds With a Cascade Diffusion Model (SATcast)</w:t>
-      </w:r>
-      <w:r>
-        <w:rPr>
-          <w:sz w:val="28"/>
-          <w:szCs w:val="28"/>
-        </w:rPr>
-        <w:t xml:space="preserve">, </w:t>
-      </w:r>
-      <w:r>
-        <w:rPr>
-          <w:b/>
-          <w:bCs/>
-          <w:sz w:val="28"/>
-          <w:szCs w:val="28"/>
-        </w:rPr>
-        <w:t>arXiv:2502.10957</w:t>
-      </w:r>
-    </w:p>
-    <w:p>
-      <w:pPr>
-        <w:rPr>
-          <w:b/>
-          <w:bCs/>
-          <w:sz w:val="28"/>
-          <w:szCs w:val="28"/>
-        </w:rPr>
-      </w:pPr>
-    </w:p>
-    <w:p>
-      <w:pPr>
-        <w:rPr>
-          <w:b/>
-          <w:bCs/>
-        </w:rPr>
-      </w:pPr>
-      <w:r>
-        <w:rPr>
-          <w:b/>
-          <w:bCs/>
-        </w:rPr>
-        <w:t>Brief Description:</w:t>
-      </w:r>
-    </w:p>
-    <w:p>
-      <w:pPr>
-        <w:rPr>
-          <w:b/>
-          <w:bCs/>
-          <w:sz w:val="28"/>
-          <w:szCs w:val="28"/>
-        </w:rPr>
-      </w:pPr>
-      <w:r>
-        <w:rPr>
-          <w:b/>
-          <w:bCs/>
-          <w:sz w:val="28"/>
-          <w:szCs w:val="28"/>
-        </w:rPr>
-        <w:t>Overview:</w:t>
-      </w:r>
-    </w:p>
-    <w:p>
-      <w:pPr>
-        <w:pStyle w:val="ListParagraph"/>
-        <w:numPr>
-          <w:ilvl w:val="0"/>
-          <w:numId w:val="1"/>
-        </w:numPr>
-      </w:pPr>
-      <w:r>
-        <w:t xml:space="preserve">Introduces </w:t>
-      </w:r>
-      <w:r>
-        <w:rPr>
-          <w:b/>
-          <w:bCs/>
-        </w:rPr>
-        <w:t>SATcast</w:t>
-      </w:r>
-      <w:r>
-        <w:t xml:space="preserve">, a </w:t>
-      </w:r>
-      <w:r>
-        <w:rPr>
-          <w:b/>
-          <w:bCs/>
-        </w:rPr>
-        <w:t>diffusion model</w:t>
-      </w:r>
-      <w:r>
-        <w:t xml:space="preserve"> for nowcasting convective clouds from satellite imagery, built for places with little or no ground radar (oceans, developing regions).</w:t>
-      </w:r>
-    </w:p>
-    <w:p>
-      <w:pPr>
-        <w:pStyle w:val="ListParagraph"/>
-        <w:numPr>
-          <w:ilvl w:val="0"/>
-          <w:numId w:val="1"/>
-        </w:numPr>
-      </w:pPr>
-      <w:r>
-        <w:t xml:space="preserve">Two things make it stand out. It uses a </w:t>
-      </w:r>
-      <w:r>
-        <w:rPr>
-          <w:b/>
-          <w:bCs/>
-        </w:rPr>
-        <w:t>cascade</w:t>
-      </w:r>
-      <w:r>
-        <w:t xml:space="preserve"> structure and it is </w:t>
-      </w:r>
-      <w:r>
-        <w:rPr>
-          <w:b/>
-          <w:bCs/>
-        </w:rPr>
-        <w:t>multimodal</w:t>
-      </w:r>
-      <w:r>
-        <w:t xml:space="preserve">, meaning it does not just look at past satellite pictures, it also feeds in physical fields predicted by a separate weather model called </w:t>
-      </w:r>
-      <w:r>
-        <w:rPr>
-          <w:b/>
-          <w:bCs/>
-        </w:rPr>
-        <w:t>FuXi</w:t>
-      </w:r>
-      <w:r>
-        <w:t>.</w:t>
-      </w:r>
-    </w:p>
-    <w:p>
-      <w:pPr>
-        <w:rPr>
-          <w:b/>
-          <w:bCs/>
-          <w:sz w:val="28"/>
-          <w:szCs w:val="28"/>
-        </w:rPr>
-      </w:pPr>
-      <w:r>
-        <w:rPr>
-          <w:b/>
-          <w:bCs/>
-          <w:sz w:val="28"/>
-          <w:szCs w:val="28"/>
-        </w:rPr>
-        <w:t>Training:</w:t>
-      </w:r>
-    </w:p>
-    <w:p>
-      <w:pPr>
-        <w:pStyle w:val="ListParagraph"/>
-        <w:numPr>
-          <w:ilvl w:val="0"/>
-          <w:numId w:val="1"/>
-        </w:numPr>
-      </w:pPr>
-      <w:r>
-        <w:t xml:space="preserve">It uses the </w:t>
-      </w:r>
-      <w:r>
-        <w:rPr>
-          <w:b/>
-          <w:bCs/>
-        </w:rPr>
-        <w:t>FengYun-4A</w:t>
-      </w:r>
-      <w:r>
-        <w:t xml:space="preserve"> satellite infrared channel (water vapour band) plus 13 physical variables from FuXi forecasts as conditioning inputs.</w:t>
-      </w:r>
-    </w:p>
-    <w:p>
-      <w:pPr>
-        <w:pStyle w:val="ListParagraph"/>
-        <w:numPr>
-          <w:ilvl w:val="0"/>
-          <w:numId w:val="1"/>
-        </w:numPr>
-      </w:pPr>
-      <w:r>
-        <w:t xml:space="preserve">The cascade has two stages. </w:t>
-      </w:r>
-      <w:r>
-        <w:rPr>
-          <w:b/>
-          <w:bCs/>
-        </w:rPr>
-        <w:t>SATcast-phase 1</w:t>
-      </w:r>
-      <w:r>
-        <w:t xml:space="preserve"> predicts the first 4 hours (T+1 to T+4). Then </w:t>
-      </w:r>
-      <w:r>
-        <w:rPr>
-          <w:b/>
-          <w:bCs/>
-        </w:rPr>
-        <w:t>SATcast-phase 2</w:t>
-      </w:r>
-      <w:r>
-        <w:t xml:space="preserve"> takes those outputs and extends to T+5 to T+8. Phase 2 is fine-tuned just for the longer lead times.</w:t>
-      </w:r>
-    </w:p>
-    <w:p>
-      <w:pPr>
-        <w:pStyle w:val="ListParagraph"/>
-        <w:numPr>
-          <w:ilvl w:val="0"/>
-          <w:numId w:val="1"/>
-        </w:numPr>
-      </w:pPr>
-      <w:r>
-        <w:t xml:space="preserve">The backbone is a </w:t>
-      </w:r>
-      <w:r>
-        <w:rPr>
-          <w:b/>
-          <w:bCs/>
-        </w:rPr>
-        <w:t>U-Net</w:t>
-      </w:r>
-      <w:r>
-        <w:t xml:space="preserve"> with </w:t>
-      </w:r>
-      <w:r>
-        <w:rPr>
-          <w:b/>
-          <w:bCs/>
-        </w:rPr>
-        <w:t>ConvNeXt</w:t>
-      </w:r>
-      <w:r>
-        <w:t xml:space="preserve"> and </w:t>
-      </w:r>
-      <w:r>
-        <w:rPr>
-          <w:b/>
-          <w:bCs/>
-        </w:rPr>
-        <w:t>self-attention</w:t>
-      </w:r>
-      <w:r>
-        <w:t xml:space="preserve"> modules. Trained on 4 years (2019 to 2022) and tested on late 2022.</w:t>
-      </w:r>
-    </w:p>
-    <w:p>
-      <w:pPr>
-        <w:rPr>
-          <w:b/>
-          <w:bCs/>
-          <w:sz w:val="28"/>
-          <w:szCs w:val="28"/>
-        </w:rPr>
-      </w:pPr>
-      <w:r>
-        <w:rPr>
-          <w:b/>
-          <w:bCs/>
-          <w:sz w:val="28"/>
-          <w:szCs w:val="28"/>
-        </w:rPr>
-        <w:t>Conclusion:</w:t>
-      </w:r>
-    </w:p>
-    <w:p>
-      <w:pPr>
-        <w:pStyle w:val="ListParagraph"/>
-        <w:numPr>
-          <w:ilvl w:val="0"/>
-          <w:numId w:val="1"/>
-        </w:numPr>
-      </w:pPr>
-      <w:r>
-        <w:t xml:space="preserve">SATcast holds skill out to a full </w:t>
-      </w:r>
-      <w:r>
-        <w:rPr>
-          <w:b/>
-          <w:bCs/>
-        </w:rPr>
-        <w:t>24 hours</w:t>
-      </w:r>
-      <w:r>
-        <w:t xml:space="preserve">, which is unusually long for satellite nowcasting, and it beats the </w:t>
-      </w:r>
-      <w:r>
-        <w:rPr>
-          <w:b/>
-          <w:bCs/>
-        </w:rPr>
-        <w:t>persistence</w:t>
-      </w:r>
-      <w:r>
-        <w:t xml:space="preserve"> model and </w:t>
-      </w:r>
-      <w:r>
-        <w:rPr>
-          <w:b/>
-          <w:bCs/>
-        </w:rPr>
-        <w:t>optical flow</w:t>
-      </w:r>
-      <w:r>
-        <w:t xml:space="preserve"> across every metric (RMSE, correlation, MSSSIM, CSI).</w:t>
-      </w:r>
-    </w:p>
-    <w:p>
-      <w:pPr>
-        <w:pStyle w:val="ListParagraph"/>
-        <w:numPr>
-          <w:ilvl w:val="0"/>
-          <w:numId w:val="1"/>
-        </w:numPr>
-      </w:pPr>
-      <w:r>
-        <w:t xml:space="preserve">The metrics degrade fast up to T+8 but then </w:t>
-      </w:r>
-      <w:r>
-        <w:rPr>
-          <w:b/>
-          <w:bCs/>
-        </w:rPr>
-        <w:t>stabilise</w:t>
-      </w:r>
-      <w:r>
-        <w:t xml:space="preserve"> after T+12, instead of just collapsing like the baselines do. The correlation stays above 0.7 and CSI sits around 0.5.</w:t>
-      </w:r>
-    </w:p>
-    <w:p>
-      <w:pPr>
-        <w:pStyle w:val="ListParagraph"/>
-        <w:numPr>
-          <w:ilvl w:val="0"/>
-          <w:numId w:val="1"/>
-        </w:numPr>
-      </w:pPr>
-      <w:r>
-        <w:t xml:space="preserve">The </w:t>
-      </w:r>
-      <w:r>
-        <w:rPr>
-          <w:b/>
-          <w:bCs/>
-        </w:rPr>
-        <w:t>ablation</w:t>
-      </w:r>
-      <w:r>
-        <w:t xml:space="preserve"> studies prove both design choices earn their place. Removing the cascade or removing the FuXi data both make it worse.</w:t>
-      </w:r>
-    </w:p>
-    <w:p>
-      <w:pPr>
-        <w:rPr>
-          <w:b/>
-          <w:bCs/>
-          <w:sz w:val="28"/>
-          <w:szCs w:val="28"/>
-        </w:rPr>
-      </w:pPr>
-      <w:r>
-        <w:rPr>
-          <w:b/>
-          <w:bCs/>
-          <w:sz w:val="28"/>
-          <w:szCs w:val="28"/>
-        </w:rPr>
-        <w:t>Explanation:</w:t>
-      </w:r>
-    </w:p>
-    <w:p>
-      <w:pPr>
-        <w:rPr>
-          <w:b/>
-          <w:bCs/>
-        </w:rPr>
-      </w:pPr>
-      <w:r>
-        <w:rPr>
-          <w:b/>
-          <w:bCs/>
-        </w:rPr>
-        <w:t>Why the cascade:</w:t>
-      </w:r>
-    </w:p>
-    <w:p>
-      <w:pPr>
-        <w:pStyle w:val="ListParagraph"/>
-        <w:numPr>
-          <w:ilvl w:val="0"/>
-          <w:numId w:val="1"/>
-        </w:numPr>
-      </w:pPr>
-      <w:r>
-        <w:t xml:space="preserve">Predicting far-out frames is much harder than near ones. If you make one model predict all 8 hours at once (the </w:t>
-      </w:r>
-      <w:r>
-        <w:rPr>
-          <w:b/>
-          <w:bCs/>
-        </w:rPr>
-        <w:t>SATcast-NoC</w:t>
-      </w:r>
-      <w:r>
-        <w:t xml:space="preserve"> variant), errors from the late frames bleed backwards and wreck the early ones too.</w:t>
-      </w:r>
-    </w:p>
-    <w:p>
-      <w:pPr>
-        <w:pStyle w:val="ListParagraph"/>
-        <w:numPr>
-          <w:ilvl w:val="0"/>
-          <w:numId w:val="1"/>
-        </w:numPr>
-      </w:pPr>
-      <w:r>
-        <w:t xml:space="preserve">So the cascade lets phase 1 focus only on getting the first 4 hours right, then phase 2 specialises in extending it. The </w:t>
-      </w:r>
-      <w:r>
-        <w:rPr>
-          <w:b/>
-          <w:bCs/>
-        </w:rPr>
-        <w:t>fine-tuning</w:t>
-      </w:r>
-      <w:r>
-        <w:t xml:space="preserve"> in phase 2 keeps the predictions matched to the real satellite data distribution instead of drifting.</w:t>
-      </w:r>
-    </w:p>
-    <w:p>
-      <w:pPr>
-        <w:rPr>
-          <w:b/>
-          <w:bCs/>
-        </w:rPr>
-      </w:pPr>
-      <w:r>
-        <w:rPr>
-          <w:b/>
-          <w:bCs/>
-        </w:rPr>
-        <w:t>Why the FuXi physics matters (the multimodal bit):</w:t>
-      </w:r>
-    </w:p>
-    <w:p>
-      <w:pPr>
-        <w:pStyle w:val="ListParagraph"/>
-        <w:numPr>
-          <w:ilvl w:val="0"/>
-          <w:numId w:val="1"/>
-        </w:numPr>
-      </w:pPr>
-      <w:r>
-        <w:t xml:space="preserve">This is the most interesting finding for my project. Early on (T+1 to T+3) the </w:t>
-      </w:r>
-      <w:r>
-        <w:rPr>
-          <w:b/>
-          <w:bCs/>
-        </w:rPr>
-        <w:t>satellite imagery</w:t>
-      </w:r>
-      <w:r>
-        <w:t xml:space="preserve"> is the most important input, because near-term it is basically a video prediction task, just carry the clouds forward.</w:t>
-      </w:r>
-    </w:p>
-    <w:p>
-      <w:pPr>
-        <w:pStyle w:val="ListParagraph"/>
-        <w:numPr>
-          <w:ilvl w:val="0"/>
-          <w:numId w:val="1"/>
-        </w:numPr>
-      </w:pPr>
-      <w:r>
-        <w:lastRenderedPageBreak/>
-        <w:t xml:space="preserve">But as lead time grows, the </w:t>
-      </w:r>
-      <w:r>
-        <w:rPr>
-          <w:b/>
-          <w:bCs/>
-        </w:rPr>
-        <w:t>FuXi physical variables</w:t>
-      </w:r>
-      <w:r>
-        <w:t xml:space="preserve"> become more important, and by T+8 they matter more than the satellite images. They carry information about where the atmosphere is heading, which raw cloud pictures cannot.</w:t>
-      </w:r>
-    </w:p>
-    <w:p>
-      <w:pPr>
-        <w:pStyle w:val="ListParagraph"/>
-        <w:numPr>
-          <w:ilvl w:val="0"/>
-          <w:numId w:val="1"/>
-        </w:numPr>
-      </w:pPr>
-      <w:r>
-        <w:t xml:space="preserve">That is exactly why </w:t>
-      </w:r>
-      <w:r>
-        <w:rPr>
-          <w:b/>
-          <w:bCs/>
-        </w:rPr>
-        <w:t>SATcast-NoF</w:t>
-      </w:r>
-      <w:r>
-        <w:t xml:space="preserve"> (no FuXi) does fine up to T+3 then falls apart. Without the physics it cannot understand why clouds grow or decay.</w:t>
-      </w:r>
-    </w:p>
-    <w:p>
-      <w:pPr>
-        <w:rPr>
-          <w:b/>
-          <w:bCs/>
-        </w:rPr>
-      </w:pPr>
-      <w:r>
-        <w:rPr>
-          <w:b/>
-          <w:bCs/>
-        </w:rPr>
-        <w:t>Basic diffusion working (same as always):</w:t>
-      </w:r>
-    </w:p>
-    <w:p>
-      <w:pPr>
-        <w:pStyle w:val="ListParagraph"/>
-        <w:numPr>
-          <w:ilvl w:val="0"/>
-          <w:numId w:val="1"/>
-        </w:numPr>
-      </w:pPr>
-      <w:r>
-        <w:rPr>
-          <w:b/>
-          <w:bCs/>
-        </w:rPr>
-        <w:t>Forward</w:t>
-      </w:r>
-      <w:r>
-        <w:t xml:space="preserve"> adds Gaussian noise to the target frames step by step. </w:t>
-      </w:r>
-      <w:r>
-        <w:rPr>
-          <w:b/>
-          <w:bCs/>
-        </w:rPr>
-        <w:t>Backward</w:t>
-      </w:r>
-      <w:r>
-        <w:t xml:space="preserve"> trains the network to predict and remove that noise. During training the future frames get noised while the past frames and the FuXi data act as the </w:t>
-      </w:r>
-      <w:r>
-        <w:rPr>
-          <w:b/>
-          <w:bCs/>
-        </w:rPr>
-        <w:t>condition</w:t>
-      </w:r>
-      <w:r>
-        <w:t>.</w:t>
-      </w:r>
-    </w:p>
-    <w:p>
-      <w:pPr>
-        <w:pStyle w:val="ListParagraph"/>
-        <w:numPr>
-          <w:ilvl w:val="0"/>
-          <w:numId w:val="1"/>
-        </w:numPr>
-      </w:pPr>
-      <w:r>
-        <w:rPr>
-          <w:b/>
-          <w:bCs/>
-        </w:rPr>
-        <w:t>Classifier-free guidance</w:t>
-      </w:r>
-      <w:r>
-        <w:t xml:space="preserve"> is used to push up image quality.</w:t>
-      </w:r>
-    </w:p>
-    <w:p>
-      <w:pPr>
-        <w:rPr>
-          <w:b/>
-          <w:bCs/>
-        </w:rPr>
-      </w:pPr>
-      <w:r>
-        <w:rPr>
-          <w:b/>
-          <w:bCs/>
-        </w:rPr>
-        <w:t>Test case (typhoons over East Asia):</w:t>
-      </w:r>
-    </w:p>
-    <w:p>
-      <w:pPr>
-        <w:pStyle w:val="ListParagraph"/>
-        <w:numPr>
-          <w:ilvl w:val="0"/>
-          <w:numId w:val="1"/>
-        </w:numPr>
-      </w:pPr>
-      <w:r>
-        <w:t xml:space="preserve">For </w:t>
-      </w:r>
-      <w:r>
-        <w:rPr>
-          <w:b/>
-          <w:bCs/>
-        </w:rPr>
-        <w:t>Typhoon Nanmadol</w:t>
-      </w:r>
-      <w:r>
-        <w:t xml:space="preserve"> and the dissipating </w:t>
-      </w:r>
-      <w:r>
-        <w:rPr>
-          <w:b/>
-          <w:bCs/>
-        </w:rPr>
-        <w:t>Typhoon Muifa</w:t>
-      </w:r>
-      <w:r>
-        <w:t>, SATcast kept the eye and the structure intact out to T+8, while the variants without the cascade or without FuXi smeared the storm into fragmented, loosely organised blobs.</w:t>
-      </w:r>
-    </w:p>
-    <w:p>
-      <w:pPr>
-        <w:pStyle w:val="ListParagraph"/>
-        <w:numPr>
-          <w:ilvl w:val="0"/>
-          <w:numId w:val="1"/>
-        </w:numPr>
-      </w:pPr>
-      <w:r>
-        <w:t>It also caught scattered convection over the South China Sea strengthening over time, which the stripped-down variants underestimated.</w:t>
-      </w:r>
-    </w:p>
-    <w:p>
-      <w:pPr>
-        <w:rPr>
-          <w:b/>
-          <w:bCs/>
-          <w:sz w:val="28"/>
-          <w:szCs w:val="28"/>
-        </w:rPr>
-      </w:pPr>
+        <w:t xml:space="preserve">This is why the project I am doing sits inside this picture. Better methods (diffusion, hybrid physics) only help if they produce sharper, more trustworthy nowcasts that forecasters and users can </w:t>
+      </w:r>
+      <w:proofErr w:type="gramStart"/>
+      <w:r>
+        <w:t>actually act</w:t>
+      </w:r>
+      <w:proofErr w:type="gramEnd"/>
+      <w:r>
+        <w:t xml:space="preserve"> o</w:t>
+      </w:r>
+      <w:r>
+        <w:t>n</w:t>
+      </w:r>
     </w:p>
     <w:sectPr>
       <w:pgSz w:w="11906" w:h="16838"/>

--- a/Notes on Research papers/Nowcasting.docx
+++ b/Notes on Research papers/Nowcasting.docx
@@ -100,15 +100,7 @@
         <w:t>We use Advection to move current rainfall forward in time and is often done using optical flow</w:t>
       </w:r>
       <w:r>
-        <w:t xml:space="preserve">. Modelled by describing how a quantity moves with a velocity (How the wind moves rainfall across space). </w:t>
-      </w:r>
-      <w:proofErr w:type="gramStart"/>
-      <w:r>
-        <w:t>It’s</w:t>
-      </w:r>
-      <w:proofErr w:type="gramEnd"/>
-      <w:r>
-        <w:t xml:space="preserve"> mathematical definition is </w:t>
+        <w:t xml:space="preserve">. Modelled by describing how a quantity moves with a velocity (How the wind moves rainfall across space). It’s mathematical definition is </w:t>
       </w:r>
       <w:r>
         <w:rPr>
@@ -162,15 +154,7 @@
         <w:t xml:space="preserve"> How things in an image are moving from one frame to the next.</w:t>
       </w:r>
       <w:r>
-        <w:t xml:space="preserve"> </w:t>
-      </w:r>
-      <w:proofErr w:type="spellStart"/>
-      <w:r>
-        <w:t>i.e</w:t>
-      </w:r>
-      <w:proofErr w:type="spellEnd"/>
-      <w:r>
-        <w:t>, Where did each pixel move.</w:t>
+        <w:t xml:space="preserve"> i.e, Where did each pixel move.</w:t>
       </w:r>
       <w:r>
         <w:t xml:space="preserve"> We extrapolate</w:t>
@@ -1016,27 +1000,7 @@
           <w:lang w:eastAsia="en-IN"/>
           <w14:ligatures w14:val="none"/>
         </w:rPr>
-        <w:t xml:space="preserve"> Making multiple predictions instead of one, </w:t>
-      </w:r>
-      <w:proofErr w:type="spellStart"/>
-      <w:r>
-        <w:rPr>
-          <w:rFonts w:eastAsia="Times New Roman" w:cs="Segoe UI"/>
-          <w:kern w:val="0"/>
-          <w:lang w:eastAsia="en-IN"/>
-          <w14:ligatures w14:val="none"/>
-        </w:rPr>
-        <w:t>i.e</w:t>
-      </w:r>
-      <w:proofErr w:type="spellEnd"/>
-      <w:r>
-        <w:rPr>
-          <w:rFonts w:eastAsia="Times New Roman" w:cs="Segoe UI"/>
-          <w:kern w:val="0"/>
-          <w:lang w:eastAsia="en-IN"/>
-          <w14:ligatures w14:val="none"/>
-        </w:rPr>
-        <w:t>, many possible future outcomes.</w:t>
+        <w:t xml:space="preserve"> Making multiple predictions instead of one, i.e, many possible future outcomes.</w:t>
       </w:r>
       <w:r>
         <w:rPr>
@@ -1200,44 +1164,233 @@
           <w:lang w:eastAsia="en-IN"/>
           <w14:ligatures w14:val="none"/>
         </w:rPr>
+        <w:t xml:space="preserve">. In reality, rain is </w:t>
+      </w:r>
+      <w:r>
+        <w:rPr>
+          <w:rFonts w:eastAsia="Times New Roman" w:cs="Segoe UI"/>
+          <w:b/>
+          <w:bCs/>
+          <w:kern w:val="0"/>
+          <w:lang w:eastAsia="en-IN"/>
+          <w14:ligatures w14:val="none"/>
+        </w:rPr>
+        <w:t>spatially heterogeneous</w:t>
+      </w:r>
+      <w:r>
+        <w:rPr>
+          <w:rFonts w:eastAsia="Times New Roman" w:cs="Segoe UI"/>
+          <w:b/>
+          <w:bCs/>
+          <w:kern w:val="0"/>
+          <w:lang w:eastAsia="en-IN"/>
+          <w14:ligatures w14:val="none"/>
+        </w:rPr>
+        <w:t>.</w:t>
+      </w:r>
+      <w:r>
+        <w:rPr>
+          <w:rFonts w:eastAsia="Times New Roman" w:cs="Segoe UI"/>
+          <w:kern w:val="0"/>
+          <w:lang w:eastAsia="en-IN"/>
+          <w14:ligatures w14:val="none"/>
+        </w:rPr>
+        <w:t xml:space="preserve"> Many simple models assume rain sta</w:t>
+      </w:r>
+      <w:r>
+        <w:rPr>
+          <w:rFonts w:eastAsia="Times New Roman" w:cs="Segoe UI"/>
+          <w:kern w:val="0"/>
+          <w:lang w:eastAsia="en-IN"/>
+          <w14:ligatures w14:val="none"/>
+        </w:rPr>
+        <w:t>tistics are homogeneous.</w:t>
+      </w:r>
+    </w:p>
+    <w:p>
+      <w:pPr>
+        <w:pStyle w:val="ListParagraph"/>
+        <w:numPr>
+          <w:ilvl w:val="0"/>
+          <w:numId w:val="2"/>
+        </w:numPr>
+        <w:spacing w:after="0"/>
+        <w:rPr>
+          <w:rFonts w:eastAsia="Times New Roman" w:cs="Segoe UI"/>
+          <w:kern w:val="0"/>
+          <w:lang w:eastAsia="en-IN"/>
+          <w14:ligatures w14:val="none"/>
+        </w:rPr>
+      </w:pPr>
+      <w:r>
+        <w:rPr>
+          <w:rFonts w:eastAsia="Times New Roman" w:cs="Segoe UI"/>
+          <w:b/>
+          <w:bCs/>
+          <w:kern w:val="0"/>
+          <w:lang w:eastAsia="en-IN"/>
+          <w14:ligatures w14:val="none"/>
+        </w:rPr>
+        <w:t>Dynamic Scaling</w:t>
+      </w:r>
+      <w:r>
+        <w:rPr>
+          <w:rFonts w:eastAsia="Times New Roman" w:cs="Segoe UI"/>
+          <w:b/>
+          <w:bCs/>
+          <w:kern w:val="0"/>
+          <w:lang w:eastAsia="en-IN"/>
+          <w14:ligatures w14:val="none"/>
+        </w:rPr>
+        <w:t xml:space="preserve">: </w:t>
+      </w:r>
+      <w:r>
+        <w:rPr>
+          <w:rFonts w:eastAsia="Times New Roman" w:cs="Segoe UI"/>
+          <w:kern w:val="0"/>
+          <w:lang w:eastAsia="en-IN"/>
+          <w14:ligatures w14:val="none"/>
+        </w:rPr>
+        <w:t>S</w:t>
+      </w:r>
+      <w:r>
+        <w:rPr>
+          <w:rFonts w:eastAsia="Times New Roman" w:cs="Segoe UI"/>
+          <w:kern w:val="0"/>
+          <w:lang w:eastAsia="en-IN"/>
+          <w14:ligatures w14:val="none"/>
+        </w:rPr>
+        <w:t>imilar patterns appearing at different sizes (scales) over space/time</w:t>
+      </w:r>
+      <w:r>
+        <w:rPr>
+          <w:rFonts w:eastAsia="Times New Roman" w:cs="Segoe UI"/>
+          <w:kern w:val="0"/>
+          <w:lang w:eastAsia="en-IN"/>
+          <w14:ligatures w14:val="none"/>
+        </w:rPr>
         <w:t xml:space="preserve">. </w:t>
       </w:r>
-      <w:proofErr w:type="gramStart"/>
-      <w:r>
-        <w:rPr>
-          <w:rFonts w:eastAsia="Times New Roman" w:cs="Segoe UI"/>
-          <w:kern w:val="0"/>
-          <w:lang w:eastAsia="en-IN"/>
-          <w14:ligatures w14:val="none"/>
-        </w:rPr>
-        <w:t>In reality, rain</w:t>
-      </w:r>
-      <w:proofErr w:type="gramEnd"/>
-      <w:r>
-        <w:rPr>
-          <w:rFonts w:eastAsia="Times New Roman" w:cs="Segoe UI"/>
-          <w:kern w:val="0"/>
-          <w:lang w:eastAsia="en-IN"/>
-          <w14:ligatures w14:val="none"/>
-        </w:rPr>
-        <w:t xml:space="preserve"> is </w:t>
-      </w:r>
-      <w:r>
-        <w:rPr>
-          <w:rFonts w:eastAsia="Times New Roman" w:cs="Segoe UI"/>
-          <w:b/>
-          <w:bCs/>
-          <w:kern w:val="0"/>
-          <w:lang w:eastAsia="en-IN"/>
-          <w14:ligatures w14:val="none"/>
-        </w:rPr>
-        <w:t>spatially heterogeneous</w:t>
-      </w:r>
-      <w:r>
-        <w:rPr>
-          <w:rFonts w:eastAsia="Times New Roman" w:cs="Segoe UI"/>
-          <w:b/>
-          <w:bCs/>
+      <w:r>
+        <w:rPr>
+          <w:rFonts w:eastAsia="Times New Roman" w:cs="Segoe UI"/>
+          <w:kern w:val="0"/>
+          <w:lang w:eastAsia="en-IN"/>
+          <w14:ligatures w14:val="none"/>
+        </w:rPr>
+        <w:t>When you look at rainfall at different zoom levels</w:t>
+      </w:r>
+      <w:r>
+        <w:rPr>
+          <w:rFonts w:eastAsia="Times New Roman" w:cs="Segoe UI"/>
+          <w:kern w:val="0"/>
+          <w:lang w:eastAsia="en-IN"/>
+          <w14:ligatures w14:val="none"/>
+        </w:rPr>
+        <w:t>, zoomed out -&gt; large rain areas, zoomed-in -&gt; small rain clusters. Even though size changes, the structure looks similar.</w:t>
+      </w:r>
+      <w:r>
+        <w:rPr>
+          <w:rFonts w:eastAsia="Times New Roman" w:cs="Segoe UI"/>
+          <w:kern w:val="0"/>
+          <w:lang w:eastAsia="en-IN"/>
+          <w14:ligatures w14:val="none"/>
+        </w:rPr>
+        <w:t xml:space="preserve"> A large storm system </w:t>
+      </w:r>
+      <w:r>
+        <w:rPr>
+          <w:rFonts w:eastAsia="Times New Roman" w:cs="Segoe UI"/>
+          <w:kern w:val="0"/>
+          <w:lang w:eastAsia="en-IN"/>
+          <w14:ligatures w14:val="none"/>
+        </w:rPr>
+        <w:t xml:space="preserve">is a multi-scale; </w:t>
+      </w:r>
+      <w:r>
+        <w:rPr>
+          <w:rFonts w:eastAsia="Times New Roman" w:cs="Segoe UI"/>
+          <w:kern w:val="0"/>
+          <w:lang w:eastAsia="en-IN"/>
+          <w14:ligatures w14:val="none"/>
+        </w:rPr>
+        <w:t xml:space="preserve">inside there are smaller rain cells, and inside them </w:t>
+      </w:r>
+      <w:r>
+        <w:rPr>
+          <w:rFonts w:eastAsia="Times New Roman" w:cs="Segoe UI"/>
+          <w:kern w:val="0"/>
+          <w:lang w:eastAsia="en-IN"/>
+          <w14:ligatures w14:val="none"/>
+        </w:rPr>
+        <w:t>even smaller variation.</w:t>
+      </w:r>
+      <w:r>
+        <w:rPr>
+          <w:rFonts w:eastAsia="Times New Roman" w:cs="Segoe UI"/>
+          <w:kern w:val="0"/>
+          <w:lang w:eastAsia="en-IN"/>
+          <w14:ligatures w14:val="none"/>
+        </w:rPr>
+        <w:t xml:space="preserve"> This is connected to </w:t>
+      </w:r>
+      <w:r>
+        <w:rPr>
+          <w:rFonts w:eastAsia="Times New Roman" w:cs="Segoe UI"/>
+          <w:kern w:val="0"/>
+          <w:lang w:eastAsia="en-IN"/>
+          <w14:ligatures w14:val="none"/>
+        </w:rPr>
+        <w:t>Multiplicative cascade.</w:t>
+      </w:r>
+    </w:p>
+    <w:p>
+      <w:pPr>
+        <w:pStyle w:val="ListParagraph"/>
+        <w:numPr>
+          <w:ilvl w:val="0"/>
+          <w:numId w:val="2"/>
+        </w:numPr>
+        <w:spacing w:after="0"/>
+        <w:rPr>
+          <w:rFonts w:eastAsia="Times New Roman" w:cs="Segoe UI"/>
+          <w:kern w:val="0"/>
+          <w:lang w:eastAsia="en-IN"/>
+          <w14:ligatures w14:val="none"/>
+        </w:rPr>
+      </w:pPr>
+      <w:r>
+        <w:rPr>
+          <w:rFonts w:eastAsia="Times New Roman" w:cs="Segoe UI"/>
+          <w:b/>
+          <w:bCs/>
+          <w:kern w:val="0"/>
+          <w:lang w:eastAsia="en-IN"/>
+          <w14:ligatures w14:val="none"/>
+        </w:rPr>
+        <w:t>Precipitation band:</w:t>
+      </w:r>
+      <w:r>
+        <w:rPr>
+          <w:rFonts w:eastAsia="Times New Roman" w:cs="Segoe UI"/>
+          <w:kern w:val="0"/>
+          <w:lang w:eastAsia="en-IN"/>
+          <w14:ligatures w14:val="none"/>
+        </w:rPr>
+        <w:t xml:space="preserve"> </w:t>
+      </w:r>
+      <w:r>
+        <w:rPr>
+          <w:rFonts w:eastAsia="Times New Roman" w:cs="Segoe UI"/>
+          <w:kern w:val="0"/>
+          <w:lang w:eastAsia="en-IN"/>
+          <w14:ligatures w14:val="none"/>
+        </w:rPr>
+        <w:t>a long, narrow region where rain is concentrated</w:t>
+      </w:r>
+      <w:r>
+        <w:rPr>
+          <w:rFonts w:eastAsia="Times New Roman" w:cs="Segoe UI"/>
           <w:kern w:val="0"/>
           <w:lang w:eastAsia="en-IN"/>
           <w14:ligatures w14:val="none"/>
@@ -1251,16 +1404,45 @@
           <w:lang w:eastAsia="en-IN"/>
           <w14:ligatures w14:val="none"/>
         </w:rPr>
-        <w:t xml:space="preserve"> Many simple models assume rain sta</w:t>
-      </w:r>
-      <w:r>
-        <w:rPr>
-          <w:rFonts w:eastAsia="Times New Roman" w:cs="Segoe UI"/>
-          <w:kern w:val="0"/>
-          <w:lang w:eastAsia="en-IN"/>
-          <w14:ligatures w14:val="none"/>
-        </w:rPr>
-        <w:t>tistics are homogeneous.</w:t>
+        <w:t xml:space="preserve"> Instead of rain being spread everywhere, it forms a </w:t>
+      </w:r>
+      <w:r>
+        <w:rPr>
+          <w:rFonts w:eastAsia="Times New Roman" w:cs="Segoe UI"/>
+          <w:b/>
+          <w:bCs/>
+          <w:kern w:val="0"/>
+          <w:lang w:eastAsia="en-IN"/>
+          <w14:ligatures w14:val="none"/>
+        </w:rPr>
+        <w:t>strip-like</w:t>
+      </w:r>
+      <w:r>
+        <w:rPr>
+          <w:rFonts w:eastAsia="Times New Roman" w:cs="Segoe UI"/>
+          <w:kern w:val="0"/>
+          <w:lang w:eastAsia="en-IN"/>
+          <w14:ligatures w14:val="none"/>
+        </w:rPr>
+        <w:t xml:space="preserve"> region of rain</w:t>
+      </w:r>
+      <w:r>
+        <w:rPr>
+          <w:rFonts w:eastAsia="Times New Roman" w:cs="Segoe UI"/>
+          <w:kern w:val="0"/>
+          <w:lang w:eastAsia="en-IN"/>
+          <w14:ligatures w14:val="none"/>
+        </w:rPr>
+        <w:t xml:space="preserve">. </w:t>
+      </w:r>
+      <w:r>
+        <w:rPr>
+          <w:rFonts w:eastAsia="Times New Roman" w:cs="Segoe UI"/>
+          <w:kern w:val="0"/>
+          <w:lang w:eastAsia="en-IN"/>
+          <w14:ligatures w14:val="none"/>
+        </w:rPr>
+        <w:t>Common in Fronts, Storm systems, which can move as a unit.</w:t>
       </w:r>
     </w:p>
     <w:p>
@@ -1287,144 +1469,7 @@
           <w:lang w:eastAsia="en-IN"/>
           <w14:ligatures w14:val="none"/>
         </w:rPr>
-        <w:t>Dynamic Scaling</w:t>
-      </w:r>
-      <w:r>
-        <w:rPr>
-          <w:rFonts w:eastAsia="Times New Roman" w:cs="Segoe UI"/>
-          <w:b/>
-          <w:bCs/>
-          <w:kern w:val="0"/>
-          <w:lang w:eastAsia="en-IN"/>
-          <w14:ligatures w14:val="none"/>
-        </w:rPr>
-        <w:t xml:space="preserve">: </w:t>
-      </w:r>
-      <w:r>
-        <w:rPr>
-          <w:rFonts w:eastAsia="Times New Roman" w:cs="Segoe UI"/>
-          <w:kern w:val="0"/>
-          <w:lang w:eastAsia="en-IN"/>
-          <w14:ligatures w14:val="none"/>
-        </w:rPr>
-        <w:t>S</w:t>
-      </w:r>
-      <w:r>
-        <w:rPr>
-          <w:rFonts w:eastAsia="Times New Roman" w:cs="Segoe UI"/>
-          <w:kern w:val="0"/>
-          <w:lang w:eastAsia="en-IN"/>
-          <w14:ligatures w14:val="none"/>
-        </w:rPr>
-        <w:t>imilar patterns appearing at different sizes (scales) over space/time</w:t>
-      </w:r>
-      <w:r>
-        <w:rPr>
-          <w:rFonts w:eastAsia="Times New Roman" w:cs="Segoe UI"/>
-          <w:kern w:val="0"/>
-          <w:lang w:eastAsia="en-IN"/>
-          <w14:ligatures w14:val="none"/>
-        </w:rPr>
-        <w:t xml:space="preserve">. </w:t>
-      </w:r>
-      <w:r>
-        <w:rPr>
-          <w:rFonts w:eastAsia="Times New Roman" w:cs="Segoe UI"/>
-          <w:kern w:val="0"/>
-          <w:lang w:eastAsia="en-IN"/>
-          <w14:ligatures w14:val="none"/>
-        </w:rPr>
-        <w:t>When you look at rainfall at different zoom levels</w:t>
-      </w:r>
-      <w:r>
-        <w:rPr>
-          <w:rFonts w:eastAsia="Times New Roman" w:cs="Segoe UI"/>
-          <w:kern w:val="0"/>
-          <w:lang w:eastAsia="en-IN"/>
-          <w14:ligatures w14:val="none"/>
-        </w:rPr>
-        <w:t>, zoomed out -&gt; large rain areas, zoomed-in -&gt; small rain clusters. Even though size changes, the structure looks similar.</w:t>
-      </w:r>
-      <w:r>
-        <w:rPr>
-          <w:rFonts w:eastAsia="Times New Roman" w:cs="Segoe UI"/>
-          <w:kern w:val="0"/>
-          <w:lang w:eastAsia="en-IN"/>
-          <w14:ligatures w14:val="none"/>
-        </w:rPr>
-        <w:t xml:space="preserve"> A large storm system </w:t>
-      </w:r>
-      <w:r>
-        <w:rPr>
-          <w:rFonts w:eastAsia="Times New Roman" w:cs="Segoe UI"/>
-          <w:kern w:val="0"/>
-          <w:lang w:eastAsia="en-IN"/>
-          <w14:ligatures w14:val="none"/>
-        </w:rPr>
-        <w:t xml:space="preserve">is a multi-scale; </w:t>
-      </w:r>
-      <w:r>
-        <w:rPr>
-          <w:rFonts w:eastAsia="Times New Roman" w:cs="Segoe UI"/>
-          <w:kern w:val="0"/>
-          <w:lang w:eastAsia="en-IN"/>
-          <w14:ligatures w14:val="none"/>
-        </w:rPr>
-        <w:t xml:space="preserve">inside there are smaller rain cells, and inside them </w:t>
-      </w:r>
-      <w:r>
-        <w:rPr>
-          <w:rFonts w:eastAsia="Times New Roman" w:cs="Segoe UI"/>
-          <w:kern w:val="0"/>
-          <w:lang w:eastAsia="en-IN"/>
-          <w14:ligatures w14:val="none"/>
-        </w:rPr>
-        <w:t>even smaller variation.</w:t>
-      </w:r>
-      <w:r>
-        <w:rPr>
-          <w:rFonts w:eastAsia="Times New Roman" w:cs="Segoe UI"/>
-          <w:kern w:val="0"/>
-          <w:lang w:eastAsia="en-IN"/>
-          <w14:ligatures w14:val="none"/>
-        </w:rPr>
-        <w:t xml:space="preserve"> This is connected to </w:t>
-      </w:r>
-      <w:r>
-        <w:rPr>
-          <w:rFonts w:eastAsia="Times New Roman" w:cs="Segoe UI"/>
-          <w:kern w:val="0"/>
-          <w:lang w:eastAsia="en-IN"/>
-          <w14:ligatures w14:val="none"/>
-        </w:rPr>
-        <w:t>Multiplicative cascade.</w:t>
-      </w:r>
-    </w:p>
-    <w:p>
-      <w:pPr>
-        <w:pStyle w:val="ListParagraph"/>
-        <w:numPr>
-          <w:ilvl w:val="0"/>
-          <w:numId w:val="2"/>
-        </w:numPr>
-        <w:spacing w:after="0"/>
-        <w:rPr>
-          <w:rFonts w:eastAsia="Times New Roman" w:cs="Segoe UI"/>
-          <w:kern w:val="0"/>
-          <w:lang w:eastAsia="en-IN"/>
-          <w14:ligatures w14:val="none"/>
-        </w:rPr>
-      </w:pPr>
-      <w:r>
-        <w:rPr>
-          <w:rFonts w:eastAsia="Times New Roman" w:cs="Segoe UI"/>
-          <w:b/>
-          <w:bCs/>
-          <w:kern w:val="0"/>
-          <w:lang w:eastAsia="en-IN"/>
-          <w14:ligatures w14:val="none"/>
-        </w:rPr>
-        <w:t>Precipitation band:</w:t>
+        <w:t>Intensity Residuals:</w:t>
       </w:r>
       <w:r>
         <w:rPr>
@@ -1442,7 +1487,34 @@
           <w:lang w:eastAsia="en-IN"/>
           <w14:ligatures w14:val="none"/>
         </w:rPr>
-        <w:t>a long, narrow region where rain is concentrated</w:t>
+        <w:t>The difference between predicted rain intensity and actual rain intensity. Residual = Observed</w:t>
+      </w:r>
+      <w:r>
+        <w:rPr>
+          <w:rFonts w:eastAsia="Times New Roman" w:cs="Segoe UI"/>
+          <w:kern w:val="0"/>
+          <w:lang w:eastAsia="en-IN"/>
+          <w14:ligatures w14:val="none"/>
+        </w:rPr>
+        <w:t xml:space="preserve"> (e.g., 8mm)</w:t>
+      </w:r>
+      <w:r>
+        <w:rPr>
+          <w:rFonts w:eastAsia="Times New Roman" w:cs="Segoe UI"/>
+          <w:kern w:val="0"/>
+          <w:lang w:eastAsia="en-IN"/>
+          <w14:ligatures w14:val="none"/>
+        </w:rPr>
+        <w:t xml:space="preserve"> – Predicted</w:t>
+      </w:r>
+      <w:r>
+        <w:rPr>
+          <w:rFonts w:eastAsia="Times New Roman" w:cs="Segoe UI"/>
+          <w:kern w:val="0"/>
+          <w:lang w:eastAsia="en-IN"/>
+          <w14:ligatures w14:val="none"/>
+        </w:rPr>
+        <w:t xml:space="preserve"> (e.g., 3mm)</w:t>
       </w:r>
       <w:r>
         <w:rPr>
@@ -1460,155 +1532,7 @@
           <w:lang w:eastAsia="en-IN"/>
           <w14:ligatures w14:val="none"/>
         </w:rPr>
-        <w:t xml:space="preserve"> Instead of rain being spread everywhere, it forms a </w:t>
-      </w:r>
-      <w:r>
-        <w:rPr>
-          <w:rFonts w:eastAsia="Times New Roman" w:cs="Segoe UI"/>
-          <w:b/>
-          <w:bCs/>
-          <w:kern w:val="0"/>
-          <w:lang w:eastAsia="en-IN"/>
-          <w14:ligatures w14:val="none"/>
-        </w:rPr>
-        <w:t>strip-like</w:t>
-      </w:r>
-      <w:r>
-        <w:rPr>
-          <w:rFonts w:eastAsia="Times New Roman" w:cs="Segoe UI"/>
-          <w:kern w:val="0"/>
-          <w:lang w:eastAsia="en-IN"/>
-          <w14:ligatures w14:val="none"/>
-        </w:rPr>
-        <w:t xml:space="preserve"> region of rain</w:t>
-      </w:r>
-      <w:r>
-        <w:rPr>
-          <w:rFonts w:eastAsia="Times New Roman" w:cs="Segoe UI"/>
-          <w:kern w:val="0"/>
-          <w:lang w:eastAsia="en-IN"/>
-          <w14:ligatures w14:val="none"/>
-        </w:rPr>
-        <w:t xml:space="preserve">. </w:t>
-      </w:r>
-      <w:r>
-        <w:rPr>
-          <w:rFonts w:eastAsia="Times New Roman" w:cs="Segoe UI"/>
-          <w:kern w:val="0"/>
-          <w:lang w:eastAsia="en-IN"/>
-          <w14:ligatures w14:val="none"/>
-        </w:rPr>
-        <w:t>Common in Fronts, Storm systems, which can move as a unit.</w:t>
-      </w:r>
-    </w:p>
-    <w:p>
-      <w:pPr>
-        <w:pStyle w:val="ListParagraph"/>
-        <w:numPr>
-          <w:ilvl w:val="0"/>
-          <w:numId w:val="2"/>
-        </w:numPr>
-        <w:spacing w:after="0"/>
-        <w:rPr>
-          <w:rFonts w:eastAsia="Times New Roman" w:cs="Segoe UI"/>
-          <w:kern w:val="0"/>
-          <w:lang w:eastAsia="en-IN"/>
-          <w14:ligatures w14:val="none"/>
-        </w:rPr>
-      </w:pPr>
-      <w:r>
-        <w:rPr>
-          <w:rFonts w:eastAsia="Times New Roman" w:cs="Segoe UI"/>
-          <w:b/>
-          <w:bCs/>
-          <w:kern w:val="0"/>
-          <w:lang w:eastAsia="en-IN"/>
-          <w14:ligatures w14:val="none"/>
-        </w:rPr>
-        <w:t>Intensity Residuals:</w:t>
-      </w:r>
-      <w:r>
-        <w:rPr>
-          <w:rFonts w:eastAsia="Times New Roman" w:cs="Segoe UI"/>
-          <w:kern w:val="0"/>
-          <w:lang w:eastAsia="en-IN"/>
-          <w14:ligatures w14:val="none"/>
-        </w:rPr>
-        <w:t xml:space="preserve"> </w:t>
-      </w:r>
-      <w:r>
-        <w:rPr>
-          <w:rFonts w:eastAsia="Times New Roman" w:cs="Segoe UI"/>
-          <w:kern w:val="0"/>
-          <w:lang w:eastAsia="en-IN"/>
-          <w14:ligatures w14:val="none"/>
-        </w:rPr>
-        <w:t>The difference between predicted rain intensity and actual rain intensity. Residual = Observed</w:t>
-      </w:r>
-      <w:r>
-        <w:rPr>
-          <w:rFonts w:eastAsia="Times New Roman" w:cs="Segoe UI"/>
-          <w:kern w:val="0"/>
-          <w:lang w:eastAsia="en-IN"/>
-          <w14:ligatures w14:val="none"/>
-        </w:rPr>
-        <w:t xml:space="preserve"> (e.g., 8mm)</w:t>
-      </w:r>
-      <w:r>
-        <w:rPr>
-          <w:rFonts w:eastAsia="Times New Roman" w:cs="Segoe UI"/>
-          <w:kern w:val="0"/>
-          <w:lang w:eastAsia="en-IN"/>
-          <w14:ligatures w14:val="none"/>
-        </w:rPr>
-        <w:t xml:space="preserve"> – Predicted</w:t>
-      </w:r>
-      <w:r>
-        <w:rPr>
-          <w:rFonts w:eastAsia="Times New Roman" w:cs="Segoe UI"/>
-          <w:kern w:val="0"/>
-          <w:lang w:eastAsia="en-IN"/>
-          <w14:ligatures w14:val="none"/>
-        </w:rPr>
-        <w:t xml:space="preserve"> (e.g., 3mm)</w:t>
-      </w:r>
-      <w:r>
-        <w:rPr>
-          <w:rFonts w:eastAsia="Times New Roman" w:cs="Segoe UI"/>
-          <w:kern w:val="0"/>
-          <w:lang w:eastAsia="en-IN"/>
-          <w14:ligatures w14:val="none"/>
-        </w:rPr>
-        <w:t>.</w:t>
-      </w:r>
-      <w:r>
-        <w:rPr>
-          <w:rFonts w:eastAsia="Times New Roman" w:cs="Segoe UI"/>
-          <w:kern w:val="0"/>
-          <w:lang w:eastAsia="en-IN"/>
-          <w14:ligatures w14:val="none"/>
-        </w:rPr>
-        <w:t xml:space="preserve"> Residuals </w:t>
-      </w:r>
-      <w:proofErr w:type="gramStart"/>
-      <w:r>
-        <w:rPr>
-          <w:rFonts w:eastAsia="Times New Roman" w:cs="Segoe UI"/>
-          <w:kern w:val="0"/>
-          <w:lang w:eastAsia="en-IN"/>
-          <w14:ligatures w14:val="none"/>
-        </w:rPr>
-        <w:t>tells</w:t>
-      </w:r>
-      <w:proofErr w:type="gramEnd"/>
-      <w:r>
-        <w:rPr>
-          <w:rFonts w:eastAsia="Times New Roman" w:cs="Segoe UI"/>
-          <w:kern w:val="0"/>
-          <w:lang w:eastAsia="en-IN"/>
-          <w14:ligatures w14:val="none"/>
-        </w:rPr>
-        <w:t xml:space="preserve"> us whether our model is </w:t>
+        <w:t xml:space="preserve"> Residuals tells us whether our model is </w:t>
       </w:r>
       <w:r>
         <w:rPr>
@@ -1862,19 +1786,8 @@
           <w:lang w:eastAsia="en-IN"/>
           <w14:ligatures w14:val="none"/>
         </w:rPr>
-        <w:t xml:space="preserve">, describing their </w:t>
-      </w:r>
-      <w:proofErr w:type="spellStart"/>
-      <w:r>
-        <w:rPr>
-          <w:rFonts w:eastAsia="Times New Roman" w:cs="Segoe UI"/>
-          <w:kern w:val="0"/>
-          <w:lang w:eastAsia="en-IN"/>
-          <w14:ligatures w14:val="none"/>
-        </w:rPr>
-        <w:t>vairiability</w:t>
-      </w:r>
-      <w:proofErr w:type="spellEnd"/>
+        <w:t>, describing their vairiability</w:t>
+      </w:r>
       <w:r>
         <w:rPr>
           <w:rFonts w:eastAsia="Times New Roman" w:cs="Segoe UI"/>
@@ -1976,27 +1889,7 @@
           <w:lang w:eastAsia="en-IN"/>
           <w14:ligatures w14:val="none"/>
         </w:rPr>
-        <w:t xml:space="preserve"> (high </w:t>
-      </w:r>
-      <w:proofErr w:type="spellStart"/>
-      <w:r>
-        <w:rPr>
-          <w:rFonts w:eastAsia="Times New Roman" w:cs="Segoe UI"/>
-          <w:kern w:val="0"/>
-          <w:lang w:eastAsia="en-IN"/>
-          <w14:ligatures w14:val="none"/>
-        </w:rPr>
-        <w:t>varibaility</w:t>
-      </w:r>
-      <w:proofErr w:type="spellEnd"/>
-      <w:r>
-        <w:rPr>
-          <w:rFonts w:eastAsia="Times New Roman" w:cs="Segoe UI"/>
-          <w:kern w:val="0"/>
-          <w:lang w:eastAsia="en-IN"/>
-          <w14:ligatures w14:val="none"/>
-        </w:rPr>
-        <w:t>)</w:t>
+        <w:t xml:space="preserve"> (high varibaility)</w:t>
       </w:r>
       <w:r>
         <w:rPr>
@@ -2197,7 +2090,6 @@
         </w:rPr>
         <w:t xml:space="preserve"> - </w:t>
       </w:r>
-      <w:proofErr w:type="spellStart"/>
       <w:r>
         <w:rPr>
           <w:rFonts w:eastAsia="Times New Roman" w:cs="Segoe UI"/>
@@ -2243,7 +2135,6 @@
         </w:rPr>
         <w:t>k</w:t>
       </w:r>
-      <w:proofErr w:type="spellEnd"/>
       <w:r>
         <w:rPr>
           <w:rFonts w:eastAsia="Times New Roman" w:cs="Segoe UI"/>
@@ -2399,15 +2290,7 @@
         <w:t>radiation</w:t>
       </w:r>
       <w:r>
-        <w:t xml:space="preserve"> is </w:t>
-      </w:r>
-      <w:proofErr w:type="gramStart"/>
-      <w:r>
-        <w:t>reflected back</w:t>
-      </w:r>
-      <w:proofErr w:type="gramEnd"/>
-      <w:r>
-        <w:t xml:space="preserve"> by rain particles</w:t>
+        <w:t xml:space="preserve"> is reflected back by rain particles</w:t>
       </w:r>
       <w:r>
         <w:t xml:space="preserve">. </w:t>
@@ -2448,21 +2331,12 @@
       <w:r>
         <w:t xml:space="preserve"> Measured in </w:t>
       </w:r>
-      <w:proofErr w:type="spellStart"/>
-      <w:r>
-        <w:rPr>
-          <w:b/>
-          <w:bCs/>
-        </w:rPr>
-        <w:t>dBZ</w:t>
-      </w:r>
-      <w:proofErr w:type="spellEnd"/>
-      <w:r>
-        <w:rPr>
-          <w:b/>
-          <w:bCs/>
-        </w:rPr>
-        <w:t xml:space="preserve"> (decibels of reflectivity)</w:t>
+      <w:r>
+        <w:rPr>
+          <w:b/>
+          <w:bCs/>
+        </w:rPr>
+        <w:t>dBZ (decibels of reflectivity)</w:t>
       </w:r>
     </w:p>
     <w:p>
@@ -2514,7 +2388,6 @@
         </w:numPr>
         <w:spacing w:after="0"/>
       </w:pPr>
-      <w:proofErr w:type="gramStart"/>
       <w:r>
         <w:rPr>
           <w:rFonts w:eastAsia="Times New Roman" w:cs="Segoe UI"/>
@@ -2531,37 +2404,7 @@
           <w:lang w:eastAsia="en-IN"/>
           <w14:ligatures w14:val="none"/>
         </w:rPr>
-        <w:t xml:space="preserve"> (</w:t>
-      </w:r>
-      <w:proofErr w:type="gramEnd"/>
-      <w:r>
-        <w:rPr>
-          <w:rFonts w:eastAsia="Times New Roman" w:cs="Segoe UI"/>
-          <w:kern w:val="0"/>
-          <w:lang w:eastAsia="en-IN"/>
-          <w14:ligatures w14:val="none"/>
-        </w:rPr>
-        <w:t xml:space="preserve">50+ </w:t>
-      </w:r>
-      <w:proofErr w:type="spellStart"/>
-      <w:r>
-        <w:rPr>
-          <w:rFonts w:eastAsia="Times New Roman" w:cs="Segoe UI"/>
-          <w:kern w:val="0"/>
-          <w:lang w:eastAsia="en-IN"/>
-          <w14:ligatures w14:val="none"/>
-        </w:rPr>
-        <w:t>dBZ</w:t>
-      </w:r>
-      <w:proofErr w:type="spellEnd"/>
-      <w:r>
-        <w:rPr>
-          <w:rFonts w:eastAsia="Times New Roman" w:cs="Segoe UI"/>
-          <w:kern w:val="0"/>
-          <w:lang w:eastAsia="en-IN"/>
-          <w14:ligatures w14:val="none"/>
-        </w:rPr>
-        <w:t xml:space="preserve">) </w:t>
+        <w:t xml:space="preserve"> (50+ dBZ) </w:t>
       </w:r>
       <w:r>
         <w:rPr>
@@ -2698,15 +2541,7 @@
         </w:numPr>
       </w:pPr>
       <w:r>
-        <w:t xml:space="preserve">It's statistically correct, sure, but you lose all the sharp realistic details that are </w:t>
-      </w:r>
-      <w:proofErr w:type="gramStart"/>
-      <w:r>
-        <w:t>absolutely vital</w:t>
-      </w:r>
-      <w:proofErr w:type="gramEnd"/>
-      <w:r>
-        <w:t xml:space="preserve"> for a good forecast.</w:t>
+        <w:t>It's statistically correct, sure, but you lose all the sharp realistic details that are absolutely vital for a good forecast.</w:t>
       </w:r>
     </w:p>
     <w:p>
@@ -2819,15 +2654,7 @@
         </w:numPr>
       </w:pPr>
       <w:r>
-        <w:t xml:space="preserve">This project would attempt to create nowcasts with diffusion models conditioned on previous observations and </w:t>
-      </w:r>
-      <w:proofErr w:type="gramStart"/>
-      <w:r>
-        <w:t>optical-flow</w:t>
-      </w:r>
-      <w:proofErr w:type="gramEnd"/>
-      <w:r>
-        <w:t xml:space="preserve"> based nowcasts.</w:t>
+        <w:t>This project would attempt to create nowcasts with diffusion models conditioned on previous observations and optical-flow based nowcasts.</w:t>
       </w:r>
       <w:r>
         <w:t xml:space="preserve"> (Physics-Inspired motion + Uncertainty/ Probabilistic Correction)</w:t>
@@ -2891,15 +2718,7 @@
         <w:t>learning the underlying data distribution</w:t>
       </w:r>
       <w:r>
-        <w:t xml:space="preserve">. Diffusion models are becoming more </w:t>
-      </w:r>
-      <w:proofErr w:type="gramStart"/>
-      <w:r>
-        <w:t>prevalent, yet</w:t>
-      </w:r>
-      <w:proofErr w:type="gramEnd"/>
-      <w:r>
-        <w:t xml:space="preserve"> adapting them for earth science applications can be challenging because most articles focus on theoretical aspects of the approach, rather than making the method widely accessible.</w:t>
+        <w:t>. Diffusion models are becoming more prevalent, yet adapting them for earth science applications can be challenging because most articles focus on theoretical aspects of the approach, rather than making the method widely accessible.</w:t>
       </w:r>
       <w:r>
         <w:t>”</w:t>
@@ -2993,15 +2812,7 @@
         <w:t>“</w:t>
       </w:r>
       <w:r>
-        <w:t xml:space="preserve">The diffusion models also enable out-of-the-box ensemble generation with </w:t>
-      </w:r>
-      <w:proofErr w:type="spellStart"/>
-      <w:r>
-        <w:t>skillful</w:t>
-      </w:r>
-      <w:proofErr w:type="spellEnd"/>
-      <w:r>
-        <w:t xml:space="preserve"> calibration.</w:t>
+        <w:t>The diffusion models also enable out-of-the-box ensemble generation with skillful calibration.</w:t>
       </w:r>
       <w:r>
         <w:t>”</w:t>
@@ -3129,15 +2940,7 @@
     </w:p>
     <w:p>
       <w:r>
-        <w:t xml:space="preserve">A benefit of the </w:t>
-      </w:r>
-      <w:proofErr w:type="gramStart"/>
-      <w:r>
-        <w:t>diffusion based</w:t>
-      </w:r>
-      <w:proofErr w:type="gramEnd"/>
-      <w:r>
-        <w:t xml:space="preserve"> models is the ability to generate as many samples as desired.</w:t>
+        <w:t>A benefit of the diffusion based models is the ability to generate as many samples as desired.</w:t>
       </w:r>
     </w:p>
     <w:p>
@@ -3211,15 +3014,7 @@
         <w:t>I</w:t>
       </w:r>
       <w:r>
-        <w:t xml:space="preserve">mplement all Lagrangian persistence nowcasts with the </w:t>
-      </w:r>
-      <w:proofErr w:type="spellStart"/>
-      <w:r>
-        <w:t>pySTEPS</w:t>
-      </w:r>
-      <w:proofErr w:type="spellEnd"/>
-      <w:r>
-        <w:t xml:space="preserve"> library (Pulkkinen et al. 2019)</w:t>
+        <w:t>mplement all Lagrangian persistence nowcasts with the pySTEPS library (Pulkkinen et al. 2019)</w:t>
       </w:r>
       <w:r>
         <w:t xml:space="preserve">. </w:t>
@@ -3247,15 +3042,7 @@
         <w:t>Lucas–Kanade algorithm</w:t>
       </w:r>
       <w:r>
-        <w:t xml:space="preserve"> (Lucas and Kanade 1981; </w:t>
-      </w:r>
-      <w:proofErr w:type="spellStart"/>
-      <w:r>
-        <w:t>Bouguet</w:t>
-      </w:r>
-      <w:proofErr w:type="spellEnd"/>
-      <w:r>
-        <w:t xml:space="preserve"> 2001) using the last two observations</w:t>
+        <w:t xml:space="preserve"> (Lucas and Kanade 1981; Bouguet 2001) using the last two observations</w:t>
       </w:r>
       <w:r>
         <w:t>.</w:t>
@@ -3418,35 +3205,7 @@
         <w:rPr>
           <w:highlight w:val="yellow"/>
         </w:rPr>
-        <w:t xml:space="preserve">Optimize the binary cross-entropy with the </w:t>
-      </w:r>
-      <w:proofErr w:type="spellStart"/>
-      <w:r>
-        <w:rPr>
-          <w:highlight w:val="yellow"/>
-        </w:rPr>
-        <w:t>adam</w:t>
-      </w:r>
-      <w:proofErr w:type="spellEnd"/>
-      <w:r>
-        <w:rPr>
-          <w:highlight w:val="yellow"/>
-        </w:rPr>
-        <w:t xml:space="preserve"> optimizer (Kingma and Ba 2014) enforcing an L2 regularization and employing the </w:t>
-      </w:r>
-      <w:proofErr w:type="spellStart"/>
-      <w:r>
-        <w:rPr>
-          <w:highlight w:val="yellow"/>
-        </w:rPr>
-        <w:t>ReduceLROnPlateau</w:t>
-      </w:r>
-      <w:proofErr w:type="spellEnd"/>
-      <w:r>
-        <w:rPr>
-          <w:highlight w:val="yellow"/>
-        </w:rPr>
-        <w:t xml:space="preserve"> learning rate scheduler</w:t>
+        <w:t>Optimize the binary cross-entropy with the adam optimizer (Kingma and Ba 2014) enforcing an L2 regularization and employing the ReduceLROnPlateau learning rate scheduler</w:t>
       </w:r>
     </w:p>
     <w:p>
@@ -3652,23 +3411,7 @@
         </w:numPr>
       </w:pPr>
       <w:r>
-        <w:t xml:space="preserve">The challenge with neural networks trained with mean squared error losses is that while they are </w:t>
-      </w:r>
-      <w:proofErr w:type="spellStart"/>
-      <w:r>
-        <w:t>skillful</w:t>
-      </w:r>
-      <w:proofErr w:type="spellEnd"/>
-      <w:r>
-        <w:t>, they often result in blurry predictions (</w:t>
-      </w:r>
-      <w:proofErr w:type="spellStart"/>
-      <w:r>
-        <w:t>Bouallegue</w:t>
-      </w:r>
-      <w:proofErr w:type="spellEnd"/>
-      <w:r>
-        <w:t xml:space="preserve"> et al. 2024).</w:t>
+        <w:t>The challenge with neural networks trained with mean squared error losses is that while they are skillful, they often result in blurry predictions (Bouallegue et al. 2024).</w:t>
       </w:r>
     </w:p>
     <w:p>
@@ -3680,15 +3423,7 @@
         </w:numPr>
       </w:pPr>
       <w:r>
-        <w:t xml:space="preserve">One way to combat the blurry issue has been the use of generative AI methods, such as Generative Adversarial Networks (GANs; Goodfellow et al. 2014; </w:t>
-      </w:r>
-      <w:proofErr w:type="spellStart"/>
-      <w:r>
-        <w:t>Andrianakos</w:t>
-      </w:r>
-      <w:proofErr w:type="spellEnd"/>
-      <w:r>
-        <w:t xml:space="preserve"> et al. 2019; Ravuri et al. 2021)</w:t>
+        <w:t>One way to combat the blurry issue has been the use of generative AI methods, such as Generative Adversarial Networks (GANs; Goodfellow et al. 2014; Andrianakos et al. 2019; Ravuri et al. 2021)</w:t>
       </w:r>
       <w:r>
         <w:t xml:space="preserve">. </w:t>
@@ -3712,15 +3447,7 @@
         </w:numPr>
       </w:pPr>
       <w:r>
-        <w:t xml:space="preserve">An emerging generative AI method to combat blurry output is diffusion </w:t>
-      </w:r>
-      <w:proofErr w:type="spellStart"/>
-      <w:r>
-        <w:t>modeling</w:t>
-      </w:r>
-      <w:proofErr w:type="spellEnd"/>
-      <w:r>
-        <w:t xml:space="preserve"> (Ho et al. 2020; Song et al. 2021; Karras et al. 2022).</w:t>
+        <w:t>An emerging generative AI method to combat blurry output is diffusion modeling (Ho et al. 2020; Song et al. 2021; Karras et al. 2022).</w:t>
       </w:r>
     </w:p>
     <w:p>
@@ -3825,47 +3552,7 @@
         </w:numPr>
       </w:pPr>
       <w:r>
-        <w:t xml:space="preserve">Recently, machine learning has been rapidly employed for forecasting clouds and precipitation using traditional deep learning techniques (e.g., Shi et al. 2015; </w:t>
-      </w:r>
-      <w:proofErr w:type="spellStart"/>
-      <w:r>
-        <w:t>Berthomier</w:t>
-      </w:r>
-      <w:proofErr w:type="spellEnd"/>
-      <w:r>
-        <w:t xml:space="preserve"> et al. 2020; </w:t>
-      </w:r>
-      <w:proofErr w:type="spellStart"/>
-      <w:r>
-        <w:t>Caseri</w:t>
-      </w:r>
-      <w:proofErr w:type="spellEnd"/>
-      <w:r>
-        <w:t xml:space="preserve"> et al. 2022; Kellerhals et al. 2022), generative </w:t>
-      </w:r>
-      <w:proofErr w:type="spellStart"/>
-      <w:r>
-        <w:t>adverserial</w:t>
-      </w:r>
-      <w:proofErr w:type="spellEnd"/>
-      <w:r>
-        <w:t xml:space="preserve"> models (e.g., </w:t>
-      </w:r>
-      <w:proofErr w:type="spellStart"/>
-      <w:r>
-        <w:t>Andrychowicz</w:t>
-      </w:r>
-      <w:proofErr w:type="spellEnd"/>
-      <w:r>
-        <w:t xml:space="preserve"> et al. 2023), and diffusion </w:t>
-      </w:r>
-      <w:proofErr w:type="spellStart"/>
-      <w:r>
-        <w:t>modeling</w:t>
-      </w:r>
-      <w:proofErr w:type="spellEnd"/>
-      <w:r>
-        <w:t xml:space="preserve"> (Hatanaka et al. 2023; Zhang et al. 2023; Dai et al. 2024; Nai et al. 2024; Wang et al. 2024; Yu et al. 2024)</w:t>
+        <w:t>Recently, machine learning has been rapidly employed for forecasting clouds and precipitation using traditional deep learning techniques (e.g., Shi et al. 2015; Berthomier et al. 2020; Caseri et al. 2022; Kellerhals et al. 2022), generative adverserial models (e.g., Andrychowicz et al. 2023), and diffusion modeling (Hatanaka et al. 2023; Zhang et al. 2023; Dai et al. 2024; Nai et al. 2024; Wang et al. 2024; Yu et al. 2024)</w:t>
       </w:r>
     </w:p>
     <w:p>
@@ -3887,23 +3574,7 @@
         <w:t>DDPMs</w:t>
       </w:r>
       <w:r>
-        <w:t xml:space="preserve"> for this project given their wide use in the literature (e.g., </w:t>
-      </w:r>
-      <w:proofErr w:type="spellStart"/>
-      <w:r>
-        <w:t>Asperti</w:t>
-      </w:r>
-      <w:proofErr w:type="spellEnd"/>
-      <w:r>
-        <w:t xml:space="preserve"> et al. 2024; Chen et al. 2023; Gao et al. 2023; Srivastava et al. 2024; Zhong et al. 2024</w:t>
-      </w:r>
-      <w:proofErr w:type="gramStart"/>
-      <w:r>
-        <w:t>), but</w:t>
-      </w:r>
-      <w:proofErr w:type="gramEnd"/>
-      <w:r>
-        <w:t xml:space="preserve"> realized the computational demand would not be viable given our hardware and the temporal demand of an operational nowcasting product.</w:t>
+        <w:t xml:space="preserve"> for this project given their wide use in the literature (e.g., Asperti et al. 2024; Chen et al. 2023; Gao et al. 2023; Srivastava et al. 2024; Zhong et al. 2024), but realized the computational demand would not be viable given our hardware and the temporal demand of an operational nowcasting product.</w:t>
       </w:r>
     </w:p>
     <w:p>
@@ -3927,23 +3598,7 @@
         </w:numPr>
       </w:pPr>
       <w:r>
-        <w:t xml:space="preserve">It is a </w:t>
-      </w:r>
-      <w:proofErr w:type="gramStart"/>
-      <w:r>
-        <w:t>fairly large</w:t>
-      </w:r>
-      <w:proofErr w:type="gramEnd"/>
-      <w:r>
-        <w:t xml:space="preserve"> U-Net (</w:t>
-      </w:r>
-      <w:proofErr w:type="spellStart"/>
-      <w:r>
-        <w:t>Ronneberger</w:t>
-      </w:r>
-      <w:proofErr w:type="spellEnd"/>
-      <w:r>
-        <w:t xml:space="preserve"> et al. 2015) with six up- and down- sampling blocks, which contain two res-net blocks (He et al. 2015) each</w:t>
+        <w:t>It is a fairly large U-Net (Ronneberger et al. 2015) with six up- and down- sampling blocks, which contain two res-net blocks (He et al. 2015) each</w:t>
       </w:r>
     </w:p>
     <w:p>
@@ -3973,21 +3628,7 @@
         <w:rPr>
           <w:highlight w:val="yellow"/>
         </w:rPr>
-        <w:t xml:space="preserve">there are </w:t>
-      </w:r>
-      <w:proofErr w:type="gramStart"/>
-      <w:r>
-        <w:rPr>
-          <w:highlight w:val="yellow"/>
-        </w:rPr>
-        <w:t>many</w:t>
-      </w:r>
-      <w:proofErr w:type="gramEnd"/>
-      <w:r>
-        <w:rPr>
-          <w:highlight w:val="yellow"/>
-        </w:rPr>
-        <w:t xml:space="preserve"> researching how to speed up diffusion (e.g., Xu et al. 2025).</w:t>
+        <w:t>there are many researching how to speed up diffusion (e.g., Xu et al. 2025).</w:t>
       </w:r>
     </w:p>
     <w:p>
@@ -4029,15 +3670,7 @@
         </w:numPr>
       </w:pPr>
       <w:r>
-        <w:t xml:space="preserve">Some of the </w:t>
-      </w:r>
-      <w:proofErr w:type="gramStart"/>
-      <w:r>
-        <w:t>best known</w:t>
-      </w:r>
-      <w:proofErr w:type="gramEnd"/>
-      <w:r>
-        <w:t xml:space="preserve"> traditional approaches to nowcasting precipitation, according to Germann and Zawadzki (2002), are centred around usage of various inductive biase</w:t>
+        <w:t>Some of the best known traditional approaches to nowcasting precipitation, according to Germann and Zawadzki (2002), are centred around usage of various inductive biase</w:t>
       </w:r>
       <w:r>
         <w:t>s</w:t>
@@ -4108,55 +3741,35 @@
           <w:sz w:val="28"/>
           <w:szCs w:val="28"/>
         </w:rPr>
-        <w:t xml:space="preserve"> (</w:t>
-      </w:r>
-      <w:proofErr w:type="gramStart"/>
-      <w:r>
+        <w:t xml:space="preserve"> (Aug, 2025)</w:t>
+      </w:r>
+    </w:p>
+    <w:p>
+      <w:pPr>
         <w:rPr>
           <w:b/>
           <w:bCs/>
           <w:sz w:val="28"/>
           <w:szCs w:val="28"/>
         </w:rPr>
-        <w:t>Aug,</w:t>
-      </w:r>
-      <w:proofErr w:type="gramEnd"/>
-      <w:r>
+      </w:pPr>
+    </w:p>
+    <w:p>
+      <w:pPr>
         <w:rPr>
           <w:b/>
           <w:bCs/>
           <w:sz w:val="28"/>
           <w:szCs w:val="28"/>
         </w:rPr>
-        <w:t xml:space="preserve"> 2025)</w:t>
-      </w:r>
-    </w:p>
-    <w:p>
-      <w:pPr>
+      </w:pPr>
+      <w:r>
         <w:rPr>
           <w:b/>
           <w:bCs/>
           <w:sz w:val="28"/>
           <w:szCs w:val="28"/>
         </w:rPr>
-      </w:pPr>
-    </w:p>
-    <w:p>
-      <w:pPr>
-        <w:rPr>
-          <w:b/>
-          <w:bCs/>
-          <w:sz w:val="28"/>
-          <w:szCs w:val="28"/>
-        </w:rPr>
-      </w:pPr>
-      <w:r>
-        <w:rPr>
-          <w:b/>
-          <w:bCs/>
-          <w:sz w:val="28"/>
-          <w:szCs w:val="28"/>
-        </w:rPr>
         <w:t>Brief Description:</w:t>
       </w:r>
     </w:p>
@@ -4220,21 +3833,12 @@
       <w:r>
         <w:t>By training </w:t>
       </w:r>
-      <w:proofErr w:type="spellStart"/>
-      <w:r>
-        <w:rPr>
-          <w:b/>
-          <w:bCs/>
-        </w:rPr>
-        <w:t>ResU</w:t>
-      </w:r>
-      <w:proofErr w:type="spellEnd"/>
-      <w:r>
-        <w:rPr>
-          <w:b/>
-          <w:bCs/>
-        </w:rPr>
-        <w:t>-Nets</w:t>
+      <w:r>
+        <w:rPr>
+          <w:b/>
+          <w:bCs/>
+        </w:rPr>
+        <w:t>ResU-Nets</w:t>
       </w:r>
       <w:r>
         <w:t> with satellite and lightning data, the authors demonstrate that adding </w:t>
@@ -4490,15 +4094,7 @@
         <w:t>Advection-Informed Neural Network</w:t>
       </w:r>
       <w:r>
-        <w:t>, or AINN gets the exact same data as the CNNs (</w:t>
-      </w:r>
-      <w:proofErr w:type="spellStart"/>
-      <w:r>
-        <w:t>its</w:t>
-      </w:r>
-      <w:proofErr w:type="spellEnd"/>
-      <w:r>
-        <w:t xml:space="preserve"> also another CNN), but its forecast is based on the laws of advection that predicts where the current weather is probably going to drift.</w:t>
+        <w:t>, or AINN gets the exact same data as the CNNs (its also another CNN), but its forecast is based on the laws of advection that predicts where the current weather is probably going to drift.</w:t>
       </w:r>
     </w:p>
     <w:p>
@@ -4632,17 +4228,7 @@
         </w:numPr>
       </w:pPr>
       <w:r>
-        <w:t xml:space="preserve">So, researchers realised that </w:t>
-      </w:r>
-      <w:proofErr w:type="spellStart"/>
-      <w:proofErr w:type="gramStart"/>
-      <w:r>
-        <w:t>its</w:t>
-      </w:r>
-      <w:proofErr w:type="spellEnd"/>
-      <w:proofErr w:type="gramEnd"/>
-      <w:r>
-        <w:t xml:space="preserve"> not about which AI is smarter. </w:t>
+        <w:t xml:space="preserve">So, researchers realised that its not about which AI is smarter. </w:t>
       </w:r>
       <w:r>
         <w:rPr>
@@ -4719,15 +4305,7 @@
         <w:t>scenarios</w:t>
       </w:r>
       <w:r>
-        <w:t xml:space="preserve">: every forecast simulation – </w:t>
-      </w:r>
-      <w:proofErr w:type="gramStart"/>
-      <w:r>
-        <w:t>long and short term</w:t>
-      </w:r>
-      <w:proofErr w:type="gramEnd"/>
-      <w:r>
-        <w:t xml:space="preserve"> forecasts) together, they sliced the data, sorting every forecast based on how fast the storm is moving and how far out they were predicting.</w:t>
+        <w:t>: every forecast simulation – long and short term forecasts) together, they sliced the data, sorting every forecast based on how fast the storm is moving and how far out they were predicting.</w:t>
       </w:r>
     </w:p>
     <w:p>
@@ -4738,21 +4316,7 @@
         <w:rPr>
           <w:highlight w:val="yellow"/>
         </w:rPr>
-        <w:t xml:space="preserve">For short forecasts of 30, 60, and 90 mins, the AINN prediction was normal compared to standard NN. But for </w:t>
-      </w:r>
-      <w:proofErr w:type="gramStart"/>
-      <w:r>
-        <w:rPr>
-          <w:highlight w:val="yellow"/>
-        </w:rPr>
-        <w:t>180 minute</w:t>
-      </w:r>
-      <w:proofErr w:type="gramEnd"/>
-      <w:r>
-        <w:rPr>
-          <w:highlight w:val="yellow"/>
-        </w:rPr>
-        <w:t xml:space="preserve"> (3hr) forecast, as the storm’s speed picks up, the AINN’s advantage skyrockets</w:t>
+        <w:t>For short forecasts of 30, 60, and 90 mins, the AINN prediction was normal compared to standard NN. But for 180 minute (3hr) forecast, as the storm’s speed picks up, the AINN’s advantage skyrockets</w:t>
       </w:r>
       <w:r>
         <w:t xml:space="preserve"> </w:t>
@@ -4796,15 +4360,7 @@
     </w:p>
     <w:p>
       <w:r>
-        <w:t xml:space="preserve">In action, over the </w:t>
-      </w:r>
-      <w:proofErr w:type="gramStart"/>
-      <w:r>
-        <w:t>Adriatic sea</w:t>
-      </w:r>
-      <w:proofErr w:type="gramEnd"/>
-      <w:r>
-        <w:t>, the standard NN model couldn’t predict the storm that was outside its receptive field two hours earlier. But the AINN nailed it as it had the foresight to see what was coming from way outside its own little box.</w:t>
+        <w:t>In action, over the Adriatic sea, the standard NN model couldn’t predict the storm that was outside its receptive field two hours earlier. But the AINN nailed it as it had the foresight to see what was coming from way outside its own little box.</w:t>
       </w:r>
     </w:p>
     <w:p/>
@@ -4883,817 +4439,73 @@
           <w:szCs w:val="28"/>
         </w:rPr>
         <w:lastRenderedPageBreak/>
-        <w:t>PAPER: Four-hour thunderstorm nowcasting using a deep diffusion model for satellite data, arXiv:2404.10512 (Dec 2025)</w:t>
-      </w:r>
-    </w:p>
-    <w:p>
-      <w:pPr>
-        <w:rPr>
-          <w:b/>
-          <w:bCs/>
+        <w:t>PAPER:</w:t>
+      </w:r>
+      <w:r>
+        <w:rPr>
           <w:sz w:val="28"/>
           <w:szCs w:val="28"/>
         </w:rPr>
-      </w:pPr>
-    </w:p>
-    <w:p>
-      <w:pPr>
+        <w:t xml:space="preserve"> </w:t>
+      </w:r>
+      <w:r>
         <w:rPr>
           <w:b/>
           <w:bCs/>
           <w:sz w:val="28"/>
           <w:szCs w:val="28"/>
         </w:rPr>
-      </w:pPr>
-      <w:r>
-        <w:rPr>
-          <w:b/>
-          <w:bCs/>
+        <w:t>Towards nowcasting in Europe in 2030</w:t>
+      </w:r>
+      <w:r>
+        <w:rPr>
           <w:sz w:val="28"/>
           <w:szCs w:val="28"/>
         </w:rPr>
-        <w:t>Brief Description:</w:t>
-      </w:r>
-    </w:p>
-    <w:p>
-      <w:pPr>
-        <w:rPr>
-          <w:b/>
-          <w:bCs/>
-        </w:rPr>
-      </w:pPr>
-      <w:r>
-        <w:rPr>
-          <w:b/>
-          <w:bCs/>
-        </w:rPr>
-        <w:t>Overview:</w:t>
-      </w:r>
-    </w:p>
-    <w:p>
-      <w:pPr>
-        <w:pStyle w:val="ListParagraph"/>
-        <w:numPr>
-          <w:ilvl w:val="0"/>
-          <w:numId w:val="1"/>
-        </w:numPr>
-      </w:pPr>
-      <w:r>
-        <w:t xml:space="preserve">Introduces </w:t>
-      </w:r>
-      <w:r>
-        <w:rPr>
-          <w:b/>
-          <w:bCs/>
-        </w:rPr>
-        <w:t xml:space="preserve">Deep Diffusion Model for Satellite data (DDMS), </w:t>
-      </w:r>
-      <w:r>
-        <w:t xml:space="preserve">a new AI system designed for high-res </w:t>
-      </w:r>
-      <w:r>
-        <w:rPr>
-          <w:b/>
-          <w:bCs/>
-        </w:rPr>
-        <w:t>thunderstorm nowcasting</w:t>
-      </w:r>
-      <w:r>
-        <w:t>.</w:t>
-      </w:r>
-    </w:p>
-    <w:p>
-      <w:pPr>
-        <w:pStyle w:val="ListParagraph"/>
-        <w:numPr>
-          <w:ilvl w:val="0"/>
-          <w:numId w:val="1"/>
-        </w:numPr>
-      </w:pPr>
-      <w:r>
-        <w:t xml:space="preserve">Utilizes </w:t>
-      </w:r>
-      <w:r>
-        <w:rPr>
-          <w:b/>
-          <w:bCs/>
-        </w:rPr>
-        <w:t>FengYun-4A geostationary satellite data</w:t>
-      </w:r>
-      <w:r>
-        <w:t xml:space="preserve">, the model effectively simulates the complex life cycles of </w:t>
-      </w:r>
-      <w:r>
-        <w:rPr>
-          <w:b/>
-          <w:bCs/>
-        </w:rPr>
-        <w:t>convective clouds</w:t>
-      </w:r>
-      <w:r>
-        <w:t>, including their </w:t>
-      </w:r>
-      <w:r>
-        <w:rPr>
-          <w:b/>
-          <w:bCs/>
-        </w:rPr>
-        <w:t>rapid growth and dissipation.</w:t>
-      </w:r>
-    </w:p>
-    <w:p>
-      <w:r>
-        <w:rPr>
-          <w:b/>
-          <w:bCs/>
-        </w:rPr>
-        <w:t>Training:</w:t>
-      </w:r>
-    </w:p>
-    <w:p>
-      <w:pPr>
-        <w:pStyle w:val="ListParagraph"/>
-        <w:numPr>
-          <w:ilvl w:val="0"/>
-          <w:numId w:val="1"/>
-        </w:numPr>
-      </w:pPr>
-      <w:r>
-        <w:t>The architecture features three primary components: a </w:t>
-      </w:r>
-      <w:r>
-        <w:rPr>
-          <w:b/>
-          <w:bCs/>
-        </w:rPr>
-        <w:t>data process module</w:t>
-      </w:r>
-      <w:r>
-        <w:t>, a </w:t>
-      </w:r>
-      <w:r>
-        <w:rPr>
-          <w:b/>
-          <w:bCs/>
-        </w:rPr>
-        <w:t>satellite nowcasting module</w:t>
-      </w:r>
-      <w:r>
-        <w:t> based on diffusion processes, and a </w:t>
-      </w:r>
-      <w:r>
-        <w:rPr>
-          <w:b/>
-          <w:bCs/>
-        </w:rPr>
-        <w:t>convection detection module</w:t>
-      </w:r>
-      <w:r>
-        <w:t> guided by expert knowledge. </w:t>
-      </w:r>
-    </w:p>
-    <w:p>
-      <w:pPr>
-        <w:pStyle w:val="ListParagraph"/>
-        <w:numPr>
-          <w:ilvl w:val="0"/>
-          <w:numId w:val="1"/>
-        </w:numPr>
-      </w:pPr>
-      <w:r>
-        <w:t>Rigorous testing indicates that DDMS provides </w:t>
-      </w:r>
-      <w:r>
-        <w:rPr>
-          <w:b/>
-          <w:bCs/>
-        </w:rPr>
-        <w:t>planetary-scale coverage</w:t>
-      </w:r>
-      <w:r>
-        <w:t> and maintains high resolution, making it a powerful tool for </w:t>
-      </w:r>
-      <w:r>
-        <w:rPr>
-          <w:b/>
-          <w:bCs/>
-        </w:rPr>
-        <w:t>disaster emergency response</w:t>
-      </w:r>
-      <w:r>
-        <w:t>. </w:t>
-      </w:r>
-    </w:p>
-    <w:p>
-      <w:pPr>
-        <w:rPr>
-          <w:b/>
-          <w:bCs/>
-        </w:rPr>
-      </w:pPr>
-      <w:r>
-        <w:rPr>
-          <w:b/>
-          <w:bCs/>
-        </w:rPr>
-        <w:t>Conclusion:</w:t>
-      </w:r>
-    </w:p>
-    <w:p>
-      <w:pPr>
-        <w:pStyle w:val="ListParagraph"/>
-        <w:numPr>
-          <w:ilvl w:val="0"/>
-          <w:numId w:val="1"/>
-        </w:numPr>
-      </w:pPr>
-      <w:r>
-        <w:t xml:space="preserve">This system achieves </w:t>
-      </w:r>
-      <w:proofErr w:type="gramStart"/>
-      <w:r>
-        <w:t>a  </w:t>
-      </w:r>
-      <w:r>
-        <w:rPr>
-          <w:b/>
-          <w:bCs/>
-        </w:rPr>
-        <w:t>four</w:t>
-      </w:r>
-      <w:proofErr w:type="gramEnd"/>
-      <w:r>
-        <w:rPr>
-          <w:b/>
-          <w:bCs/>
-        </w:rPr>
-        <w:t>-hour lead time</w:t>
-      </w:r>
-      <w:r>
-        <w:t> with remarkable accuracy, significantly surpassing traditional physical models, even the physics-based numerical weather prediction and existing deep learning methods.</w:t>
-      </w:r>
-    </w:p>
-    <w:p>
-      <w:pPr>
-        <w:pStyle w:val="ListParagraph"/>
-        <w:numPr>
-          <w:ilvl w:val="0"/>
-          <w:numId w:val="1"/>
-        </w:numPr>
-      </w:pPr>
-      <w:r>
-        <w:t>The study highlights the transformative potential of </w:t>
-      </w:r>
-      <w:r>
-        <w:rPr>
-          <w:b/>
-          <w:bCs/>
-        </w:rPr>
-        <w:t>diffusion models</w:t>
-      </w:r>
-      <w:r>
-        <w:t> in capturing the stochastic nature of severe atmospheric events. </w:t>
-      </w:r>
-    </w:p>
-    <w:p/>
-    <w:p>
-      <w:r>
-        <w:rPr>
-          <w:noProof/>
+        <w:t xml:space="preserve">, </w:t>
+      </w:r>
+      <w:r>
+        <w:rPr>
+          <w:b/>
+          <w:bCs/>
           <w:sz w:val="28"/>
           <w:szCs w:val="28"/>
         </w:rPr>
-        <mc:AlternateContent>
-          <mc:Choice Requires="wps">
-            <w:drawing>
-              <wp:anchor distT="0" distB="0" distL="114300" distR="114300" simplePos="0" relativeHeight="251656704" behindDoc="0" locked="0" layoutInCell="1" allowOverlap="1" wp14:anchorId="3B73AABF" wp14:editId="5F6A37DA">
-                <wp:simplePos x="0" y="0"/>
-                <wp:positionH relativeFrom="column">
-                  <wp:posOffset>0</wp:posOffset>
-                </wp:positionH>
-                <wp:positionV relativeFrom="paragraph">
-                  <wp:posOffset>0</wp:posOffset>
-                </wp:positionV>
-                <wp:extent cx="6718852" cy="15903"/>
-                <wp:effectExtent l="0" t="0" r="25400" b="22225"/>
-                <wp:wrapNone/>
-                <wp:docPr id="727478132" name="Straight Connector 1"/>
-                <wp:cNvGraphicFramePr/>
-                <a:graphic xmlns:a="http://schemas.openxmlformats.org/drawingml/2006/main">
-                  <a:graphicData uri="http://schemas.microsoft.com/office/word/2010/wordprocessingShape">
-                    <wps:wsp>
-                      <wps:cNvCnPr/>
-                      <wps:spPr>
-                        <a:xfrm flipV="1">
-                          <a:off x="0" y="0"/>
-                          <a:ext cx="6718852" cy="15903"/>
-                        </a:xfrm>
-                        <a:prstGeom prst="line">
-                          <a:avLst/>
-                        </a:prstGeom>
-                        <a:ln>
-                          <a:solidFill>
-                            <a:schemeClr val="tx1"/>
-                          </a:solidFill>
-                        </a:ln>
-                      </wps:spPr>
-                      <wps:style>
-                        <a:lnRef idx="2">
-                          <a:schemeClr val="accent1"/>
-                        </a:lnRef>
-                        <a:fillRef idx="0">
-                          <a:schemeClr val="accent1"/>
-                        </a:fillRef>
-                        <a:effectRef idx="1">
-                          <a:schemeClr val="accent1"/>
-                        </a:effectRef>
-                        <a:fontRef idx="minor">
-                          <a:schemeClr val="tx1"/>
-                        </a:fontRef>
-                      </wps:style>
-                      <wps:bodyPr/>
-                    </wps:wsp>
-                  </a:graphicData>
-                </a:graphic>
-              </wp:anchor>
-            </w:drawing>
-          </mc:Choice>
-          <mc:Fallback>
-            <w:pict>
-              <v:line w14:anchorId="4FC0903D" id="Straight Connector 1" o:spid="_x0000_s1026" style="position:absolute;flip:y;z-index:251663360;visibility:visible;mso-wrap-style:square;mso-wrap-distance-left:9pt;mso-wrap-distance-top:0;mso-wrap-distance-right:9pt;mso-wrap-distance-bottom:0;mso-position-horizontal:absolute;mso-position-horizontal-relative:text;mso-position-vertical:absolute;mso-position-vertical-relative:text" from="0,0" to="529.05pt,1.25pt" o:gfxdata="UEsDBBQABgAIAAAAIQC2gziS/gAAAOEBAAATAAAAW0NvbnRlbnRfVHlwZXNdLnhtbJSRQU7DMBBF 90jcwfIWJU67QAgl6YK0S0CoHGBkTxKLZGx5TGhvj5O2G0SRWNoz/78nu9wcxkFMGNg6quQqL6RA 0s5Y6ir5vt9lD1JwBDIwOMJKHpHlpr69KfdHjyxSmriSfYz+USnWPY7AufNIadK6MEJMx9ApD/oD OlTrorhX2lFEilmcO2RdNtjC5xDF9pCuTyYBB5bi6bQ4syoJ3g9WQ0ymaiLzg5KdCXlKLjvcW893 SUOqXwnz5DrgnHtJTxOsQfEKIT7DmDSUCaxw7Rqn8787ZsmRM9e2VmPeBN4uqYvTtW7jvijg9N/y JsXecLq0q+WD6m8AAAD//wMAUEsDBBQABgAIAAAAIQA4/SH/1gAAAJQBAAALAAAAX3JlbHMvLnJl bHOkkMFqwzAMhu+DvYPRfXGawxijTi+j0GvpHsDYimMaW0Yy2fr2M4PBMnrbUb/Q94l/f/hMi1qR JVI2sOt6UJgd+ZiDgffL8ekFlFSbvV0oo4EbChzGx4f9GRdb25HMsYhqlCwG5lrLq9biZkxWOiqY 22YiTra2kYMu1l1tQD30/bPm3wwYN0x18gb45AdQl1tp5j/sFB2T0FQ7R0nTNEV3j6o9feQzro1i OWA14Fm+Q8a1a8+Bvu/d/dMb2JY5uiPbhG/ktn4cqGU/er3pcvwCAAD//wMAUEsDBBQABgAIAAAA IQDNmU+YwgEAAOIDAAAOAAAAZHJzL2Uyb0RvYy54bWysU01v2zAMvQ/YfxB0X2xnaJcZcXpo0V2G rdjXXZWpWIAkCpIWO/9+lJw4xTZsQNELYUl8j3yP9PZmsoYdIESNruPNquYMnMReu33Hv3+7f7Ph LCbhemHQQcePEPnN7vWr7ehbWOOApofAiMTFdvQdH1LybVVFOYAVcYUeHD0qDFYkOoZ91QcxErs1 1bqur6sRQ+8DSoiRbu/mR74r/EqBTJ+VipCY6Tj1lkoMJT7mWO22ot0H4QctT22IZ3RhhXZUdKG6 E0mwn0H/QWW1DBhRpZVEW6FSWkLRQGqa+jc1XwfhoWghc6JfbIovRys/HW7dQyAbRh/b6B9CVjGp YJky2v+gmRZd1Cmbim3HxTaYEpN0ef2u2Wyu1pxJemuu3tdvs63VTJPpfIjpA6Bl+aPjRrusSrTi 8DGmOfWckq+NyzGi0f29NqYc8j7ArQnsIGiSaWpOJZ5kUcGMrC5Cylc6GphZv4BiuqeG16V62bEL p5ASXDrzGkfZGaaogwVY/x94ys9QKPu3gGcj/1l1QZTK6NICttph+Fv1ixVqzj87MOvOFjxifywj LtbQIpXhnJY+b+rTc4Fffs3dLwAAAP//AwBQSwMEFAAGAAgAAAAhALbm4PnZAAAABAEAAA8AAABk cnMvZG93bnJldi54bWxMj0FLw0AQhe+C/2EZwZvdtFAtaSZFBUHFHlr7AybZMRuanQ3ZbRP/vVsv ehl4vMd73xSbyXXqzENovSDMZxkoltqbVhqEw+fL3QpUiCSGOi+M8M0BNuX1VUG58aPs+LyPjUol EnJCsDH2udahtuwozHzPkrwvPziKSQ6NNgONqdx1epFl99pRK2nBUs/Pluvj/uQQ6rftw/boeay0 8fH91ew+6Mki3t5Mj2tQkaf4F4YLfkKHMjFV/iQmqA4hPRJ/78XLlqs5qAphsQRdFvo/fPkDAAD/ /wMAUEsBAi0AFAAGAAgAAAAhALaDOJL+AAAA4QEAABMAAAAAAAAAAAAAAAAAAAAAAFtDb250ZW50 X1R5cGVzXS54bWxQSwECLQAUAAYACAAAACEAOP0h/9YAAACUAQAACwAAAAAAAAAAAAAAAAAvAQAA X3JlbHMvLnJlbHNQSwECLQAUAAYACAAAACEAzZlPmMIBAADiAwAADgAAAAAAAAAAAAAAAAAuAgAA ZHJzL2Uyb0RvYy54bWxQSwECLQAUAAYACAAAACEAtubg+dkAAAAEAQAADwAAAAAAAAAAAAAAAAAc BAAAZHJzL2Rvd25yZXYueG1sUEsFBgAAAAAEAAQA8wAAACIFAAAAAA== " strokecolor="black [3213]" strokeweight="1.5pt">
-                <v:stroke joinstyle="miter"/>
-              </v:line>
-            </w:pict>
-          </mc:Fallback>
-        </mc:AlternateContent>
-      </w:r>
-    </w:p>
-    <w:p>
-      <w:pPr>
+        <w:t>Meteorological Applications (2023), DOI: 10.1002/met.2124</w:t>
+      </w:r>
+      <w:r>
         <w:rPr>
           <w:b/>
           <w:bCs/>
           <w:sz w:val="28"/>
           <w:szCs w:val="28"/>
         </w:rPr>
-      </w:pPr>
-      <w:r>
+        <w:t xml:space="preserve"> (Dec, 2021)</w:t>
+      </w:r>
+    </w:p>
+    <w:p>
+      <w:pPr>
         <w:rPr>
           <w:b/>
           <w:bCs/>
           <w:sz w:val="28"/>
           <w:szCs w:val="28"/>
         </w:rPr>
-        <w:t>Explanation:</w:t>
-      </w:r>
-    </w:p>
-    <w:p>
-      <w:pPr>
-        <w:pStyle w:val="ListParagraph"/>
-        <w:numPr>
-          <w:ilvl w:val="0"/>
-          <w:numId w:val="1"/>
-        </w:numPr>
-      </w:pPr>
-      <w:r>
-        <w:rPr>
-          <w:b/>
-          <w:bCs/>
-        </w:rPr>
-        <w:t>NWP</w:t>
-      </w:r>
-      <w:r>
-        <w:t xml:space="preserve"> methods are great for figuring out the weather a few days from now, but they kind of struggle with these super-fast local storms. </w:t>
-      </w:r>
-    </w:p>
-    <w:p>
-      <w:pPr>
-        <w:pStyle w:val="ListParagraph"/>
-        <w:numPr>
-          <w:ilvl w:val="0"/>
-          <w:numId w:val="1"/>
-        </w:numPr>
-      </w:pPr>
-      <w:proofErr w:type="spellStart"/>
-      <w:r>
-        <w:rPr>
-          <w:b/>
-          <w:bCs/>
-        </w:rPr>
-        <w:t>PySteps</w:t>
-      </w:r>
-      <w:proofErr w:type="spellEnd"/>
-      <w:r>
-        <w:rPr>
-          <w:b/>
-          <w:bCs/>
-        </w:rPr>
-        <w:t xml:space="preserve"> </w:t>
-      </w:r>
-      <w:r>
-        <w:t>models (simpler ones) looks at where a storm is moving and guess where it’s going to go next. They can’t tell if a storm is about to blow up. Fails to accurately capture the complex motion patterns of clouds, resulting in large deviations from observations</w:t>
-      </w:r>
-    </w:p>
-    <w:p>
-      <w:pPr>
-        <w:pStyle w:val="ListParagraph"/>
-        <w:numPr>
-          <w:ilvl w:val="0"/>
-          <w:numId w:val="1"/>
-        </w:numPr>
-      </w:pPr>
-      <w:r>
-        <w:rPr>
-          <w:b/>
-          <w:bCs/>
-        </w:rPr>
-        <w:t xml:space="preserve">Classic CNN, RNN </w:t>
-      </w:r>
-      <w:r>
-        <w:t>models would get blurry after 2 hours.</w:t>
-      </w:r>
-    </w:p>
-    <w:p>
-      <w:r>
-        <w:t>Neither of these approaches could reliably crack that crucial four-hour window.</w:t>
-      </w:r>
-    </w:p>
-    <w:p>
-      <w:pPr>
-        <w:rPr>
-          <w:b/>
-          <w:bCs/>
-        </w:rPr>
-      </w:pPr>
-    </w:p>
-    <w:p>
-      <w:pPr>
-        <w:rPr>
-          <w:b/>
-          <w:bCs/>
-        </w:rPr>
-      </w:pPr>
-    </w:p>
-    <w:p>
-      <w:pPr>
-        <w:rPr>
-          <w:b/>
-          <w:bCs/>
-        </w:rPr>
-      </w:pPr>
-    </w:p>
-    <w:p>
-      <w:pPr>
-        <w:rPr>
-          <w:b/>
-          <w:bCs/>
-        </w:rPr>
-      </w:pPr>
-    </w:p>
-    <w:p>
-      <w:pPr>
-        <w:rPr>
-          <w:b/>
-          <w:bCs/>
-        </w:rPr>
-      </w:pPr>
-    </w:p>
-    <w:p>
-      <w:r>
-        <w:rPr>
-          <w:b/>
-          <w:bCs/>
-        </w:rPr>
-        <w:lastRenderedPageBreak/>
-        <w:t>DDMS</w:t>
-      </w:r>
-      <w:r>
-        <w:t>:</w:t>
-      </w:r>
-    </w:p>
-    <w:p>
-      <w:pPr>
-        <w:jc w:val="center"/>
-      </w:pPr>
-      <w:r>
-        <w:rPr>
-          <w:noProof/>
-        </w:rPr>
-        <w:drawing>
-          <wp:inline distT="0" distB="0" distL="0" distR="0" wp14:anchorId="0105DA2D" wp14:editId="37501FDF">
-            <wp:extent cx="5573864" cy="3460631"/>
-            <wp:effectExtent l="0" t="0" r="8255" b="6985"/>
-            <wp:docPr id="1143122157" name="Picture 2"/>
-            <wp:cNvGraphicFramePr>
-              <a:graphicFrameLocks xmlns:a="http://schemas.openxmlformats.org/drawingml/2006/main" noChangeAspect="1"/>
-            </wp:cNvGraphicFramePr>
-            <a:graphic xmlns:a="http://schemas.openxmlformats.org/drawingml/2006/main">
-              <a:graphicData uri="http://schemas.openxmlformats.org/drawingml/2006/picture">
-                <pic:pic xmlns:pic="http://schemas.openxmlformats.org/drawingml/2006/picture">
-                  <pic:nvPicPr>
-                    <pic:cNvPr id="1143122157" name="Picture 1143122157"/>
-                    <pic:cNvPicPr/>
-                  </pic:nvPicPr>
-                  <pic:blipFill>
-                    <a:blip r:embed="rId5">
-                      <a:extLst>
-                        <a:ext uri="{28A0092B-C50C-407E-A947-70E740481C1C}">
-                          <a14:useLocalDpi xmlns:a14="http://schemas.microsoft.com/office/drawing/2010/main" val="0"/>
-                        </a:ext>
-                      </a:extLst>
-                    </a:blip>
-                    <a:stretch>
-                      <a:fillRect/>
-                    </a:stretch>
-                  </pic:blipFill>
-                  <pic:spPr>
-                    <a:xfrm>
-                      <a:off x="0" y="0"/>
-                      <a:ext cx="5585060" cy="3467582"/>
-                    </a:xfrm>
-                    <a:prstGeom prst="rect">
-                      <a:avLst/>
-                    </a:prstGeom>
-                  </pic:spPr>
-                </pic:pic>
-              </a:graphicData>
-            </a:graphic>
-          </wp:inline>
-        </w:drawing>
-      </w:r>
-    </w:p>
-    <w:p>
-      <w:pPr>
-        <w:pStyle w:val="ListParagraph"/>
-        <w:numPr>
-          <w:ilvl w:val="0"/>
-          <w:numId w:val="1"/>
-        </w:numPr>
-      </w:pPr>
-      <w:r>
-        <w:t xml:space="preserve">Takes 4 </w:t>
-      </w:r>
-      <w:proofErr w:type="spellStart"/>
-      <w:proofErr w:type="gramStart"/>
-      <w:r>
-        <w:t>years</w:t>
-      </w:r>
-      <w:proofErr w:type="gramEnd"/>
-      <w:r>
-        <w:t xml:space="preserve"> worth</w:t>
-      </w:r>
-      <w:proofErr w:type="spellEnd"/>
-      <w:r>
-        <w:t xml:space="preserve"> of images, taken every 15 minutes. </w:t>
-      </w:r>
-    </w:p>
-    <w:p>
-      <w:pPr>
-        <w:pStyle w:val="ListParagraph"/>
-        <w:numPr>
-          <w:ilvl w:val="0"/>
-          <w:numId w:val="1"/>
-        </w:numPr>
-      </w:pPr>
-      <w:r>
-        <w:t>Looks at the last two hours of satellite imagery and then generates a prediction of what the satellite will see for the next four hours.</w:t>
-      </w:r>
-    </w:p>
-    <w:p>
-      <w:pPr>
-        <w:pStyle w:val="ListParagraph"/>
-        <w:numPr>
-          <w:ilvl w:val="0"/>
-          <w:numId w:val="1"/>
-        </w:numPr>
-      </w:pPr>
-      <w:r>
-        <w:t>Scans those future images and flags the specific cloud shapes that signal a dangerous storm.</w:t>
-      </w:r>
-    </w:p>
-    <w:p/>
-    <w:p>
-      <w:r>
-        <w:rPr>
-          <w:b/>
-          <w:bCs/>
-        </w:rPr>
-        <w:t>Testing against established forecasting models</w:t>
-      </w:r>
-      <w:r>
-        <w:t>:</w:t>
-      </w:r>
-    </w:p>
-    <w:p>
-      <w:r>
-        <w:rPr>
-          <w:b/>
-          <w:bCs/>
-        </w:rPr>
-        <w:t xml:space="preserve">Critical Success Index (CSI) Chart </w:t>
-      </w:r>
-      <w:r>
-        <w:t xml:space="preserve">- </w:t>
-      </w:r>
-    </w:p>
-    <w:p>
-      <w:r>
-        <w:t>This is a standard way to grade a forecast, measuring the nowcasting accuracy of convective clouds.</w:t>
-      </w:r>
-    </w:p>
-    <w:p>
-      <w:pPr>
-        <w:pStyle w:val="ListParagraph"/>
-        <w:numPr>
-          <w:ilvl w:val="0"/>
-          <w:numId w:val="1"/>
-        </w:numPr>
-      </w:pPr>
-      <w:r>
-        <w:rPr>
-          <w:b/>
-          <w:bCs/>
-        </w:rPr>
-        <w:t>DDMS</w:t>
-      </w:r>
-      <w:r>
-        <w:t xml:space="preserve"> consistently outperforms traditional methods </w:t>
-      </w:r>
-      <w:r>
-        <w:rPr>
-          <w:b/>
-          <w:bCs/>
-        </w:rPr>
-        <w:t>Persistency</w:t>
-      </w:r>
-      <w:r>
-        <w:t xml:space="preserve"> and </w:t>
-      </w:r>
-      <w:proofErr w:type="spellStart"/>
-      <w:r>
-        <w:rPr>
-          <w:b/>
-          <w:bCs/>
-        </w:rPr>
-        <w:t>PySTEPS</w:t>
-      </w:r>
-      <w:proofErr w:type="spellEnd"/>
-      <w:r>
-        <w:rPr>
-          <w:b/>
-          <w:bCs/>
-        </w:rPr>
-        <w:t>.</w:t>
-      </w:r>
-      <w:r>
-        <w:t xml:space="preserve"> Compared with the baselines, DDMS maintains a clear superiority across all scales.</w:t>
-      </w:r>
-    </w:p>
-    <w:p>
-      <w:pPr>
-        <w:pStyle w:val="ListParagraph"/>
-        <w:numPr>
-          <w:ilvl w:val="0"/>
-          <w:numId w:val="1"/>
-        </w:numPr>
-        <w:rPr>
-          <w:highlight w:val="yellow"/>
-        </w:rPr>
-      </w:pPr>
-      <w:r>
-        <w:rPr>
-          <w:highlight w:val="yellow"/>
-        </w:rPr>
-        <w:t>This advantage is evident at all evaluated scales and is generally more pronounced at shorter lead times, although the performance gap narrows at coarser scales (16- and 48-km) during the longer forecasting hours.</w:t>
-      </w:r>
-    </w:p>
-    <w:p>
-      <w:pPr>
-        <w:pStyle w:val="ListParagraph"/>
-        <w:numPr>
-          <w:ilvl w:val="0"/>
-          <w:numId w:val="1"/>
-        </w:numPr>
-      </w:pPr>
-      <w:proofErr w:type="spellStart"/>
-      <w:r>
-        <w:rPr>
-          <w:b/>
-          <w:bCs/>
-        </w:rPr>
-        <w:t>NowcastNet</w:t>
-      </w:r>
-      <w:proofErr w:type="spellEnd"/>
-      <w:r>
-        <w:t xml:space="preserve"> produces competitive results over a short period (from about 120 minutes to 210 minutes), particularly at the 4-km scale.</w:t>
-      </w:r>
-      <w:r>
-        <w:rPr>
-          <w:lang w:val="en-GB"/>
-        </w:rPr>
-        <w:t xml:space="preserve"> </w:t>
-      </w:r>
-      <w:r>
-        <w:t>but it performs considerably worse outside this interval.</w:t>
-      </w:r>
-    </w:p>
-    <w:p>
-      <w:pPr>
-        <w:pStyle w:val="ListParagraph"/>
-        <w:numPr>
-          <w:ilvl w:val="0"/>
-          <w:numId w:val="1"/>
-        </w:numPr>
-      </w:pPr>
-      <w:r>
-        <w:rPr>
-          <w:b/>
-          <w:bCs/>
-        </w:rPr>
-        <w:t>PredRNN-v2</w:t>
-      </w:r>
-      <w:r>
-        <w:t xml:space="preserve"> performance declines at longer lead times and at coarse scales</w:t>
-      </w:r>
-    </w:p>
-    <w:p>
-      <w:pPr>
-        <w:pStyle w:val="ListParagraph"/>
-        <w:numPr>
-          <w:ilvl w:val="0"/>
-          <w:numId w:val="1"/>
-        </w:numPr>
-      </w:pPr>
-      <w:r>
-        <w:t xml:space="preserve">At 4 km scale, </w:t>
-      </w:r>
-      <w:proofErr w:type="spellStart"/>
-      <w:r>
-        <w:rPr>
-          <w:b/>
-          <w:bCs/>
-        </w:rPr>
-        <w:t>NowcastNet</w:t>
-      </w:r>
-      <w:proofErr w:type="spellEnd"/>
-      <w:r>
-        <w:t xml:space="preserve"> and </w:t>
-      </w:r>
-      <w:r>
-        <w:rPr>
-          <w:b/>
-          <w:bCs/>
-        </w:rPr>
-        <w:t>PredRNN-v2</w:t>
-      </w:r>
-      <w:r>
-        <w:t xml:space="preserve"> generally outperform </w:t>
-      </w:r>
-      <w:r>
-        <w:rPr>
-          <w:b/>
-          <w:bCs/>
-        </w:rPr>
-        <w:t>Persistency</w:t>
-      </w:r>
-      <w:r>
-        <w:t xml:space="preserve"> and </w:t>
-      </w:r>
-      <w:proofErr w:type="spellStart"/>
-      <w:r>
-        <w:rPr>
-          <w:b/>
-          <w:bCs/>
-        </w:rPr>
-        <w:t>PySTEPS</w:t>
-      </w:r>
-      <w:proofErr w:type="spellEnd"/>
-      <w:r>
-        <w:t>, which highlights the advantages of AI techniques in modelling</w:t>
-      </w:r>
-      <w:r>
-        <w:rPr>
-          <w:b/>
-          <w:bCs/>
-        </w:rPr>
-        <w:t xml:space="preserve"> high-resolution convective systems. </w:t>
-      </w:r>
-      <w:r>
-        <w:t xml:space="preserve">In contrast, Persistency and </w:t>
-      </w:r>
-      <w:proofErr w:type="spellStart"/>
-      <w:r>
-        <w:t>PySTEPS</w:t>
-      </w:r>
-      <w:proofErr w:type="spellEnd"/>
-      <w:r>
-        <w:t xml:space="preserve"> exhibit relatively improved performance at the 48-km spatial scale, indicating that </w:t>
-      </w:r>
-      <w:r>
-        <w:rPr>
-          <w:highlight w:val="yellow"/>
-        </w:rPr>
-        <w:t>advection-based approaches can effectively capture large-scale cloud patterns</w:t>
+      </w:pPr>
+    </w:p>
+    <w:p>
+      <w:pPr>
+        <w:rPr>
+          <w:b/>
+          <w:bCs/>
+        </w:rPr>
+      </w:pPr>
+      <w:r>
+        <w:rPr>
+          <w:b/>
+          <w:bCs/>
+        </w:rPr>
+        <w:t>Brief Description:</w:t>
       </w:r>
     </w:p>
     <w:p>
@@ -5705,157 +4517,339 @@
           <w:szCs w:val="28"/>
         </w:rPr>
       </w:pPr>
-    </w:p>
-    <w:p>
-      <w:pPr>
+      <w:r>
         <w:rPr>
           <w:b/>
           <w:bCs/>
           <w:sz w:val="28"/>
           <w:szCs w:val="28"/>
         </w:rPr>
-      </w:pPr>
-      <w:r>
-        <w:rPr>
-          <w:b/>
-          <w:bCs/>
-          <w:noProof/>
+        <w:t>Overview:</w:t>
+      </w:r>
+    </w:p>
+    <w:p>
+      <w:pPr>
+        <w:pStyle w:val="ListParagraph"/>
+        <w:numPr>
+          <w:ilvl w:val="0"/>
+          <w:numId w:val="1"/>
+        </w:numPr>
+      </w:pPr>
+      <w:r>
+        <w:t xml:space="preserve">This is the </w:t>
+      </w:r>
+      <w:r>
+        <w:rPr>
+          <w:b/>
+          <w:bCs/>
+        </w:rPr>
+        <w:t>base paper</w:t>
+      </w:r>
+      <w:r>
+        <w:t xml:space="preserve"> of the whole project. It is not a single model. It is a big picture review by people from across European weather services that asks one question. How do we make </w:t>
+      </w:r>
+      <w:r>
+        <w:rPr>
+          <w:b/>
+          <w:bCs/>
+        </w:rPr>
+        <w:t>nowcasting</w:t>
+      </w:r>
+      <w:r>
+        <w:t xml:space="preserve"> in Europe actually good by </w:t>
+      </w:r>
+      <w:r>
+        <w:rPr>
+          <w:b/>
+          <w:bCs/>
+        </w:rPr>
+        <w:t>2030</w:t>
+      </w:r>
+      <w:r>
+        <w:t>?</w:t>
+      </w:r>
+    </w:p>
+    <w:p>
+      <w:pPr>
+        <w:pStyle w:val="ListParagraph"/>
+        <w:numPr>
+          <w:ilvl w:val="0"/>
+          <w:numId w:val="1"/>
+        </w:numPr>
+      </w:pPr>
+      <w:r>
+        <w:t xml:space="preserve">Nowcasting here means the </w:t>
+      </w:r>
+      <w:r>
+        <w:rPr>
+          <w:b/>
+          <w:bCs/>
+        </w:rPr>
+        <w:t>0 to 6 hour forecast</w:t>
+      </w:r>
+      <w:r>
+        <w:t xml:space="preserve">. It is the part of forecasting that sits right on top of the live observations, so it is the </w:t>
+      </w:r>
+      <w:r>
+        <w:rPr>
+          <w:b/>
+          <w:bCs/>
+        </w:rPr>
+        <w:t>last line of defence</w:t>
+      </w:r>
+      <w:r>
+        <w:t xml:space="preserve"> before severe weather hits people.</w:t>
+      </w:r>
+    </w:p>
+    <w:p>
+      <w:pPr>
+        <w:pStyle w:val="ListParagraph"/>
+        <w:numPr>
+          <w:ilvl w:val="0"/>
+          <w:numId w:val="1"/>
+        </w:numPr>
+      </w:pPr>
+      <w:r>
+        <w:t xml:space="preserve">The main worry is that severe weather over Europe is getting more frequent and more costly, and the forecasts for the tricky stuff (small </w:t>
+      </w:r>
+      <w:r>
+        <w:rPr>
+          <w:b/>
+          <w:bCs/>
+        </w:rPr>
+        <w:t>convective storms</w:t>
+      </w:r>
+      <w:r>
+        <w:t>, sub-kilometre scale, rare events) are still not skilful enough to meet what society actually needs.</w:t>
+      </w:r>
+    </w:p>
+    <w:p>
+      <w:pPr>
+        <w:rPr>
+          <w:b/>
+          <w:bCs/>
           <w:sz w:val="28"/>
           <w:szCs w:val="28"/>
         </w:rPr>
-        <w:lastRenderedPageBreak/>
-        <w:drawing>
-          <wp:inline distT="0" distB="0" distL="0" distR="0" wp14:anchorId="74C0BF59" wp14:editId="04735C35">
-            <wp:extent cx="6645910" cy="5635625"/>
-            <wp:effectExtent l="0" t="0" r="2540" b="3175"/>
-            <wp:docPr id="1340843343" name="Picture 1"/>
-            <wp:cNvGraphicFramePr>
-              <a:graphicFrameLocks xmlns:a="http://schemas.openxmlformats.org/drawingml/2006/main" noChangeAspect="1"/>
-            </wp:cNvGraphicFramePr>
-            <a:graphic xmlns:a="http://schemas.openxmlformats.org/drawingml/2006/main">
-              <a:graphicData uri="http://schemas.openxmlformats.org/drawingml/2006/picture">
-                <pic:pic xmlns:pic="http://schemas.openxmlformats.org/drawingml/2006/picture">
-                  <pic:nvPicPr>
-                    <pic:cNvPr id="1340843343" name=""/>
-                    <pic:cNvPicPr/>
-                  </pic:nvPicPr>
-                  <pic:blipFill>
-                    <a:blip r:embed="rId6"/>
-                    <a:stretch>
-                      <a:fillRect/>
-                    </a:stretch>
-                  </pic:blipFill>
-                  <pic:spPr>
-                    <a:xfrm>
-                      <a:off x="0" y="0"/>
-                      <a:ext cx="6645910" cy="5635625"/>
-                    </a:xfrm>
-                    <a:prstGeom prst="rect">
-                      <a:avLst/>
-                    </a:prstGeom>
-                  </pic:spPr>
-                </pic:pic>
-              </a:graphicData>
-            </a:graphic>
-          </wp:inline>
-        </w:drawing>
-      </w:r>
-    </w:p>
-    <w:p>
-      <w:pPr>
+      </w:pPr>
+      <w:r>
         <w:rPr>
           <w:b/>
           <w:bCs/>
           <w:sz w:val="28"/>
           <w:szCs w:val="28"/>
         </w:rPr>
-      </w:pPr>
-      <w:r>
+        <w:t>Training:</w:t>
+      </w:r>
+    </w:p>
+    <w:p>
+      <w:pPr>
+        <w:pStyle w:val="ListParagraph"/>
+        <w:numPr>
+          <w:ilvl w:val="0"/>
+          <w:numId w:val="1"/>
+        </w:numPr>
+      </w:pPr>
+      <w:r>
+        <w:t xml:space="preserve">There is no model being trained here. Instead they survey the whole </w:t>
+      </w:r>
+      <w:r>
+        <w:rPr>
+          <w:b/>
+          <w:bCs/>
+        </w:rPr>
+        <w:t>value chain</w:t>
+      </w:r>
+      <w:r>
+        <w:t>. User needs, the observing system, the methods and tools, the data and cloud infrastructure, and how forecasts get verified.</w:t>
+      </w:r>
+    </w:p>
+    <w:p>
+      <w:pPr>
+        <w:pStyle w:val="ListParagraph"/>
+        <w:numPr>
+          <w:ilvl w:val="0"/>
+          <w:numId w:val="1"/>
+        </w:numPr>
+      </w:pPr>
+      <w:r>
+        <w:t xml:space="preserve">They ran two </w:t>
+      </w:r>
+      <w:r>
+        <w:rPr>
+          <w:b/>
+          <w:bCs/>
+        </w:rPr>
+        <w:t>EUMETNET surveys</w:t>
+      </w:r>
+      <w:r>
+        <w:t xml:space="preserve"> in 2020. One to the national weather services and one to end users (232 users from 18 countries). The surveys basically asked what is missing.</w:t>
+      </w:r>
+    </w:p>
+    <w:p>
+      <w:pPr>
+        <w:pStyle w:val="ListParagraph"/>
+        <w:numPr>
+          <w:ilvl w:val="0"/>
+          <w:numId w:val="1"/>
+        </w:numPr>
+      </w:pPr>
+      <w:r>
+        <w:t xml:space="preserve">Four priority areas popped out. Denser </w:t>
+      </w:r>
+      <w:r>
+        <w:rPr>
+          <w:b/>
+          <w:bCs/>
+        </w:rPr>
+        <w:t>observations</w:t>
+      </w:r>
+      <w:r>
+        <w:t xml:space="preserve"> of key phenomena, better communication of </w:t>
+      </w:r>
+      <w:r>
+        <w:rPr>
+          <w:b/>
+          <w:bCs/>
+        </w:rPr>
+        <w:t>forecast uncertainty</w:t>
+      </w:r>
+      <w:r>
+        <w:t xml:space="preserve"> to users, more </w:t>
+      </w:r>
+      <w:r>
+        <w:rPr>
+          <w:b/>
+          <w:bCs/>
+        </w:rPr>
+        <w:t>training</w:t>
+      </w:r>
+      <w:r>
+        <w:t xml:space="preserve"> for end users, and building </w:t>
+      </w:r>
+      <w:r>
+        <w:rPr>
+          <w:b/>
+          <w:bCs/>
+        </w:rPr>
+        <w:t>seamless prediction</w:t>
+      </w:r>
+      <w:r>
+        <w:t xml:space="preserve"> systems.</w:t>
+      </w:r>
+    </w:p>
+    <w:p>
+      <w:pPr>
         <w:rPr>
           <w:b/>
           <w:bCs/>
           <w:sz w:val="28"/>
           <w:szCs w:val="28"/>
         </w:rPr>
-        <w:t>Test case (Convection event with an extreme rainstorm in South China, accompanied by Flood warnings):</w:t>
-      </w:r>
-    </w:p>
-    <w:p>
-      <w:pPr>
-        <w:pStyle w:val="ListParagraph"/>
-        <w:numPr>
-          <w:ilvl w:val="0"/>
-          <w:numId w:val="1"/>
-        </w:numPr>
-      </w:pPr>
-      <w:proofErr w:type="spellStart"/>
-      <w:r>
-        <w:t>NowcastNet</w:t>
-      </w:r>
-      <w:proofErr w:type="spellEnd"/>
-      <w:r>
-        <w:t xml:space="preserve"> and PredRNN-v2 significantly overestimates the growth of the two convective cloud formations, which is </w:t>
-      </w:r>
-      <w:proofErr w:type="gramStart"/>
-      <w:r>
-        <w:t xml:space="preserve">actually </w:t>
-      </w:r>
-      <w:proofErr w:type="spellStart"/>
-      <w:r>
-        <w:t>disspating</w:t>
-      </w:r>
-      <w:proofErr w:type="spellEnd"/>
-      <w:proofErr w:type="gramEnd"/>
-      <w:r>
-        <w:t xml:space="preserve">. In the last 2 hours, they fail to capture the </w:t>
-      </w:r>
-      <w:proofErr w:type="spellStart"/>
-      <w:r>
-        <w:t>disspation</w:t>
-      </w:r>
-      <w:proofErr w:type="spellEnd"/>
-      <w:r>
-        <w:t xml:space="preserve"> of the convective cloud.</w:t>
-      </w:r>
-    </w:p>
-    <w:p>
-      <w:pPr>
-        <w:pStyle w:val="ListParagraph"/>
-        <w:numPr>
-          <w:ilvl w:val="0"/>
-          <w:numId w:val="1"/>
-        </w:numPr>
-      </w:pPr>
-      <w:proofErr w:type="spellStart"/>
-      <w:r>
-        <w:t>PySTEPS</w:t>
-      </w:r>
-      <w:proofErr w:type="spellEnd"/>
-      <w:r>
-        <w:t xml:space="preserve"> is unable to predict either the growth or dissipation of the convective clouds</w:t>
-      </w:r>
-    </w:p>
-    <w:p>
-      <w:pPr>
-        <w:pStyle w:val="ListParagraph"/>
-        <w:numPr>
-          <w:ilvl w:val="0"/>
-          <w:numId w:val="1"/>
-        </w:numPr>
-      </w:pPr>
-      <w:r>
-        <w:t>The three methods fail to deliver satisfactory 4-hour convection nowcasting, while the proposed DDMS produces much more accurate nowcasting results.</w:t>
-      </w:r>
-    </w:p>
-    <w:p>
-      <w:pPr>
+      </w:pPr>
+      <w:r>
         <w:rPr>
           <w:b/>
           <w:bCs/>
           <w:sz w:val="28"/>
           <w:szCs w:val="28"/>
         </w:rPr>
-      </w:pPr>
+        <w:t>Conclusion:</w:t>
+      </w:r>
+    </w:p>
+    <w:p>
+      <w:pPr>
+        <w:pStyle w:val="ListParagraph"/>
+        <w:numPr>
+          <w:ilvl w:val="0"/>
+          <w:numId w:val="1"/>
+        </w:numPr>
+      </w:pPr>
+      <w:r>
+        <w:t xml:space="preserve">They land on </w:t>
+      </w:r>
+      <w:r>
+        <w:rPr>
+          <w:b/>
+          <w:bCs/>
+        </w:rPr>
+        <w:t>seven recommendations</w:t>
+      </w:r>
+      <w:r>
+        <w:t xml:space="preserve"> to push nowcasting forward by 2030. The headline ones are: keep tight feedback loops between forecasters, providers and users, close the observation gaps especially in the </w:t>
+      </w:r>
+      <w:r>
+        <w:rPr>
+          <w:b/>
+          <w:bCs/>
+        </w:rPr>
+        <w:t>boundary layer</w:t>
+      </w:r>
+      <w:r>
+        <w:t xml:space="preserve">, set up routine pan-European </w:t>
+      </w:r>
+      <w:r>
+        <w:rPr>
+          <w:b/>
+          <w:bCs/>
+        </w:rPr>
+        <w:t>radar data exchange</w:t>
+      </w:r>
+      <w:r>
+        <w:t xml:space="preserve">, run experiments on how new data helps the models, build more </w:t>
+      </w:r>
+      <w:r>
+        <w:rPr>
+          <w:b/>
+          <w:bCs/>
+        </w:rPr>
+        <w:t>seamless and probabilistic</w:t>
+      </w:r>
+      <w:r>
+        <w:t xml:space="preserve"> nowcasting, and create a joint European effort around shared tools and a common cloud (the </w:t>
+      </w:r>
+      <w:r>
+        <w:rPr>
+          <w:b/>
+          <w:bCs/>
+        </w:rPr>
+        <w:t>European Weather Cloud</w:t>
+      </w:r>
+      <w:r>
+        <w:t>).</w:t>
+      </w:r>
+    </w:p>
+    <w:p>
+      <w:pPr>
+        <w:pStyle w:val="ListParagraph"/>
+        <w:numPr>
+          <w:ilvl w:val="0"/>
+          <w:numId w:val="1"/>
+        </w:numPr>
+      </w:pPr>
+      <w:r>
+        <w:t xml:space="preserve">A big driver they keep pointing at is new satellite data coming online from </w:t>
+      </w:r>
+      <w:r>
+        <w:rPr>
+          <w:b/>
+          <w:bCs/>
+        </w:rPr>
+        <w:t>2023</w:t>
+      </w:r>
+      <w:r>
+        <w:t xml:space="preserve">, the </w:t>
+      </w:r>
+      <w:r>
+        <w:rPr>
+          <w:b/>
+          <w:bCs/>
+        </w:rPr>
+        <w:t>Meteosat Third Generation</w:t>
+      </w:r>
+      <w:r>
+        <w:t xml:space="preserve"> (MTG) satellites, which give way more data than the old ones.</w:t>
+      </w:r>
     </w:p>
     <w:p>
       <w:pPr>
@@ -5866,554 +4860,13 @@
           <w:szCs w:val="28"/>
         </w:rPr>
       </w:pPr>
-    </w:p>
-    <w:p>
-      <w:pPr>
+      <w:r>
         <w:rPr>
           <w:b/>
           <w:bCs/>
           <w:sz w:val="28"/>
           <w:szCs w:val="28"/>
         </w:rPr>
-      </w:pPr>
-    </w:p>
-    <w:p>
-      <w:pPr>
-        <w:rPr>
-          <w:b/>
-          <w:bCs/>
-          <w:sz w:val="28"/>
-          <w:szCs w:val="28"/>
-        </w:rPr>
-      </w:pPr>
-    </w:p>
-    <w:p>
-      <w:pPr>
-        <w:rPr>
-          <w:b/>
-          <w:bCs/>
-          <w:sz w:val="28"/>
-          <w:szCs w:val="28"/>
-        </w:rPr>
-      </w:pPr>
-    </w:p>
-    <w:p>
-      <w:pPr>
-        <w:rPr>
-          <w:b/>
-          <w:bCs/>
-          <w:sz w:val="28"/>
-          <w:szCs w:val="28"/>
-        </w:rPr>
-      </w:pPr>
-    </w:p>
-    <w:p>
-      <w:pPr>
-        <w:rPr>
-          <w:b/>
-          <w:bCs/>
-          <w:sz w:val="28"/>
-          <w:szCs w:val="28"/>
-        </w:rPr>
-      </w:pPr>
-      <w:r>
-        <w:rPr>
-          <w:b/>
-          <w:bCs/>
-          <w:sz w:val="28"/>
-          <w:szCs w:val="28"/>
-        </w:rPr>
-        <w:lastRenderedPageBreak/>
-        <w:t>PAPER:</w:t>
-      </w:r>
-      <w:r>
-        <w:rPr>
-          <w:sz w:val="28"/>
-          <w:szCs w:val="28"/>
-        </w:rPr>
-        <w:t xml:space="preserve"> </w:t>
-      </w:r>
-      <w:r>
-        <w:rPr>
-          <w:b/>
-          <w:bCs/>
-          <w:sz w:val="28"/>
-          <w:szCs w:val="28"/>
-        </w:rPr>
-        <w:t>Towards nowcasting in Europe in 2030</w:t>
-      </w:r>
-      <w:r>
-        <w:rPr>
-          <w:sz w:val="28"/>
-          <w:szCs w:val="28"/>
-        </w:rPr>
-        <w:t xml:space="preserve">, </w:t>
-      </w:r>
-      <w:r>
-        <w:rPr>
-          <w:b/>
-          <w:bCs/>
-          <w:sz w:val="28"/>
-          <w:szCs w:val="28"/>
-        </w:rPr>
-        <w:t>Meteorological Applications (2023), DOI: 10.1002/met.2124</w:t>
-      </w:r>
-      <w:r>
-        <w:rPr>
-          <w:b/>
-          <w:bCs/>
-          <w:sz w:val="28"/>
-          <w:szCs w:val="28"/>
-        </w:rPr>
-        <w:t xml:space="preserve"> (</w:t>
-      </w:r>
-      <w:proofErr w:type="gramStart"/>
-      <w:r>
-        <w:rPr>
-          <w:b/>
-          <w:bCs/>
-          <w:sz w:val="28"/>
-          <w:szCs w:val="28"/>
-        </w:rPr>
-        <w:t>Dec,</w:t>
-      </w:r>
-      <w:proofErr w:type="gramEnd"/>
-      <w:r>
-        <w:rPr>
-          <w:b/>
-          <w:bCs/>
-          <w:sz w:val="28"/>
-          <w:szCs w:val="28"/>
-        </w:rPr>
-        <w:t xml:space="preserve"> 2021)</w:t>
-      </w:r>
-    </w:p>
-    <w:p>
-      <w:pPr>
-        <w:rPr>
-          <w:b/>
-          <w:bCs/>
-          <w:sz w:val="28"/>
-          <w:szCs w:val="28"/>
-        </w:rPr>
-      </w:pPr>
-    </w:p>
-    <w:p>
-      <w:pPr>
-        <w:rPr>
-          <w:b/>
-          <w:bCs/>
-        </w:rPr>
-      </w:pPr>
-      <w:r>
-        <w:rPr>
-          <w:b/>
-          <w:bCs/>
-        </w:rPr>
-        <w:t>Brief Description:</w:t>
-      </w:r>
-    </w:p>
-    <w:p>
-      <w:pPr>
-        <w:rPr>
-          <w:b/>
-          <w:bCs/>
-          <w:sz w:val="28"/>
-          <w:szCs w:val="28"/>
-        </w:rPr>
-      </w:pPr>
-      <w:r>
-        <w:rPr>
-          <w:b/>
-          <w:bCs/>
-          <w:sz w:val="28"/>
-          <w:szCs w:val="28"/>
-        </w:rPr>
-        <w:t>Overview:</w:t>
-      </w:r>
-    </w:p>
-    <w:p>
-      <w:pPr>
-        <w:pStyle w:val="ListParagraph"/>
-        <w:numPr>
-          <w:ilvl w:val="0"/>
-          <w:numId w:val="1"/>
-        </w:numPr>
-      </w:pPr>
-      <w:r>
-        <w:t xml:space="preserve">This is the </w:t>
-      </w:r>
-      <w:r>
-        <w:rPr>
-          <w:b/>
-          <w:bCs/>
-        </w:rPr>
-        <w:t>base paper</w:t>
-      </w:r>
-      <w:r>
-        <w:t xml:space="preserve"> of the whole project. It is not a single model. It is a big picture review by people from across European weather services that asks one question. How do we make </w:t>
-      </w:r>
-      <w:r>
-        <w:rPr>
-          <w:b/>
-          <w:bCs/>
-        </w:rPr>
-        <w:t>nowcasting</w:t>
-      </w:r>
-      <w:r>
-        <w:t xml:space="preserve"> in Europe </w:t>
-      </w:r>
-      <w:proofErr w:type="gramStart"/>
-      <w:r>
-        <w:t>actually good</w:t>
-      </w:r>
-      <w:proofErr w:type="gramEnd"/>
-      <w:r>
-        <w:t xml:space="preserve"> by </w:t>
-      </w:r>
-      <w:r>
-        <w:rPr>
-          <w:b/>
-          <w:bCs/>
-        </w:rPr>
-        <w:t>2030</w:t>
-      </w:r>
-      <w:r>
-        <w:t>?</w:t>
-      </w:r>
-    </w:p>
-    <w:p>
-      <w:pPr>
-        <w:pStyle w:val="ListParagraph"/>
-        <w:numPr>
-          <w:ilvl w:val="0"/>
-          <w:numId w:val="1"/>
-        </w:numPr>
-      </w:pPr>
-      <w:r>
-        <w:t xml:space="preserve">Nowcasting here means the </w:t>
-      </w:r>
-      <w:proofErr w:type="gramStart"/>
-      <w:r>
-        <w:rPr>
-          <w:b/>
-          <w:bCs/>
-        </w:rPr>
-        <w:t>0 to 6 hour</w:t>
-      </w:r>
-      <w:proofErr w:type="gramEnd"/>
-      <w:r>
-        <w:rPr>
-          <w:b/>
-          <w:bCs/>
-        </w:rPr>
-        <w:t xml:space="preserve"> forecast</w:t>
-      </w:r>
-      <w:r>
-        <w:t xml:space="preserve">. It is the part of forecasting that sits right on top of the live observations, so it is the </w:t>
-      </w:r>
-      <w:r>
-        <w:rPr>
-          <w:b/>
-          <w:bCs/>
-        </w:rPr>
-        <w:t>last line of defence</w:t>
-      </w:r>
-      <w:r>
-        <w:t xml:space="preserve"> before severe weather hits people.</w:t>
-      </w:r>
-    </w:p>
-    <w:p>
-      <w:pPr>
-        <w:pStyle w:val="ListParagraph"/>
-        <w:numPr>
-          <w:ilvl w:val="0"/>
-          <w:numId w:val="1"/>
-        </w:numPr>
-      </w:pPr>
-      <w:r>
-        <w:t xml:space="preserve">The main worry is that severe weather over Europe is getting more frequent and more costly, and the forecasts for the tricky stuff (small </w:t>
-      </w:r>
-      <w:r>
-        <w:rPr>
-          <w:b/>
-          <w:bCs/>
-        </w:rPr>
-        <w:t>convective storms</w:t>
-      </w:r>
-      <w:r>
-        <w:t xml:space="preserve">, sub-kilometre scale, rare events) are still not skilful enough to meet what society </w:t>
-      </w:r>
-      <w:proofErr w:type="gramStart"/>
-      <w:r>
-        <w:t>actually needs</w:t>
-      </w:r>
-      <w:proofErr w:type="gramEnd"/>
-      <w:r>
-        <w:t>.</w:t>
-      </w:r>
-    </w:p>
-    <w:p>
-      <w:pPr>
-        <w:rPr>
-          <w:b/>
-          <w:bCs/>
-          <w:sz w:val="28"/>
-          <w:szCs w:val="28"/>
-        </w:rPr>
-      </w:pPr>
-      <w:r>
-        <w:rPr>
-          <w:b/>
-          <w:bCs/>
-          <w:sz w:val="28"/>
-          <w:szCs w:val="28"/>
-        </w:rPr>
-        <w:t>Training:</w:t>
-      </w:r>
-    </w:p>
-    <w:p>
-      <w:pPr>
-        <w:pStyle w:val="ListParagraph"/>
-        <w:numPr>
-          <w:ilvl w:val="0"/>
-          <w:numId w:val="1"/>
-        </w:numPr>
-      </w:pPr>
-      <w:r>
-        <w:t xml:space="preserve">There is no model being trained here. </w:t>
-      </w:r>
-      <w:proofErr w:type="gramStart"/>
-      <w:r>
-        <w:t>Instead</w:t>
-      </w:r>
-      <w:proofErr w:type="gramEnd"/>
-      <w:r>
-        <w:t xml:space="preserve"> they survey the whole </w:t>
-      </w:r>
-      <w:r>
-        <w:rPr>
-          <w:b/>
-          <w:bCs/>
-        </w:rPr>
-        <w:t>value chain</w:t>
-      </w:r>
-      <w:r>
-        <w:t>. User needs, the observing system, the methods and tools, the data and cloud infrastructure, and how forecasts get verified.</w:t>
-      </w:r>
-    </w:p>
-    <w:p>
-      <w:pPr>
-        <w:pStyle w:val="ListParagraph"/>
-        <w:numPr>
-          <w:ilvl w:val="0"/>
-          <w:numId w:val="1"/>
-        </w:numPr>
-      </w:pPr>
-      <w:r>
-        <w:t xml:space="preserve">They ran two </w:t>
-      </w:r>
-      <w:r>
-        <w:rPr>
-          <w:b/>
-          <w:bCs/>
-        </w:rPr>
-        <w:t>EUMETNET surveys</w:t>
-      </w:r>
-      <w:r>
-        <w:t xml:space="preserve"> in 2020. One to the national weather services and one to end users (232 users from 18 countries). The surveys basically asked what is missing.</w:t>
-      </w:r>
-    </w:p>
-    <w:p>
-      <w:pPr>
-        <w:pStyle w:val="ListParagraph"/>
-        <w:numPr>
-          <w:ilvl w:val="0"/>
-          <w:numId w:val="1"/>
-        </w:numPr>
-      </w:pPr>
-      <w:r>
-        <w:t xml:space="preserve">Four priority areas popped out. Denser </w:t>
-      </w:r>
-      <w:r>
-        <w:rPr>
-          <w:b/>
-          <w:bCs/>
-        </w:rPr>
-        <w:t>observations</w:t>
-      </w:r>
-      <w:r>
-        <w:t xml:space="preserve"> of key phenomena, better communication of </w:t>
-      </w:r>
-      <w:r>
-        <w:rPr>
-          <w:b/>
-          <w:bCs/>
-        </w:rPr>
-        <w:t>forecast uncertainty</w:t>
-      </w:r>
-      <w:r>
-        <w:t xml:space="preserve"> to users, more </w:t>
-      </w:r>
-      <w:r>
-        <w:rPr>
-          <w:b/>
-          <w:bCs/>
-        </w:rPr>
-        <w:t>training</w:t>
-      </w:r>
-      <w:r>
-        <w:t xml:space="preserve"> for end users, and building </w:t>
-      </w:r>
-      <w:r>
-        <w:rPr>
-          <w:b/>
-          <w:bCs/>
-        </w:rPr>
-        <w:t>seamless prediction</w:t>
-      </w:r>
-      <w:r>
-        <w:t xml:space="preserve"> systems.</w:t>
-      </w:r>
-    </w:p>
-    <w:p>
-      <w:pPr>
-        <w:rPr>
-          <w:b/>
-          <w:bCs/>
-          <w:sz w:val="28"/>
-          <w:szCs w:val="28"/>
-        </w:rPr>
-      </w:pPr>
-      <w:r>
-        <w:rPr>
-          <w:b/>
-          <w:bCs/>
-          <w:sz w:val="28"/>
-          <w:szCs w:val="28"/>
-        </w:rPr>
-        <w:t>Conclusion:</w:t>
-      </w:r>
-    </w:p>
-    <w:p>
-      <w:pPr>
-        <w:pStyle w:val="ListParagraph"/>
-        <w:numPr>
-          <w:ilvl w:val="0"/>
-          <w:numId w:val="1"/>
-        </w:numPr>
-      </w:pPr>
-      <w:r>
-        <w:t xml:space="preserve">They land on </w:t>
-      </w:r>
-      <w:r>
-        <w:rPr>
-          <w:b/>
-          <w:bCs/>
-        </w:rPr>
-        <w:t>seven recommendations</w:t>
-      </w:r>
-      <w:r>
-        <w:t xml:space="preserve"> to push nowcasting forward by 2030. The headline ones are: keep tight feedback loops between forecasters, providers and users, close the observation gaps especially in the </w:t>
-      </w:r>
-      <w:r>
-        <w:rPr>
-          <w:b/>
-          <w:bCs/>
-        </w:rPr>
-        <w:t>boundary layer</w:t>
-      </w:r>
-      <w:r>
-        <w:t xml:space="preserve">, set up routine pan-European </w:t>
-      </w:r>
-      <w:r>
-        <w:rPr>
-          <w:b/>
-          <w:bCs/>
-        </w:rPr>
-        <w:t>radar data exchange</w:t>
-      </w:r>
-      <w:r>
-        <w:t xml:space="preserve">, run experiments on how new data helps the models, build more </w:t>
-      </w:r>
-      <w:r>
-        <w:rPr>
-          <w:b/>
-          <w:bCs/>
-        </w:rPr>
-        <w:t>seamless and probabilistic</w:t>
-      </w:r>
-      <w:r>
-        <w:t xml:space="preserve"> nowcasting, and create a joint European effort around shared tools and a common cloud (the </w:t>
-      </w:r>
-      <w:r>
-        <w:rPr>
-          <w:b/>
-          <w:bCs/>
-        </w:rPr>
-        <w:t>European Weather Cloud</w:t>
-      </w:r>
-      <w:r>
-        <w:t>).</w:t>
-      </w:r>
-    </w:p>
-    <w:p>
-      <w:pPr>
-        <w:pStyle w:val="ListParagraph"/>
-        <w:numPr>
-          <w:ilvl w:val="0"/>
-          <w:numId w:val="1"/>
-        </w:numPr>
-      </w:pPr>
-      <w:r>
-        <w:t xml:space="preserve">A big driver they keep pointing at is new satellite data coming online from </w:t>
-      </w:r>
-      <w:r>
-        <w:rPr>
-          <w:b/>
-          <w:bCs/>
-        </w:rPr>
-        <w:t>2023</w:t>
-      </w:r>
-      <w:r>
-        <w:t xml:space="preserve">, the </w:t>
-      </w:r>
-      <w:proofErr w:type="spellStart"/>
-      <w:r>
-        <w:rPr>
-          <w:b/>
-          <w:bCs/>
-        </w:rPr>
-        <w:t>Meteosat</w:t>
-      </w:r>
-      <w:proofErr w:type="spellEnd"/>
-      <w:r>
-        <w:rPr>
-          <w:b/>
-          <w:bCs/>
-        </w:rPr>
-        <w:t xml:space="preserve"> Third Generation</w:t>
-      </w:r>
-      <w:r>
-        <w:t xml:space="preserve"> (MTG) satellites, which give way more data than the old ones.</w:t>
-      </w:r>
-    </w:p>
-    <w:p>
-      <w:pPr>
-        <w:rPr>
-          <w:b/>
-          <w:bCs/>
-          <w:sz w:val="28"/>
-          <w:szCs w:val="28"/>
-        </w:rPr>
-      </w:pPr>
-      <w:r>
-        <w:rPr>
-          <w:b/>
-          <w:bCs/>
-          <w:sz w:val="28"/>
-          <w:szCs w:val="28"/>
-        </w:rPr>
         <w:t>Explanation:</w:t>
       </w:r>
     </w:p>
@@ -6523,15 +4976,7 @@
         </w:numPr>
       </w:pPr>
       <w:r>
-        <w:t xml:space="preserve">Europe is a patchwork. Every country runs its own radars with different scanning strategies, different network density, different warning thresholds. </w:t>
-      </w:r>
-      <w:proofErr w:type="gramStart"/>
-      <w:r>
-        <w:t>So</w:t>
-      </w:r>
-      <w:proofErr w:type="gramEnd"/>
-      <w:r>
-        <w:t xml:space="preserve"> a storm crossing a border can look totally different on each side.</w:t>
+        <w:t>Europe is a patchwork. Every country runs its own radars with different scanning strategies, different network density, different warning thresholds. So a storm crossing a border can look totally different on each side.</w:t>
       </w:r>
     </w:p>
     <w:p>
@@ -6614,15 +5059,7 @@
         </w:numPr>
       </w:pPr>
       <w:r>
-        <w:t xml:space="preserve">This is why the project I am doing sits inside this picture. Better methods (diffusion, hybrid physics) only help if they produce sharper, more trustworthy nowcasts that forecasters and users can </w:t>
-      </w:r>
-      <w:proofErr w:type="gramStart"/>
-      <w:r>
-        <w:t>actually act</w:t>
-      </w:r>
-      <w:proofErr w:type="gramEnd"/>
-      <w:r>
-        <w:t xml:space="preserve"> o</w:t>
+        <w:t>This is why the project I am doing sits inside this picture. Better methods (diffusion, hybrid physics) only help if they produce sharper, more trustworthy nowcasts that forecasters and users can actually act o</w:t>
       </w:r>
       <w:r>
         <w:t>n</w:t>
@@ -8839,6 +7276,7 @@
   <w:style w:type="character" w:default="1" w:styleId="DefaultParagraphFont">
     <w:name w:val="Default Paragraph Font"/>
     <w:uiPriority w:val="1"/>
+    <w:semiHidden/>
     <w:unhideWhenUsed/>
   </w:style>
   <w:style w:type="table" w:default="1" w:styleId="TableNormal">
